--- a/master_paper/0421_thesis.docx
+++ b/master_paper/0421_thesis.docx
@@ -3139,7 +3139,7 @@
     <w:p>
       <w:pPr>
         <w:spacing w:before="0" w:after="120" w:lineRule="auto" w:line="360"/>
-        <w:ind w:firstLine="5080000"/>
+        <w:ind w:firstLine="400"/>
         <w:jc w:val="both"/>
       </w:pPr>
       <w:r>
@@ -3155,7 +3155,7 @@
     <w:p>
       <w:pPr>
         <w:spacing w:before="0" w:after="120" w:lineRule="auto" w:line="360"/>
-        <w:ind w:firstLine="5080000"/>
+        <w:ind w:firstLine="400"/>
         <w:jc w:val="both"/>
       </w:pPr>
       <w:r>
@@ -3171,7 +3171,7 @@
     <w:p>
       <w:pPr>
         <w:spacing w:before="0" w:after="120" w:lineRule="auto" w:line="360"/>
-        <w:ind w:firstLine="5080000"/>
+        <w:ind w:firstLine="400"/>
         <w:jc w:val="both"/>
       </w:pPr>
       <w:r>
@@ -3187,7 +3187,7 @@
     <w:p>
       <w:pPr>
         <w:spacing w:before="0" w:after="120" w:lineRule="auto" w:line="360"/>
-        <w:ind w:firstLine="5080000"/>
+        <w:ind w:firstLine="400"/>
         <w:jc w:val="both"/>
       </w:pPr>
       <w:r>
@@ -3223,7 +3223,7 @@
     <w:p>
       <w:pPr>
         <w:spacing w:before="0" w:after="120" w:lineRule="auto" w:line="360"/>
-        <w:ind w:firstLine="5080000"/>
+        <w:ind w:firstLine="400"/>
         <w:jc w:val="both"/>
       </w:pPr>
       <w:r>
@@ -3239,7 +3239,7 @@
     <w:p>
       <w:pPr>
         <w:spacing w:before="0" w:after="120" w:lineRule="auto" w:line="360"/>
-        <w:ind w:firstLine="5080000"/>
+        <w:ind w:firstLine="400"/>
         <w:jc w:val="both"/>
       </w:pPr>
       <w:r>
@@ -3255,7 +3255,7 @@
     <w:p>
       <w:pPr>
         <w:spacing w:before="0" w:after="120" w:lineRule="auto" w:line="360"/>
-        <w:ind w:firstLine="5080000"/>
+        <w:ind w:firstLine="400"/>
         <w:jc w:val="both"/>
       </w:pPr>
       <w:r>
@@ -3322,13 +3322,13 @@
           <w:i w:val="0"/>
           <w:sz w:val="20"/>
         </w:rPr>
-        <w:t>를 각각 +0.038p, +0.090p, +0.115p, +0.595p 상회하며 모두 p &lt; 0.001 수준에서 통계적으로 유의한 우위를 보였다. 또한 예측된 RV를 활용한 분산위험프리미엄(VRP) 탐색적 분석에서 주식 자산군의 단기 VRP 양수 비율이 채권·원자재 대비 높게 나타나, 자산군 간 변동성 위험 가격화 이질성을 확인하였다.</w:t>
+        <w:t>를 각각 +0.039p, +0.091p, +0.115p, +0.595p 상회하며 모두 p &lt; 0.001 수준에서 통계적으로 유의한 우위를 보였다. 또한 예측된 RV를 활용한 분산위험프리미엄(VRP) 탐색적 분석에서 주식 자산군의 단기 VRP 양수 비율이 채권·원자재 대비 높게 나타나, 자산군 간 변동성 위험 가격화 이질성을 확인하였다.</w:t>
       </w:r>
     </w:p>
     <w:p>
       <w:pPr>
         <w:spacing w:before="0" w:after="120" w:lineRule="auto" w:line="360"/>
-        <w:ind w:firstLine="5080000"/>
+        <w:ind w:firstLine="400"/>
         <w:jc w:val="both"/>
       </w:pPr>
       <w:r>
@@ -3349,7 +3349,7 @@
     <w:p>
       <w:pPr>
         <w:spacing w:before="0" w:after="120" w:lineRule="auto" w:line="360"/>
-        <w:ind w:firstLine="5080000"/>
+        <w:ind w:firstLine="400"/>
         <w:jc w:val="both"/>
       </w:pPr>
       <w:r>
@@ -3365,7 +3365,7 @@
     <w:p>
       <w:pPr>
         <w:spacing w:before="0" w:after="120" w:lineRule="auto" w:line="360"/>
-        <w:ind w:firstLine="5080000"/>
+        <w:ind w:firstLine="400"/>
         <w:jc w:val="both"/>
       </w:pPr>
       <w:r>
@@ -3381,7 +3381,7 @@
     <w:p>
       <w:pPr>
         <w:spacing w:before="0" w:after="120" w:lineRule="auto" w:line="360"/>
-        <w:ind w:firstLine="5080000"/>
+        <w:ind w:firstLine="400"/>
         <w:jc w:val="both"/>
       </w:pPr>
       <w:r>
@@ -3429,7 +3429,7 @@
           <w:i w:val="0"/>
           <w:sz w:val="20"/>
         </w:rPr>
-        <w:t xml:space="preserve"> = +0.0164) than HF Proxy features (+0.0153), despite the latter ranking higher on individual importance scores. WEns statistically outperforms HAR-3, NaiveRV, GARCH(1,1), and IV-only baselines by +0.038, +0.090, +0.115, and +0.595 percentage points in 22-trading-day pooled R</w:t>
+        <w:t xml:space="preserve"> = +0.0164) than HF Proxy features (+0.0153), despite the latter ranking higher on individual importance scores. WEns statistically outperforms HAR-3, NaiveRV, GARCH(1,1), and IV-only baselines by +0.039, +0.091, +0.115, and +0.595 percentage points in 22-trading-day pooled R</w:t>
       </w:r>
       <w:r>
         <w:rPr>
@@ -3454,7 +3454,7 @@
     <w:p>
       <w:pPr>
         <w:spacing w:before="0" w:after="120" w:lineRule="auto" w:line="360"/>
-        <w:ind w:firstLine="5080000"/>
+        <w:ind w:firstLine="400"/>
         <w:jc w:val="both"/>
       </w:pPr>
       <w:r>
@@ -3470,7 +3470,7 @@
     <w:p>
       <w:pPr>
         <w:spacing w:before="0" w:after="120" w:lineRule="auto" w:line="360"/>
-        <w:ind w:firstLine="5080000"/>
+        <w:ind w:firstLine="400"/>
         <w:jc w:val="both"/>
       </w:pPr>
       <w:r>
@@ -3501,7 +3501,7 @@
     <w:p>
       <w:pPr>
         <w:spacing w:before="0" w:after="120" w:lineRule="auto" w:line="360"/>
-        <w:ind w:firstLine="5080000"/>
+        <w:ind w:firstLine="400"/>
         <w:jc w:val="both"/>
       </w:pPr>
       <w:r>
@@ -3517,7 +3517,7 @@
     <w:p>
       <w:pPr>
         <w:spacing w:before="0" w:after="120" w:lineRule="auto" w:line="360"/>
-        <w:ind w:firstLine="5080000"/>
+        <w:ind w:firstLine="400"/>
         <w:jc w:val="both"/>
       </w:pPr>
       <w:r>
@@ -3552,7 +3552,7 @@
     <w:p>
       <w:pPr>
         <w:spacing w:before="0" w:after="120" w:lineRule="auto" w:line="360"/>
-        <w:ind w:firstLine="5080000"/>
+        <w:ind w:firstLine="400"/>
         <w:jc w:val="both"/>
       </w:pPr>
       <w:r>
@@ -3644,7 +3644,7 @@
     <w:p>
       <w:pPr>
         <w:spacing w:before="0" w:after="120" w:lineRule="auto" w:line="360"/>
-        <w:ind w:firstLine="5080000"/>
+        <w:ind w:firstLine="400"/>
         <w:jc w:val="both"/>
       </w:pPr>
       <w:r>
@@ -3690,7 +3690,7 @@
     <w:p>
       <w:pPr>
         <w:spacing w:before="0" w:after="120" w:lineRule="auto" w:line="360"/>
-        <w:ind w:firstLine="5080000"/>
+        <w:ind w:firstLine="400"/>
         <w:jc w:val="both"/>
       </w:pPr>
       <w:r>
@@ -3725,7 +3725,7 @@
     <w:p>
       <w:pPr>
         <w:spacing w:before="0" w:after="120" w:lineRule="auto" w:line="360"/>
-        <w:ind w:firstLine="5080000"/>
+        <w:ind w:firstLine="400"/>
         <w:jc w:val="both"/>
       </w:pPr>
       <w:r>
@@ -3741,7 +3741,7 @@
     <w:p>
       <w:pPr>
         <w:spacing w:before="0" w:after="120" w:lineRule="auto" w:line="360"/>
-        <w:ind w:firstLine="5080000"/>
+        <w:ind w:firstLine="400"/>
         <w:jc w:val="both"/>
       </w:pPr>
       <w:r>
@@ -3757,7 +3757,7 @@
     <w:p>
       <w:pPr>
         <w:spacing w:before="0" w:after="120" w:lineRule="auto" w:line="360"/>
-        <w:ind w:firstLine="5080000"/>
+        <w:ind w:firstLine="400"/>
         <w:jc w:val="both"/>
       </w:pPr>
       <w:r>
@@ -3773,7 +3773,7 @@
     <w:p>
       <w:pPr>
         <w:spacing w:before="0" w:after="120" w:lineRule="auto" w:line="360"/>
-        <w:ind w:firstLine="5080000"/>
+        <w:ind w:firstLine="400"/>
         <w:jc w:val="both"/>
       </w:pPr>
       <w:r>
@@ -3789,7 +3789,7 @@
     <w:p>
       <w:pPr>
         <w:spacing w:before="0" w:after="120" w:lineRule="auto" w:line="360"/>
-        <w:ind w:firstLine="5080000"/>
+        <w:ind w:firstLine="400"/>
         <w:jc w:val="both"/>
       </w:pPr>
       <w:r>
@@ -3820,7 +3820,7 @@
     <w:p>
       <w:pPr>
         <w:spacing w:before="0" w:after="120" w:lineRule="auto" w:line="360"/>
-        <w:ind w:firstLine="5080000"/>
+        <w:ind w:firstLine="400"/>
         <w:jc w:val="both"/>
       </w:pPr>
       <w:r>
@@ -3836,7 +3836,7 @@
     <w:p>
       <w:pPr>
         <w:spacing w:before="0" w:after="120" w:lineRule="auto" w:line="360"/>
-        <w:ind w:firstLine="5080000"/>
+        <w:ind w:firstLine="400"/>
         <w:jc w:val="both"/>
       </w:pPr>
       <w:r>
@@ -3867,7 +3867,7 @@
     <w:p>
       <w:pPr>
         <w:spacing w:before="0" w:after="120" w:lineRule="auto" w:line="360"/>
-        <w:ind w:firstLine="5080000"/>
+        <w:ind w:firstLine="400"/>
         <w:jc w:val="both"/>
       </w:pPr>
       <w:r>
@@ -3883,17 +3883,17 @@
     <w:p>
       <w:pPr>
         <w:spacing w:before="0" w:after="120" w:lineRule="auto" w:line="360"/>
-        <w:ind w:firstLine="5080000"/>
-        <w:jc w:val="both"/>
-      </w:pPr>
-      <w:r>
-        <w:rPr>
-          <w:rFonts w:ascii="Times New Roman" w:hAnsi="Times New Roman"/>
-          <w:b w:val="0"/>
-          <w:i w:val="0"/>
-          <w:sz w:val="20"/>
-        </w:rPr>
-        <w:t>예측 모형군은 HAR-3(벤치마크), Ridge·Lasso·ElasticNet(선형), Random Forest·XGBoost·LightGBM(트리), MLP·BiLSTM-A(신경망), WEns(앙상블)으로 구성된다. 학습-테스트 분할은 전체 표본의 80/20을 시계열 순으로 분리하며, 하이퍼파라미터 튜닝은 학습 세트 내부의 inner holdout으로 수행한다. 모든 경계에는 예측 기간 h에 해당하는 purge gap을 적용하여 검증 누출을 방지한다.</w:t>
+        <w:ind w:firstLine="400"/>
+        <w:jc w:val="both"/>
+      </w:pPr>
+      <w:r>
+        <w:rPr>
+          <w:rFonts w:ascii="Times New Roman" w:hAnsi="Times New Roman"/>
+          <w:b w:val="0"/>
+          <w:i w:val="0"/>
+          <w:sz w:val="20"/>
+        </w:rPr>
+        <w:t>예측 모형군은 HAR-3(벤치마크), Ridge·Lasso·ElasticNet(선형), Random Forest·XGBoost·LightGBM(트리), MLP·BiLSTM-A(신경망), WEns(앙상블)으로 구성된다. 학습-테스트 분할은 전체 표본의 80/20을 시계열 순으로 분리하며, 하이퍼파라미터 튜닝은 학습 세트 내부의 내부 검증셋(inner holdout)으로 수행한다. 모든 경계에는 예측 기간 h에 해당하는 purge gap을 적용하여 검증 누출을 방지한다.</w:t>
       </w:r>
     </w:p>
     <w:p>
@@ -3914,7 +3914,7 @@
     <w:p>
       <w:pPr>
         <w:spacing w:before="0" w:after="120" w:lineRule="auto" w:line="360"/>
-        <w:ind w:firstLine="5080000"/>
+        <w:ind w:firstLine="400"/>
         <w:jc w:val="both"/>
       </w:pPr>
       <w:r>
@@ -3930,7 +3930,7 @@
     <w:p>
       <w:pPr>
         <w:spacing w:before="0" w:after="120" w:lineRule="auto" w:line="360"/>
-        <w:ind w:firstLine="5080000"/>
+        <w:ind w:firstLine="400"/>
         <w:jc w:val="both"/>
       </w:pPr>
       <w:r>
@@ -3976,7 +3976,7 @@
     <w:p>
       <w:pPr>
         <w:spacing w:before="0" w:after="120" w:lineRule="auto" w:line="360"/>
-        <w:ind w:firstLine="5080000"/>
+        <w:ind w:firstLine="400"/>
         <w:jc w:val="both"/>
       </w:pPr>
       <w:r>
@@ -4045,7 +4045,7 @@
     <w:p>
       <w:pPr>
         <w:spacing w:before="0" w:after="120" w:lineRule="auto" w:line="360"/>
-        <w:ind w:firstLine="5080000"/>
+        <w:ind w:firstLine="400"/>
         <w:jc w:val="both"/>
       </w:pPr>
       <w:r>
@@ -4091,7 +4091,7 @@
     <w:p>
       <w:pPr>
         <w:spacing w:before="0" w:after="120" w:lineRule="auto" w:line="360"/>
-        <w:ind w:firstLine="5080000"/>
+        <w:ind w:firstLine="400"/>
         <w:jc w:val="both"/>
       </w:pPr>
       <w:r>
@@ -4160,7 +4160,7 @@
     <w:p>
       <w:pPr>
         <w:spacing w:before="0" w:after="120" w:lineRule="auto" w:line="360"/>
-        <w:ind w:firstLine="5080000"/>
+        <w:ind w:firstLine="400"/>
         <w:jc w:val="both"/>
       </w:pPr>
       <w:r>
@@ -4189,7 +4189,7 @@
           <w:i w:val="0"/>
           <w:sz w:val="20"/>
         </w:rPr>
-        <w:t>은 분산 단위의 IV proxy로 사용할 수 있다. 그러나 이 근사는 30일 만기를 기준으로 산출된 것이므로, h가 30일을 크게 초과하는 장기 예측 기간에는 IV의 만기와 예측 기간 사이에 불일치가 존재한다. 이 만기 불일치가 예측 성능에 미치는 영향은 본 연구의 강건성 검증에서 별도로 점검하였다(4.5.3절 참조).</w:t>
+        <w:t>은 분산 단위의 IV proxy로 사용할 수 있다. 그러나 이 근사는 30일 만기를 기준으로 산출된 것이므로, h가 30일을 크게 초과하는 장기 예측 기간에는 IV의 만기와 예측 기간 사이에 불일치가 존재한다. 이 만기 불일치가 예측 성능에 미치는 영향은 본 연구의 강건성 검증에서 별도로 점검하였다(Ⅳ.5.3절 참조).</w:t>
       </w:r>
     </w:p>
     <w:p>
@@ -4225,7 +4225,7 @@
     <w:p>
       <w:pPr>
         <w:spacing w:before="0" w:after="120" w:lineRule="auto" w:line="360"/>
-        <w:ind w:firstLine="5080000"/>
+        <w:ind w:firstLine="400"/>
         <w:jc w:val="both"/>
       </w:pPr>
       <w:r>
@@ -4254,7 +4254,7 @@
           <w:i w:val="0"/>
           <w:sz w:val="20"/>
         </w:rPr>
-        <w:t>. VRP가 양수라는 것은 시장 참여자들이 변동성 위험에 대해 보험료를 지불한다는 의미로, 투자자들이 변동성 위험을 기피하여 옵션 매도자에게 위험 프리미엄을 제공하는 구조를 반영한다. VRP는 평균적으로 양수 값을 가지며, 이는 변동성 매도 전략이 장기적으로 양의 기대수익을 가질 수 있는 이론적 근거가 된다</w:t>
+        <w:t>(본 연구에서 사용하는 구체적인 산출식과 표기는 3장 3절에서 별도로 정의한다). VRP가 양수라는 것은 시장 참여자들이 변동성 위험에 대해 보험료를 지불한다는 의미로, 투자자들이 변동성 위험을 기피하여 옵션 매도자에게 위험 프리미엄을 제공하는 구조를 반영한다. VRP는 평균적으로 양수 값을 가지며, 이는 변동성 매도 전략이 장기적으로 양의 기대수익을 가질 수 있는 이론적 근거가 된다</w:t>
       </w:r>
       <w:r>
         <w:rPr>
@@ -4294,7 +4294,7 @@
     <w:p>
       <w:pPr>
         <w:spacing w:before="0" w:after="120" w:lineRule="auto" w:line="360"/>
-        <w:ind w:firstLine="5080000"/>
+        <w:ind w:firstLine="400"/>
         <w:jc w:val="both"/>
       </w:pPr>
       <w:r>
@@ -4378,7 +4378,7 @@
     <w:p>
       <w:pPr>
         <w:spacing w:before="0" w:after="120" w:lineRule="auto" w:line="360"/>
-        <w:ind w:firstLine="5080000"/>
+        <w:ind w:firstLine="400"/>
         <w:jc w:val="both"/>
       </w:pPr>
       <w:r>
@@ -4447,7 +4447,7 @@
     <w:p>
       <w:pPr>
         <w:spacing w:before="0" w:after="120" w:lineRule="auto" w:line="360"/>
-        <w:ind w:firstLine="5080000"/>
+        <w:ind w:firstLine="400"/>
         <w:jc w:val="both"/>
       </w:pPr>
       <w:r>
@@ -4482,7 +4482,7 @@
     <w:p>
       <w:pPr>
         <w:spacing w:before="0" w:after="120" w:lineRule="auto" w:line="360"/>
-        <w:ind w:firstLine="5080000"/>
+        <w:ind w:firstLine="400"/>
         <w:jc w:val="both"/>
       </w:pPr>
       <w:r>
@@ -4498,7 +4498,7 @@
     <w:p>
       <w:pPr>
         <w:spacing w:before="0" w:after="120" w:lineRule="auto" w:line="360"/>
-        <w:ind w:firstLine="5080000"/>
+        <w:ind w:firstLine="400"/>
         <w:jc w:val="both"/>
       </w:pPr>
       <w:r>
@@ -4563,7 +4563,7 @@
     <w:p>
       <w:pPr>
         <w:spacing w:before="0" w:after="120" w:lineRule="auto" w:line="360"/>
-        <w:ind w:firstLine="5080000"/>
+        <w:ind w:firstLine="400"/>
         <w:jc w:val="both"/>
       </w:pPr>
       <w:r>
@@ -4613,7 +4613,7 @@
     <w:p>
       <w:pPr>
         <w:spacing w:before="0" w:after="120" w:lineRule="auto" w:line="360"/>
-        <w:ind w:firstLine="5080000"/>
+        <w:ind w:firstLine="400"/>
         <w:jc w:val="both"/>
       </w:pPr>
       <w:r>
@@ -4663,7 +4663,7 @@
     <w:p>
       <w:pPr>
         <w:spacing w:before="0" w:after="120" w:lineRule="auto" w:line="360"/>
-        <w:ind w:firstLine="5080000"/>
+        <w:ind w:firstLine="400"/>
         <w:jc w:val="both"/>
       </w:pPr>
       <w:r>
@@ -4728,7 +4728,7 @@
     <w:p>
       <w:pPr>
         <w:spacing w:before="0" w:after="120" w:lineRule="auto" w:line="360"/>
-        <w:ind w:firstLine="5080000"/>
+        <w:ind w:firstLine="400"/>
         <w:jc w:val="both"/>
       </w:pPr>
       <w:r>
@@ -4778,7 +4778,7 @@
     <w:p>
       <w:pPr>
         <w:spacing w:before="0" w:after="120" w:lineRule="auto" w:line="360"/>
-        <w:ind w:firstLine="5080000"/>
+        <w:ind w:firstLine="400"/>
         <w:jc w:val="both"/>
       </w:pPr>
       <w:r>
@@ -4824,7 +4824,7 @@
     <w:p>
       <w:pPr>
         <w:spacing w:before="0" w:after="120" w:lineRule="auto" w:line="360"/>
-        <w:ind w:firstLine="5080000"/>
+        <w:ind w:firstLine="400"/>
         <w:jc w:val="both"/>
       </w:pPr>
       <w:r>
@@ -4950,7 +4950,7 @@
     <w:p>
       <w:pPr>
         <w:spacing w:before="0" w:after="120" w:lineRule="auto" w:line="360"/>
-        <w:ind w:firstLine="5080000"/>
+        <w:ind w:firstLine="400"/>
         <w:jc w:val="both"/>
       </w:pPr>
       <w:r>
@@ -5042,7 +5042,7 @@
     <w:p>
       <w:pPr>
         <w:spacing w:before="0" w:after="120" w:lineRule="auto" w:line="360"/>
-        <w:ind w:firstLine="5080000"/>
+        <w:ind w:firstLine="400"/>
         <w:jc w:val="both"/>
       </w:pPr>
       <w:r>
@@ -5088,7 +5088,7 @@
     <w:p>
       <w:pPr>
         <w:spacing w:before="0" w:after="120" w:lineRule="auto" w:line="360"/>
-        <w:ind w:firstLine="5080000"/>
+        <w:ind w:firstLine="400"/>
         <w:jc w:val="both"/>
       </w:pPr>
       <w:r>
@@ -5104,7 +5104,7 @@
     <w:p>
       <w:pPr>
         <w:spacing w:before="0" w:after="120" w:lineRule="auto" w:line="360"/>
-        <w:ind w:firstLine="5080000"/>
+        <w:ind w:firstLine="400"/>
         <w:jc w:val="both"/>
       </w:pPr>
       <w:r>
@@ -5270,7 +5270,7 @@
     <w:p>
       <w:pPr>
         <w:spacing w:before="0" w:after="120" w:lineRule="auto" w:line="360"/>
-        <w:ind w:firstLine="5080000"/>
+        <w:ind w:firstLine="400"/>
         <w:jc w:val="both"/>
       </w:pPr>
       <w:r>
@@ -5286,17 +5286,17 @@
     <w:p>
       <w:pPr>
         <w:spacing w:before="0" w:after="120" w:lineRule="auto" w:line="360"/>
-        <w:ind w:firstLine="5080000"/>
-        <w:jc w:val="both"/>
-      </w:pPr>
-      <w:r>
-        <w:rPr>
-          <w:rFonts w:ascii="Times New Roman" w:hAnsi="Times New Roman"/>
-          <w:b w:val="0"/>
-          <w:i w:val="0"/>
-          <w:sz w:val="20"/>
-        </w:rPr>
-        <w:t>예측 기간 집합 h ∈ {1, 5, 22, 60, 90, 120, 180, 252}는 각각 일간·주간·월간·분기·반기·연간 수준을 포괄하도록 설계하여 단기부터 장기까지의 예측 구조 변화를 체계적으로 비교할 수 있다.</w:t>
+        <w:ind w:firstLine="400"/>
+        <w:jc w:val="both"/>
+      </w:pPr>
+      <w:r>
+        <w:rPr>
+          <w:rFonts w:ascii="Times New Roman" w:hAnsi="Times New Roman"/>
+          <w:b w:val="0"/>
+          <w:i w:val="0"/>
+          <w:sz w:val="20"/>
+        </w:rPr>
+        <w:t>예측 기간 집합 h ∈ {1, 5, 22, 60, 90, 120, 180, 252}는 각각 일간·주간·월간·분기·반기·연간 수준을 포괄하도록 설계하여 단기부터 장기까지의 예측 구조 변화를 체계적으로 비교할 수 있다. 분석에 사용된 코드 및 데이터는 저자에게 요청 시 제공한다.</w:t>
       </w:r>
     </w:p>
     <w:p>
@@ -5317,7 +5317,7 @@
     <w:p>
       <w:pPr>
         <w:spacing w:before="0" w:after="120" w:lineRule="auto" w:line="360"/>
-        <w:ind w:firstLine="5080000"/>
+        <w:ind w:firstLine="400"/>
         <w:jc w:val="both"/>
       </w:pPr>
       <w:r>
@@ -5382,7 +5382,7 @@
     <w:p>
       <w:pPr>
         <w:spacing w:before="0" w:after="120" w:lineRule="auto" w:line="360"/>
-        <w:ind w:firstLine="5080000"/>
+        <w:ind w:firstLine="400"/>
         <w:jc w:val="both"/>
       </w:pPr>
       <w:r>
@@ -5398,7 +5398,7 @@
     <w:p>
       <w:pPr>
         <w:spacing w:before="0" w:after="120" w:lineRule="auto" w:line="360"/>
-        <w:ind w:firstLine="5080000"/>
+        <w:ind w:firstLine="400"/>
         <w:jc w:val="both"/>
       </w:pPr>
       <w:r>
@@ -5414,7 +5414,7 @@
     <w:p>
       <w:pPr>
         <w:spacing w:before="0" w:after="120" w:lineRule="auto" w:line="360"/>
-        <w:ind w:firstLine="5080000"/>
+        <w:ind w:firstLine="400"/>
         <w:jc w:val="both"/>
       </w:pPr>
       <w:r>
@@ -5483,7 +5483,7 @@
     <w:p>
       <w:pPr>
         <w:spacing w:before="0" w:after="120" w:lineRule="auto" w:line="360"/>
-        <w:ind w:firstLine="5080000"/>
+        <w:ind w:firstLine="400"/>
         <w:jc w:val="both"/>
       </w:pPr>
       <w:r>
@@ -5529,7 +5529,7 @@
     <w:p>
       <w:pPr>
         <w:spacing w:before="0" w:after="120" w:lineRule="auto" w:line="360"/>
-        <w:ind w:firstLine="5080000"/>
+        <w:ind w:firstLine="400"/>
         <w:jc w:val="both"/>
       </w:pPr>
       <w:r>
@@ -5545,7 +5545,7 @@
     <w:p>
       <w:pPr>
         <w:spacing w:before="0" w:after="120" w:lineRule="auto" w:line="360"/>
-        <w:ind w:firstLine="5080000"/>
+        <w:ind w:firstLine="400"/>
         <w:jc w:val="both"/>
       </w:pPr>
       <w:r>
@@ -5561,7 +5561,7 @@
     <w:p>
       <w:pPr>
         <w:spacing w:before="0" w:after="120" w:lineRule="auto" w:line="360"/>
-        <w:ind w:firstLine="5080000"/>
+        <w:ind w:firstLine="400"/>
         <w:jc w:val="both"/>
       </w:pPr>
       <w:r>
@@ -5592,7 +5592,7 @@
     <w:p>
       <w:pPr>
         <w:spacing w:before="0" w:after="120" w:lineRule="auto" w:line="360"/>
-        <w:ind w:firstLine="5080000"/>
+        <w:ind w:firstLine="400"/>
         <w:jc w:val="both"/>
       </w:pPr>
       <w:r>
@@ -5608,7 +5608,7 @@
     <w:p>
       <w:pPr>
         <w:spacing w:before="0" w:after="120" w:lineRule="auto" w:line="360"/>
-        <w:ind w:firstLine="5080000"/>
+        <w:ind w:firstLine="400"/>
         <w:jc w:val="both"/>
       </w:pPr>
       <w:r>
@@ -5634,7 +5634,7 @@
     <w:p>
       <w:pPr>
         <w:spacing w:before="0" w:after="120" w:lineRule="auto" w:line="360"/>
-        <w:ind w:firstLine="5080000"/>
+        <w:ind w:firstLine="400"/>
         <w:jc w:val="both"/>
       </w:pPr>
       <w:r>
@@ -5665,7 +5665,7 @@
     <w:p>
       <w:pPr>
         <w:spacing w:before="0" w:after="120" w:lineRule="auto" w:line="360"/>
-        <w:ind w:firstLine="5080000"/>
+        <w:ind w:firstLine="400"/>
         <w:jc w:val="both"/>
       </w:pPr>
       <w:r>
@@ -5906,7 +5906,7 @@
           <w:i w:val="0"/>
           <w:sz w:val="18"/>
         </w:rPr>
-        <w:t xml:space="preserve"> - RV_i,t(h)</w:t>
+        <w:t xml:space="preserve"> - RV_i,t(h)^hat</w:t>
       </w:r>
     </w:p>
     <w:p>
@@ -6077,7 +6077,7 @@
     <w:p>
       <w:pPr>
         <w:spacing w:before="0" w:after="120" w:lineRule="auto" w:line="360"/>
-        <w:ind w:firstLine="5080000"/>
+        <w:ind w:firstLine="400"/>
         <w:jc w:val="both"/>
       </w:pPr>
       <w:r>
@@ -6108,7 +6108,7 @@
     <w:p>
       <w:pPr>
         <w:spacing w:before="0" w:after="120" w:lineRule="auto" w:line="360"/>
-        <w:ind w:firstLine="5080000"/>
+        <w:ind w:firstLine="400"/>
         <w:jc w:val="both"/>
       </w:pPr>
       <w:r>
@@ -6124,7 +6124,7 @@
     <w:p>
       <w:pPr>
         <w:spacing w:before="0" w:after="120" w:lineRule="auto" w:line="360"/>
-        <w:ind w:firstLine="5080000"/>
+        <w:ind w:firstLine="400"/>
         <w:jc w:val="both"/>
       </w:pPr>
       <w:r>
@@ -6178,7 +6178,7 @@
     <w:p>
       <w:pPr>
         <w:spacing w:before="0" w:after="120" w:lineRule="auto" w:line="360"/>
-        <w:ind w:firstLine="5080000"/>
+        <w:ind w:firstLine="400"/>
         <w:jc w:val="both"/>
       </w:pPr>
       <w:r>
@@ -6224,7 +6224,7 @@
     <w:p>
       <w:pPr>
         <w:spacing w:before="0" w:after="120" w:lineRule="auto" w:line="360"/>
-        <w:ind w:firstLine="5080000"/>
+        <w:ind w:firstLine="400"/>
         <w:jc w:val="both"/>
       </w:pPr>
       <w:r>
@@ -6255,7 +6255,7 @@
     <w:p>
       <w:pPr>
         <w:spacing w:before="0" w:after="120" w:lineRule="auto" w:line="360"/>
-        <w:ind w:firstLine="5080000"/>
+        <w:ind w:firstLine="400"/>
         <w:jc w:val="both"/>
       </w:pPr>
       <w:r>
@@ -6320,7 +6320,7 @@
     <w:p>
       <w:pPr>
         <w:spacing w:before="0" w:after="120" w:lineRule="auto" w:line="360"/>
-        <w:ind w:firstLine="5080000"/>
+        <w:ind w:firstLine="400"/>
         <w:jc w:val="both"/>
       </w:pPr>
       <w:r>
@@ -6349,7 +6349,7 @@
           <w:i w:val="0"/>
           <w:sz w:val="20"/>
         </w:rPr>
-        <w:t>의 HAR-RV 모형을 기반으로 일·주·월 지연 RV(LogRV_lag1, LogRV_lag5, LogRV_lag22) 3개 피처만을 사용하는 OLS 선형 회귀이다. NaiveRV는 h거래일 이동평균 과거 실현변동성을 예측치로 사용하는 단순 예측이며, GARCH(1,1)은 표준 GARCH 다단계 예측 절차에 따라 각 자산의 학습세트에서 모수를 추정한 후 조건부 분산을 순차적으로 갱신한다. IV-only는 VIX 계열 10개 피처만을 사용한 Ridge 회귀이다.</w:t>
+        <w:t>의 HAR-RV 모형을 기반으로 일·주·월 지연 RV(LogRV_lag1, LogRV_lag5, LogRV_lag22) 3개 피처만을 사용하는 OLS 선형 회귀이다. NaiveRV는 h거래일 이동평균 과거 실현분산을 예측치로 사용하는 단순 예측이며, GARCH(1,1)은 표준 GARCH 다단계 예측 절차에 따라 각 자산의 학습세트에서 모수를 추정한 후 조건부 분산을 순차적으로 갱신한다. IV-only는 VIX 계열 10개 피처만을 사용한 Ridge 회귀이다.</w:t>
       </w:r>
     </w:p>
     <w:p>
@@ -6370,7 +6370,7 @@
     <w:p>
       <w:pPr>
         <w:spacing w:before="0" w:after="120" w:lineRule="auto" w:line="360"/>
-        <w:ind w:firstLine="5080000"/>
+        <w:ind w:firstLine="400"/>
         <w:jc w:val="both"/>
       </w:pPr>
       <w:r>
@@ -6401,17 +6401,17 @@
     <w:p>
       <w:pPr>
         <w:spacing w:before="0" w:after="120" w:lineRule="auto" w:line="360"/>
-        <w:ind w:firstLine="5080000"/>
-        <w:jc w:val="both"/>
-      </w:pPr>
-      <w:r>
-        <w:rPr>
-          <w:rFonts w:ascii="Times New Roman" w:hAnsi="Times New Roman"/>
-          <w:b w:val="0"/>
-          <w:i w:val="0"/>
-          <w:sz w:val="20"/>
-        </w:rPr>
-        <w:t>Random Forest, XGBoost, LightGBM을 포함한다. 35개 피처 기반 비교군으로 포함되어 기간별 성능을 비교한다.</w:t>
+        <w:ind w:firstLine="400"/>
+        <w:jc w:val="both"/>
+      </w:pPr>
+      <w:r>
+        <w:rPr>
+          <w:rFonts w:ascii="Times New Roman" w:hAnsi="Times New Roman"/>
+          <w:b w:val="0"/>
+          <w:i w:val="0"/>
+          <w:sz w:val="20"/>
+        </w:rPr>
+        <w:t>Random Forest, XGBoost, LightGBM을 포함한다. 35개 피처 기반 비교군으로 포함되어 기간별 성능을 비교한다. HAR 기반 피처에 시계열 lag·rolling window가 내재되어 있으므로, XGBoost는 별도 시계열 아키텍처 없이도 시계열 정보를 활용하는 크로스-섹션 회귀 모델로 작동한다.</w:t>
       </w:r>
     </w:p>
     <w:p>
@@ -6432,17 +6432,17 @@
     <w:p>
       <w:pPr>
         <w:spacing w:before="0" w:after="120" w:lineRule="auto" w:line="360"/>
-        <w:ind w:firstLine="5080000"/>
-        <w:jc w:val="both"/>
-      </w:pPr>
-      <w:r>
-        <w:rPr>
-          <w:rFonts w:ascii="Times New Roman" w:hAnsi="Times New Roman"/>
-          <w:b w:val="0"/>
-          <w:i w:val="0"/>
-          <w:sz w:val="20"/>
-        </w:rPr>
-        <w:t>MLP와 BiLSTM-A(Bi-LSTM + Temporal Attention)를 포함한다. BiLSTM-A는 35개 전체 피처를 입력으로 사용하며, 과거 약 1개월에 해당하는 22거래일을 입력 시퀀스 길이로 설정하였다. Temporal Attention은 가산적(additive) 방식으로 시퀀스 내 각 시점에 중요도 가중치를 부여한다. 재현성을 위해 단일 시드 0을 고정한다. 전체 모형 구성은 표 3에 정리하였다.</w:t>
+        <w:ind w:firstLine="400"/>
+        <w:jc w:val="both"/>
+      </w:pPr>
+      <w:r>
+        <w:rPr>
+          <w:rFonts w:ascii="Times New Roman" w:hAnsi="Times New Roman"/>
+          <w:b w:val="0"/>
+          <w:i w:val="0"/>
+          <w:sz w:val="20"/>
+        </w:rPr>
+        <w:t>MLP와 BiLSTM-A(Bi-LSTM + Temporal Attention)를 포함한다. BiLSTM-A는 35개 전체 피처를 입력으로 사용하며, 과거 약 1개월에 해당하는 22거래일을 입력 시퀀스 길이로 설정하였다. Temporal Attention은 가산적(additive) 방식으로 시퀀스 내 각 시점에 중요도 가중치를 부여한다. 재현성을 위해 단일 시드 42를 고정한다. 전체 모형 구성은 표 3에 정리하였다.</w:t>
       </w:r>
     </w:p>
     <w:p>
@@ -6673,7 +6673,7 @@
     <w:p>
       <w:pPr>
         <w:spacing w:before="0" w:after="120" w:lineRule="auto" w:line="360"/>
-        <w:ind w:firstLine="5080000"/>
+        <w:ind w:firstLine="400"/>
         <w:jc w:val="both"/>
       </w:pPr>
       <w:r>
@@ -6689,7 +6689,7 @@
     <w:p>
       <w:pPr>
         <w:spacing w:before="0" w:after="120" w:lineRule="auto" w:line="360"/>
-        <w:ind w:firstLine="5080000"/>
+        <w:ind w:firstLine="400"/>
         <w:jc w:val="both"/>
       </w:pPr>
       <w:r>
@@ -6720,7 +6720,7 @@
     <w:p>
       <w:pPr>
         <w:spacing w:before="0" w:after="120" w:lineRule="auto" w:line="360"/>
-        <w:ind w:firstLine="5080000"/>
+        <w:ind w:firstLine="400"/>
         <w:jc w:val="both"/>
       </w:pPr>
       <w:r>
@@ -6770,7 +6770,7 @@
     <w:p>
       <w:pPr>
         <w:spacing w:before="0" w:after="120" w:lineRule="auto" w:line="360"/>
-        <w:ind w:firstLine="5080000"/>
+        <w:ind w:firstLine="400"/>
         <w:jc w:val="both"/>
       </w:pPr>
       <w:r>
@@ -6831,7 +6831,7 @@
     <w:p>
       <w:pPr>
         <w:spacing w:before="0" w:after="120" w:lineRule="auto" w:line="360"/>
-        <w:ind w:firstLine="5080000"/>
+        <w:ind w:firstLine="400"/>
         <w:jc w:val="both"/>
       </w:pPr>
       <w:r>
@@ -7221,15 +7221,16 @@
     </w:p>
     <w:p>
       <w:pPr>
-        <w:spacing w:before="0" w:after="20" w:lineRule="auto" w:line="288"/>
-        <w:jc w:val="both"/>
-      </w:pPr>
-      <w:r>
-        <w:rPr>
-          <w:rFonts w:ascii="Times New Roman" w:hAnsi="Times New Roman"/>
-          <w:b w:val="0"/>
-          <w:i w:val="0"/>
-          <w:sz w:val="18"/>
+        <w:spacing w:before="0" w:after="120" w:lineRule="auto" w:line="360"/>
+        <w:ind w:firstLine="400"/>
+        <w:jc w:val="both"/>
+      </w:pPr>
+      <w:r>
+        <w:rPr>
+          <w:rFonts w:ascii="Times New Roman" w:hAnsi="Times New Roman"/>
+          <w:b w:val="0"/>
+          <w:i w:val="0"/>
+          <w:sz w:val="20"/>
         </w:rPr>
         <w:t>전체 모형별 하이퍼파라미터 탐색 범위 상세는 부록 B를 참조한다.</w:t>
       </w:r>
@@ -7252,7 +7253,7 @@
     <w:p>
       <w:pPr>
         <w:spacing w:before="0" w:after="120" w:lineRule="auto" w:line="360"/>
-        <w:ind w:firstLine="5080000"/>
+        <w:ind w:firstLine="400"/>
         <w:jc w:val="both"/>
       </w:pPr>
       <w:r>
@@ -7281,7 +7282,7 @@
           <w:i w:val="0"/>
           <w:sz w:val="20"/>
         </w:rPr>
-        <w:t xml:space="preserve"> 최대화를 기준으로 선정하며, 자산군별로 독립적으로 탐색한다. 무작위성이 존재하는 모델(BiLSTM-A, Random Forest, XGBoost, LightGBM)은 단일 시드(seed = 0)를 고정하여 재현 가능성을 확보하였다.</w:t>
+        <w:t xml:space="preserve"> 최대화를 기준으로 선정하며, 자산군별로 독립적으로 탐색한다. 무작위성이 존재하는 모델(BiLSTM-A, Random Forest, XGBoost, LightGBM)은 단일 시드(seed = 42)를 고정하여 재현 가능성을 확보하였다.</w:t>
       </w:r>
     </w:p>
     <w:p>
@@ -7317,7 +7318,7 @@
     <w:p>
       <w:pPr>
         <w:spacing w:before="0" w:after="120" w:lineRule="auto" w:line="360"/>
-        <w:ind w:firstLine="5080000"/>
+        <w:ind w:firstLine="400"/>
         <w:jc w:val="both"/>
       </w:pPr>
       <w:r>
@@ -7348,7 +7349,7 @@
     <w:p>
       <w:pPr>
         <w:spacing w:before="0" w:after="120" w:lineRule="auto" w:line="360"/>
-        <w:ind w:firstLine="5080000"/>
+        <w:ind w:firstLine="400"/>
         <w:jc w:val="both"/>
       </w:pPr>
       <w:r>
@@ -7415,7 +7416,45 @@
           <w:i w:val="0"/>
           <w:sz w:val="20"/>
         </w:rPr>
-        <w:t>는 자산 간 횡단면 변동과 시계열 방향 변동을 모두 포함한다. 높은 Pooled R</w:t>
+        <w:t>는 11개 자산의 전체 테스트 기간 예측치와 실측치를 하나의 풀로 합산하여 산출한 단일 R</w:t>
+      </w:r>
+      <w:r>
+        <w:rPr>
+          <w:rFonts w:ascii="Times New Roman" w:hAnsi="Times New Roman"/>
+          <w:b w:val="0"/>
+          <w:i w:val="0"/>
+          <w:sz w:val="20"/>
+          <w:vertAlign w:val="superscript"/>
+        </w:rPr>
+        <w:t>2</w:t>
+      </w:r>
+      <w:r>
+        <w:rPr>
+          <w:rFonts w:ascii="Times New Roman" w:hAnsi="Times New Roman"/>
+          <w:b w:val="0"/>
+          <w:i w:val="0"/>
+          <w:sz w:val="20"/>
+        </w:rPr>
+        <w:t>이며, 자산별 R</w:t>
+      </w:r>
+      <w:r>
+        <w:rPr>
+          <w:rFonts w:ascii="Times New Roman" w:hAnsi="Times New Roman"/>
+          <w:b w:val="0"/>
+          <w:i w:val="0"/>
+          <w:sz w:val="20"/>
+          <w:vertAlign w:val="superscript"/>
+        </w:rPr>
+        <w:t>2</w:t>
+      </w:r>
+      <w:r>
+        <w:rPr>
+          <w:rFonts w:ascii="Times New Roman" w:hAnsi="Times New Roman"/>
+          <w:b w:val="0"/>
+          <w:i w:val="0"/>
+          <w:sz w:val="20"/>
+        </w:rPr>
+        <w:t>의 단순 평균이 아니다. 이 지표는 자산 간 횡단면 변동과 시계열 방향 변동을 모두 포함한다. 높은 Pooled R</w:t>
       </w:r>
       <w:r>
         <w:rPr>
@@ -7474,7 +7513,7 @@
     <w:p>
       <w:pPr>
         <w:spacing w:before="0" w:after="120" w:lineRule="auto" w:line="360"/>
-        <w:ind w:firstLine="5080000"/>
+        <w:ind w:firstLine="400"/>
         <w:jc w:val="both"/>
       </w:pPr>
       <w:r>
@@ -7547,7 +7586,7 @@
     <w:p>
       <w:pPr>
         <w:spacing w:before="0" w:after="120" w:lineRule="auto" w:line="360"/>
-        <w:ind w:firstLine="5080000"/>
+        <w:ind w:firstLine="400"/>
         <w:jc w:val="both"/>
       </w:pPr>
       <w:r>
@@ -7612,7 +7651,7 @@
     <w:p>
       <w:pPr>
         <w:spacing w:before="0" w:after="120" w:lineRule="auto" w:line="360"/>
-        <w:ind w:firstLine="5080000"/>
+        <w:ind w:firstLine="400"/>
         <w:jc w:val="both"/>
       </w:pPr>
       <w:r>
@@ -7647,23 +7686,23 @@
     <w:p>
       <w:pPr>
         <w:spacing w:before="0" w:after="120" w:lineRule="auto" w:line="360"/>
-        <w:ind w:firstLine="5080000"/>
-        <w:jc w:val="both"/>
-      </w:pPr>
-      <w:r>
-        <w:rPr>
-          <w:rFonts w:ascii="Times New Roman" w:hAnsi="Times New Roman"/>
-          <w:b w:val="0"/>
-          <w:i w:val="0"/>
-          <w:sz w:val="20"/>
-        </w:rPr>
-        <w:t>1~22거래일 구간에서는 WEns(22d: 0.8044)와 Ridge(22d: 0.8026)가 상위 1~2위를 기록하였다. 60~120거래일 구간에서는 Ridge가 0.757~0.788 범위에서 1위를 유지하였으며, 180~252거래일 구간에서도 WEns가 0.717~0.759로 상위 2위 이내를 유지하였다.</w:t>
+        <w:ind w:firstLine="400"/>
+        <w:jc w:val="both"/>
+      </w:pPr>
+      <w:r>
+        <w:rPr>
+          <w:rFonts w:ascii="Times New Roman" w:hAnsi="Times New Roman"/>
+          <w:b w:val="0"/>
+          <w:i w:val="0"/>
+          <w:sz w:val="20"/>
+        </w:rPr>
+        <w:t>1~22거래일 구간에서는 WEns(22d: 0.8044)와 Ridge(22d: 0.8026)가 상위 1~2위를 기록하였다. 60~120거래일 구간에서는 Ridge가 0.775~0.799 범위에서 1위를 유지하였으며, 180~252거래일 구간에서도 WEns가 0.718~0.759로 상위 2위 이내를 유지하였다.</w:t>
       </w:r>
     </w:p>
     <w:p>
       <w:pPr>
         <w:spacing w:before="0" w:after="120" w:lineRule="auto" w:line="360"/>
-        <w:ind w:firstLine="5080000"/>
+        <w:ind w:firstLine="400"/>
         <w:jc w:val="both"/>
       </w:pPr>
       <w:r>
@@ -7751,7 +7790,7 @@
     <w:p>
       <w:pPr>
         <w:spacing w:before="0" w:after="120" w:lineRule="auto" w:line="360"/>
-        <w:ind w:firstLine="5080000"/>
+        <w:ind w:firstLine="400"/>
         <w:jc w:val="both"/>
       </w:pPr>
       <w:r>
@@ -8502,15 +8541,16 @@
     </w:p>
     <w:p>
       <w:pPr>
-        <w:spacing w:before="0" w:after="20" w:lineRule="auto" w:line="288"/>
-        <w:jc w:val="both"/>
-      </w:pPr>
-      <w:r>
-        <w:rPr>
-          <w:rFonts w:ascii="Times New Roman" w:hAnsi="Times New Roman"/>
-          <w:b w:val="0"/>
-          <w:i w:val="0"/>
-          <w:sz w:val="18"/>
+        <w:spacing w:before="0" w:after="120" w:lineRule="auto" w:line="360"/>
+        <w:ind w:firstLine="400"/>
+        <w:jc w:val="both"/>
+      </w:pPr>
+      <w:r>
+        <w:rPr>
+          <w:rFonts w:ascii="Times New Roman" w:hAnsi="Times New Roman"/>
+          <w:b w:val="0"/>
+          <w:i w:val="0"/>
+          <w:sz w:val="20"/>
         </w:rPr>
         <w:t>22거래일 기준으로 Pooled R</w:t>
       </w:r>
@@ -8519,7 +8559,7 @@
           <w:rFonts w:ascii="Times New Roman" w:hAnsi="Times New Roman"/>
           <w:b w:val="0"/>
           <w:i w:val="0"/>
-          <w:sz w:val="18"/>
+          <w:sz w:val="20"/>
           <w:vertAlign w:val="superscript"/>
         </w:rPr>
         <w:t>2</w:t>
@@ -8529,7 +8569,7 @@
           <w:rFonts w:ascii="Times New Roman" w:hAnsi="Times New Roman"/>
           <w:b w:val="0"/>
           <w:i w:val="0"/>
-          <w:sz w:val="18"/>
+          <w:sz w:val="20"/>
         </w:rPr>
         <w:t>는 0.8044인 반면 R</w:t>
       </w:r>
@@ -8538,7 +8578,7 @@
           <w:rFonts w:ascii="Times New Roman" w:hAnsi="Times New Roman"/>
           <w:b w:val="0"/>
           <w:i w:val="0"/>
-          <w:sz w:val="18"/>
+          <w:sz w:val="20"/>
           <w:vertAlign w:val="superscript"/>
         </w:rPr>
         <w:t>2</w:t>
@@ -8548,7 +8588,7 @@
           <w:rFonts w:ascii="Times New Roman" w:hAnsi="Times New Roman"/>
           <w:b w:val="0"/>
           <w:i w:val="0"/>
-          <w:sz w:val="18"/>
+          <w:sz w:val="20"/>
         </w:rPr>
         <w:t>_Within은 0.3831로, 두 지표의 차이가 0.421이다. 이 차이는 장기로 갈수록 확대되어 252d에서는 1.567에 이른다. 1~22거래일 구간에서는 R</w:t>
       </w:r>
@@ -8557,7 +8597,7 @@
           <w:rFonts w:ascii="Times New Roman" w:hAnsi="Times New Roman"/>
           <w:b w:val="0"/>
           <w:i w:val="0"/>
-          <w:sz w:val="18"/>
+          <w:sz w:val="20"/>
           <w:vertAlign w:val="superscript"/>
         </w:rPr>
         <w:t>2</w:t>
@@ -8567,7 +8607,7 @@
           <w:rFonts w:ascii="Times New Roman" w:hAnsi="Times New Roman"/>
           <w:b w:val="0"/>
           <w:i w:val="0"/>
-          <w:sz w:val="18"/>
+          <w:sz w:val="20"/>
         </w:rPr>
         <w:t>_Within이 0.034~0.383 범위의 양수로 시계열 예측력이 존재하나, 60거래일 이상에서는 R</w:t>
       </w:r>
@@ -8576,7 +8616,7 @@
           <w:rFonts w:ascii="Times New Roman" w:hAnsi="Times New Roman"/>
           <w:b w:val="0"/>
           <w:i w:val="0"/>
-          <w:sz w:val="18"/>
+          <w:sz w:val="20"/>
           <w:vertAlign w:val="superscript"/>
         </w:rPr>
         <w:t>2</w:t>
@@ -8586,22 +8626,23 @@
           <w:rFonts w:ascii="Times New Roman" w:hAnsi="Times New Roman"/>
           <w:b w:val="0"/>
           <w:i w:val="0"/>
-          <w:sz w:val="18"/>
+          <w:sz w:val="20"/>
         </w:rPr>
         <w:t>_Within이 0.166 이하로 하락하고 90d부터 음수로 전환된다.</w:t>
       </w:r>
     </w:p>
     <w:p>
       <w:pPr>
-        <w:spacing w:before="0" w:after="20" w:lineRule="auto" w:line="288"/>
-        <w:jc w:val="both"/>
-      </w:pPr>
-      <w:r>
-        <w:rPr>
-          <w:rFonts w:ascii="Times New Roman" w:hAnsi="Times New Roman"/>
-          <w:b w:val="0"/>
-          <w:i w:val="0"/>
-          <w:sz w:val="18"/>
+        <w:spacing w:before="0" w:after="120" w:lineRule="auto" w:line="360"/>
+        <w:ind w:firstLine="400"/>
+        <w:jc w:val="both"/>
+      </w:pPr>
+      <w:r>
+        <w:rPr>
+          <w:rFonts w:ascii="Times New Roman" w:hAnsi="Times New Roman"/>
+          <w:b w:val="0"/>
+          <w:i w:val="0"/>
+          <w:sz w:val="20"/>
         </w:rPr>
         <w:t>R</w:t>
       </w:r>
@@ -8610,7 +8651,7 @@
           <w:rFonts w:ascii="Times New Roman" w:hAnsi="Times New Roman"/>
           <w:b w:val="0"/>
           <w:i w:val="0"/>
-          <w:sz w:val="18"/>
+          <w:sz w:val="20"/>
           <w:vertAlign w:val="superscript"/>
         </w:rPr>
         <w:t>2</w:t>
@@ -8620,7 +8661,7 @@
           <w:rFonts w:ascii="Times New Roman" w:hAnsi="Times New Roman"/>
           <w:b w:val="0"/>
           <w:i w:val="0"/>
-          <w:sz w:val="18"/>
+          <w:sz w:val="20"/>
         </w:rPr>
         <w:t>_Within이 음수라는 것은 모형의 예측값이 각 자산별 표본 평균보다 시계열 방향 예측 정확도가 낮음을 의미한다. 즉, 90거래일 이상의 장기 구간에서 WEns를 포함한 모든 모형은 시계열 변동성 타이밍 예측 면에서는 사실상 한계에 이르며, 높은 Pooled R</w:t>
       </w:r>
@@ -8629,7 +8670,7 @@
           <w:rFonts w:ascii="Times New Roman" w:hAnsi="Times New Roman"/>
           <w:b w:val="0"/>
           <w:i w:val="0"/>
-          <w:sz w:val="18"/>
+          <w:sz w:val="20"/>
           <w:vertAlign w:val="superscript"/>
         </w:rPr>
         <w:t>2</w:t>
@@ -8639,7 +8680,7 @@
           <w:rFonts w:ascii="Times New Roman" w:hAnsi="Times New Roman"/>
           <w:b w:val="0"/>
           <w:i w:val="0"/>
-          <w:sz w:val="18"/>
+          <w:sz w:val="20"/>
         </w:rPr>
         <w:t>는 주로 '어느 자산이 평균적으로 더 변동성이 높은가'를 반영하는 횡단면 수준 차이의 설명력에서 기인한다. 따라서 장기 예측 결과는 개별 자산의 시계열 변동성 타이밍 예측력이 아닌, 자산군 간 평균 변동성 수준 차이의 예측 가능성으로 해석해야 하며, Pooled R</w:t>
       </w:r>
@@ -8648,7 +8689,7 @@
           <w:rFonts w:ascii="Times New Roman" w:hAnsi="Times New Roman"/>
           <w:b w:val="0"/>
           <w:i w:val="0"/>
-          <w:sz w:val="18"/>
+          <w:sz w:val="20"/>
           <w:vertAlign w:val="superscript"/>
         </w:rPr>
         <w:t>2</w:t>
@@ -8658,22 +8699,23 @@
           <w:rFonts w:ascii="Times New Roman" w:hAnsi="Times New Roman"/>
           <w:b w:val="0"/>
           <w:i w:val="0"/>
-          <w:sz w:val="18"/>
+          <w:sz w:val="20"/>
         </w:rPr>
         <w:t>를 해석할 때는 이 분해를 반드시 함께 고려해야 한다.</w:t>
       </w:r>
     </w:p>
     <w:p>
       <w:pPr>
-        <w:spacing w:before="0" w:after="20" w:lineRule="auto" w:line="288"/>
-        <w:jc w:val="both"/>
-      </w:pPr>
-      <w:r>
-        <w:rPr>
-          <w:rFonts w:ascii="Times New Roman" w:hAnsi="Times New Roman"/>
-          <w:b w:val="0"/>
-          <w:i w:val="0"/>
-          <w:sz w:val="18"/>
+        <w:spacing w:before="0" w:after="120" w:lineRule="auto" w:line="360"/>
+        <w:ind w:firstLine="400"/>
+        <w:jc w:val="both"/>
+      </w:pPr>
+      <w:r>
+        <w:rPr>
+          <w:rFonts w:ascii="Times New Roman" w:hAnsi="Times New Roman"/>
+          <w:b w:val="0"/>
+          <w:i w:val="0"/>
+          <w:sz w:val="20"/>
         </w:rPr>
         <w:t>그림 4는 예측 기간별 WEns의 Pooled R</w:t>
       </w:r>
@@ -8682,7 +8724,7 @@
           <w:rFonts w:ascii="Times New Roman" w:hAnsi="Times New Roman"/>
           <w:b w:val="0"/>
           <w:i w:val="0"/>
-          <w:sz w:val="18"/>
+          <w:sz w:val="20"/>
           <w:vertAlign w:val="superscript"/>
         </w:rPr>
         <w:t>2</w:t>
@@ -8692,7 +8734,7 @@
           <w:rFonts w:ascii="Times New Roman" w:hAnsi="Times New Roman"/>
           <w:b w:val="0"/>
           <w:i w:val="0"/>
-          <w:sz w:val="18"/>
+          <w:sz w:val="20"/>
         </w:rPr>
         <w:t>와 R</w:t>
       </w:r>
@@ -8701,7 +8743,7 @@
           <w:rFonts w:ascii="Times New Roman" w:hAnsi="Times New Roman"/>
           <w:b w:val="0"/>
           <w:i w:val="0"/>
-          <w:sz w:val="18"/>
+          <w:sz w:val="20"/>
           <w:vertAlign w:val="superscript"/>
         </w:rPr>
         <w:t>2</w:t>
@@ -8711,7 +8753,7 @@
           <w:rFonts w:ascii="Times New Roman" w:hAnsi="Times New Roman"/>
           <w:b w:val="0"/>
           <w:i w:val="0"/>
-          <w:sz w:val="18"/>
+          <w:sz w:val="20"/>
         </w:rPr>
         <w:t>_Within을 함께 나타낸 것으로, 장기 기간으로 갈수록 두 지표의 괴리가 확대되는 양상을 보여준다.</w:t>
       </w:r>
@@ -8825,7 +8867,7 @@
     <w:p>
       <w:pPr>
         <w:spacing w:before="0" w:after="120" w:lineRule="auto" w:line="360"/>
-        <w:ind w:firstLine="5080000"/>
+        <w:ind w:firstLine="400"/>
         <w:jc w:val="both"/>
       </w:pPr>
       <w:r>
@@ -8841,7 +8883,7 @@
     <w:p>
       <w:pPr>
         <w:spacing w:before="0" w:after="120" w:lineRule="auto" w:line="360"/>
-        <w:ind w:firstLine="5080000"/>
+        <w:ind w:firstLine="400"/>
         <w:jc w:val="both"/>
       </w:pPr>
       <w:r>
@@ -8870,7 +8912,7 @@
           <w:i w:val="0"/>
           <w:sz w:val="20"/>
         </w:rPr>
-        <w:t xml:space="preserve"> 기준으로 WEns(0.8044) &gt; Ridge(0.8026) &gt; ENet(0.8009) &gt; LASSO(0.7973) 순으로 규제 선형 계열이 상위 4위를 차지하였으며, 트리 기반 모델인 RF(0.7775), XGBoost(0.7773), LightGBM(0.7697)이 5~7위를 기록하였다. BiLSTM-A(0.5361)와 MLP(0.5644)는 최하위로, 1위 대비 각각 0.268p, 0.244p 낮았다. 이는 자산군별 독립 피팅 구조에서 표본 크기가 제한적인 반면 모델 파라미터 수가 많아 과적합이 발생하기 쉬운 점이 복합적으로 작용한 결과로 해석된다.</w:t>
+        <w:t xml:space="preserve"> 기준으로 WEns(0.8044) &gt; Ridge(0.8026) &gt; ENet(0.8009) &gt; LASSO(0.7973) 순으로 규제 선형 계열이 상위 4위를 차지하였으며, 트리 기반 모델인 RF(0.7775), XGBoost(0.7773), LightGBM(0.7697)이 5~7위를 기록하였다. BiLSTM-A(0.5361)와 MLP(0.5644)는 최하위로, 1위 대비 각각 0.268p, 0.240p 낮았다. 이는 자산군별 독립 피팅 구조에서 표본 크기가 제한적인 반면 모델 파라미터 수가 많아 과적합이 발생하기 쉬운 점이 복합적으로 작용한 결과로 해석된다.</w:t>
       </w:r>
     </w:p>
     <w:p>
@@ -9570,15 +9612,16 @@
     </w:p>
     <w:p>
       <w:pPr>
-        <w:spacing w:before="0" w:after="20" w:lineRule="auto" w:line="288"/>
-        <w:jc w:val="both"/>
-      </w:pPr>
-      <w:r>
-        <w:rPr>
-          <w:rFonts w:ascii="Times New Roman" w:hAnsi="Times New Roman"/>
-          <w:b w:val="0"/>
-          <w:i w:val="0"/>
-          <w:sz w:val="18"/>
+        <w:spacing w:before="0" w:after="120" w:lineRule="auto" w:line="360"/>
+        <w:ind w:firstLine="400"/>
+        <w:jc w:val="both"/>
+      </w:pPr>
+      <w:r>
+        <w:rPr>
+          <w:rFonts w:ascii="Times New Roman" w:hAnsi="Times New Roman"/>
+          <w:b w:val="0"/>
+          <w:i w:val="0"/>
+          <w:sz w:val="20"/>
         </w:rPr>
         <w:t>한편 Median R</w:t>
       </w:r>
@@ -9587,7 +9630,7 @@
           <w:rFonts w:ascii="Times New Roman" w:hAnsi="Times New Roman"/>
           <w:b w:val="0"/>
           <w:i w:val="0"/>
-          <w:sz w:val="18"/>
+          <w:sz w:val="20"/>
           <w:vertAlign w:val="superscript"/>
         </w:rPr>
         <w:t>2</w:t>
@@ -9597,16 +9640,16 @@
           <w:rFonts w:ascii="Times New Roman" w:hAnsi="Times New Roman"/>
           <w:b w:val="0"/>
           <w:i w:val="0"/>
-          <w:sz w:val="18"/>
-        </w:rPr>
-        <w:t xml:space="preserve"> 기준으로는 ElasticNet이 0.2619, Ridge가 0.2583으로 WEns의 0.2469보다 소폭 높게 나타났으며, 모델 선택 기준에 따라 최적 모델이 달라질 수 있음을 보여준다. WEns와 Ridge의 Pooled R</w:t>
-      </w:r>
-      <w:r>
-        <w:rPr>
-          <w:rFonts w:ascii="Times New Roman" w:hAnsi="Times New Roman"/>
-          <w:b w:val="0"/>
-          <w:i w:val="0"/>
-          <w:sz w:val="18"/>
+          <w:sz w:val="20"/>
+        </w:rPr>
+        <w:t xml:space="preserve"> 기준으로는 ElasticNet이 0.2619, Ridge가 0.2583으로 WEns의 0.2469보다 소폭 높게 나타났다. 즉, WEns는 Pooled R</w:t>
+      </w:r>
+      <w:r>
+        <w:rPr>
+          <w:rFonts w:ascii="Times New Roman" w:hAnsi="Times New Roman"/>
+          <w:b w:val="0"/>
+          <w:i w:val="0"/>
+          <w:sz w:val="20"/>
           <w:vertAlign w:val="superscript"/>
         </w:rPr>
         <w:t>2</w:t>
@@ -9616,7 +9659,140 @@
           <w:rFonts w:ascii="Times New Roman" w:hAnsi="Times New Roman"/>
           <w:b w:val="0"/>
           <w:i w:val="0"/>
-          <w:sz w:val="18"/>
+          <w:sz w:val="20"/>
+        </w:rPr>
+        <w:t xml:space="preserve"> 기준 최상위이나 Median R</w:t>
+      </w:r>
+      <w:r>
+        <w:rPr>
+          <w:rFonts w:ascii="Times New Roman" w:hAnsi="Times New Roman"/>
+          <w:b w:val="0"/>
+          <w:i w:val="0"/>
+          <w:sz w:val="20"/>
+          <w:vertAlign w:val="superscript"/>
+        </w:rPr>
+        <w:t>2</w:t>
+      </w:r>
+      <w:r>
+        <w:rPr>
+          <w:rFonts w:ascii="Times New Roman" w:hAnsi="Times New Roman"/>
+          <w:b w:val="0"/>
+          <w:i w:val="0"/>
+          <w:sz w:val="20"/>
+        </w:rPr>
+        <w:t xml:space="preserve"> 기준으로는 ElasticNet·Ridge에 미치지 못한다. 따라서 RQ2의 "WEns가 개별 모형 대비 통계적으로 유의한 성능 우위를 가지는가"에 대한 답은 지표에 따라 구분해야 한다. 전통적 벤치마크(HAR-3, NaiveRV, GARCH) 대비로는 Pooled R</w:t>
+      </w:r>
+      <w:r>
+        <w:rPr>
+          <w:rFonts w:ascii="Times New Roman" w:hAnsi="Times New Roman"/>
+          <w:b w:val="0"/>
+          <w:i w:val="0"/>
+          <w:sz w:val="20"/>
+          <w:vertAlign w:val="superscript"/>
+        </w:rPr>
+        <w:t>2</w:t>
+      </w:r>
+      <w:r>
+        <w:rPr>
+          <w:rFonts w:ascii="Times New Roman" w:hAnsi="Times New Roman"/>
+          <w:b w:val="0"/>
+          <w:i w:val="0"/>
+          <w:sz w:val="20"/>
+        </w:rPr>
+        <w:t xml:space="preserve"> 및 DM 검정 모두에서 명확한 우위가 확인된다. 반면 동일 피처·동일 검증 절차로 학습된 정규화 선형 모델(ElasticNet, Ridge) 대비로는 Pooled R</w:t>
+      </w:r>
+      <w:r>
+        <w:rPr>
+          <w:rFonts w:ascii="Times New Roman" w:hAnsi="Times New Roman"/>
+          <w:b w:val="0"/>
+          <w:i w:val="0"/>
+          <w:sz w:val="20"/>
+          <w:vertAlign w:val="superscript"/>
+        </w:rPr>
+        <w:t>2</w:t>
+      </w:r>
+      <w:r>
+        <w:rPr>
+          <w:rFonts w:ascii="Times New Roman" w:hAnsi="Times New Roman"/>
+          <w:b w:val="0"/>
+          <w:i w:val="0"/>
+          <w:sz w:val="20"/>
+        </w:rPr>
+        <w:t xml:space="preserve"> 기준 소폭 우위(+0.0018~+0.0035p)가 통계적으로 유의하지만, Median R</w:t>
+      </w:r>
+      <w:r>
+        <w:rPr>
+          <w:rFonts w:ascii="Times New Roman" w:hAnsi="Times New Roman"/>
+          <w:b w:val="0"/>
+          <w:i w:val="0"/>
+          <w:sz w:val="20"/>
+          <w:vertAlign w:val="superscript"/>
+        </w:rPr>
+        <w:t>2</w:t>
+      </w:r>
+      <w:r>
+        <w:rPr>
+          <w:rFonts w:ascii="Times New Roman" w:hAnsi="Times New Roman"/>
+          <w:b w:val="0"/>
+          <w:i w:val="0"/>
+          <w:sz w:val="20"/>
+        </w:rPr>
+        <w:t xml:space="preserve"> 기준에서는 ElasticNet과 Ridge가 소폭 앞서 단일 지표로 최고 모델을 결론 내리기 어렵다. 본 연구는 Pooled R</w:t>
+      </w:r>
+      <w:r>
+        <w:rPr>
+          <w:rFonts w:ascii="Times New Roman" w:hAnsi="Times New Roman"/>
+          <w:b w:val="0"/>
+          <w:i w:val="0"/>
+          <w:sz w:val="20"/>
+          <w:vertAlign w:val="superscript"/>
+        </w:rPr>
+        <w:t>2</w:t>
+      </w:r>
+      <w:r>
+        <w:rPr>
+          <w:rFonts w:ascii="Times New Roman" w:hAnsi="Times New Roman"/>
+          <w:b w:val="0"/>
+          <w:i w:val="0"/>
+          <w:sz w:val="20"/>
+        </w:rPr>
+        <w:t>를 주 지표로 설정하였으므로 WEns를 최고 성능 모델로 보고하되, Median R</w:t>
+      </w:r>
+      <w:r>
+        <w:rPr>
+          <w:rFonts w:ascii="Times New Roman" w:hAnsi="Times New Roman"/>
+          <w:b w:val="0"/>
+          <w:i w:val="0"/>
+          <w:sz w:val="20"/>
+          <w:vertAlign w:val="superscript"/>
+        </w:rPr>
+        <w:t>2</w:t>
+      </w:r>
+      <w:r>
+        <w:rPr>
+          <w:rFonts w:ascii="Times New Roman" w:hAnsi="Times New Roman"/>
+          <w:b w:val="0"/>
+          <w:i w:val="0"/>
+          <w:sz w:val="20"/>
+        </w:rPr>
+        <w:t xml:space="preserve"> 관점의 한계를 함께 명시한다. WEns와 Ridge의 Pooled R</w:t>
+      </w:r>
+      <w:r>
+        <w:rPr>
+          <w:rFonts w:ascii="Times New Roman" w:hAnsi="Times New Roman"/>
+          <w:b w:val="0"/>
+          <w:i w:val="0"/>
+          <w:sz w:val="20"/>
+          <w:vertAlign w:val="superscript"/>
+        </w:rPr>
+        <w:t>2</w:t>
+      </w:r>
+      <w:r>
+        <w:rPr>
+          <w:rFonts w:ascii="Times New Roman" w:hAnsi="Times New Roman"/>
+          <w:b w:val="0"/>
+          <w:i w:val="0"/>
+          <w:sz w:val="20"/>
         </w:rPr>
         <w:t xml:space="preserve"> 차이는 0.0018p로 수치상 작으나, DM 검정(+5.395, p&lt;0.001)에서 통계적으로 유의하며, 고변동성 구간(VIX 상위 10%)에서 WEns의 개선폭이 +0.163으로 확대되어 위기 국면에서의 실용적 우위를 일부 뒷받침한다.</w:t>
       </w:r>
@@ -9673,7 +9849,7 @@
     <w:p>
       <w:pPr>
         <w:spacing w:before="0" w:after="120" w:lineRule="auto" w:line="360"/>
-        <w:ind w:firstLine="5080000"/>
+        <w:ind w:firstLine="400"/>
         <w:jc w:val="both"/>
       </w:pPr>
       <w:r>
@@ -10345,7 +10521,7 @@
     <w:p>
       <w:pPr>
         <w:spacing w:before="0" w:after="120" w:lineRule="auto" w:line="360"/>
-        <w:ind w:firstLine="5080000"/>
+        <w:ind w:firstLine="400"/>
         <w:jc w:val="both"/>
       </w:pPr>
       <w:r>
@@ -10448,7 +10624,7 @@
     <w:p>
       <w:pPr>
         <w:spacing w:before="0" w:after="120" w:lineRule="auto" w:line="360"/>
-        <w:ind w:firstLine="5080000"/>
+        <w:ind w:firstLine="400"/>
         <w:jc w:val="both"/>
       </w:pPr>
       <w:r>
@@ -10858,15 +11034,16 @@
     </w:p>
     <w:p>
       <w:pPr>
-        <w:spacing w:before="0" w:after="20" w:lineRule="auto" w:line="288"/>
-        <w:jc w:val="both"/>
-      </w:pPr>
-      <w:r>
-        <w:rPr>
-          <w:rFonts w:ascii="Times New Roman" w:hAnsi="Times New Roman"/>
-          <w:b w:val="0"/>
-          <w:i w:val="0"/>
-          <w:sz w:val="18"/>
+        <w:spacing w:before="0" w:after="120" w:lineRule="auto" w:line="360"/>
+        <w:ind w:firstLine="400"/>
+        <w:jc w:val="both"/>
+      </w:pPr>
+      <w:r>
+        <w:rPr>
+          <w:rFonts w:ascii="Times New Roman" w:hAnsi="Times New Roman"/>
+          <w:b w:val="0"/>
+          <w:i w:val="0"/>
+          <w:sz w:val="20"/>
         </w:rPr>
         <w:t>HAR 기본 3개 피처의 Pooled R</w:t>
       </w:r>
@@ -10875,7 +11052,7 @@
           <w:rFonts w:ascii="Times New Roman" w:hAnsi="Times New Roman"/>
           <w:b w:val="0"/>
           <w:i w:val="0"/>
-          <w:sz w:val="18"/>
+          <w:sz w:val="20"/>
           <w:vertAlign w:val="superscript"/>
         </w:rPr>
         <w:t>2</w:t>
@@ -10885,22 +11062,23 @@
           <w:rFonts w:ascii="Times New Roman" w:hAnsi="Times New Roman"/>
           <w:b w:val="0"/>
           <w:i w:val="0"/>
-          <w:sz w:val="18"/>
+          <w:sz w:val="20"/>
         </w:rPr>
         <w:t>가 0.757인 상태에서 출발하여(Ridge 기준; OLS 기반 HAR-3 벤치마크는 표 6의 0.7659 참조), HAR+Range의 8피처 조합이 0.790으로 상승하고, 35개 전체 피처를 사용한 Full 모델이 0.8026에 이르렀다. Range 5피처만으로도 0.775에 달해 단기 변동성 패턴 포착에 효과적임을 보였으며, IV Surface 10피처 단독으로는 0.210에 그쳐 과거 RV 정보 없이는 예측력이 크게 제한됨을 확인하였다.</w:t>
       </w:r>
     </w:p>
     <w:p>
       <w:pPr>
-        <w:spacing w:before="0" w:after="20" w:lineRule="auto" w:line="288"/>
-        <w:jc w:val="both"/>
-      </w:pPr>
-      <w:r>
-        <w:rPr>
-          <w:rFonts w:ascii="Times New Roman" w:hAnsi="Times New Roman"/>
-          <w:b w:val="0"/>
-          <w:i w:val="0"/>
-          <w:sz w:val="18"/>
+        <w:spacing w:before="0" w:after="120" w:lineRule="auto" w:line="360"/>
+        <w:ind w:firstLine="400"/>
+        <w:jc w:val="both"/>
+      </w:pPr>
+      <w:r>
+        <w:rPr>
+          <w:rFonts w:ascii="Times New Roman" w:hAnsi="Times New Roman"/>
+          <w:b w:val="0"/>
+          <w:i w:val="0"/>
+          <w:sz w:val="20"/>
         </w:rPr>
         <w:t>WEns 기반 그룹 제거 실험 결과는 표 9에 제시한다.</w:t>
       </w:r>
@@ -11252,15 +11430,16 @@
     </w:p>
     <w:p>
       <w:pPr>
-        <w:spacing w:before="0" w:after="20" w:lineRule="auto" w:line="288"/>
-        <w:jc w:val="both"/>
-      </w:pPr>
-      <w:r>
-        <w:rPr>
-          <w:rFonts w:ascii="Times New Roman" w:hAnsi="Times New Roman"/>
-          <w:b w:val="0"/>
-          <w:i w:val="0"/>
-          <w:sz w:val="18"/>
+        <w:spacing w:before="0" w:after="120" w:lineRule="auto" w:line="360"/>
+        <w:ind w:firstLine="400"/>
+        <w:jc w:val="both"/>
+      </w:pPr>
+      <w:r>
+        <w:rPr>
+          <w:rFonts w:ascii="Times New Roman" w:hAnsi="Times New Roman"/>
+          <w:b w:val="0"/>
+          <w:i w:val="0"/>
+          <w:sz w:val="20"/>
         </w:rPr>
         <w:t>WEns 기준으로, Pooled R</w:t>
       </w:r>
@@ -11269,7 +11448,7 @@
           <w:rFonts w:ascii="Times New Roman" w:hAnsi="Times New Roman"/>
           <w:b w:val="0"/>
           <w:i w:val="0"/>
-          <w:sz w:val="18"/>
+          <w:sz w:val="20"/>
           <w:vertAlign w:val="superscript"/>
         </w:rPr>
         <w:t>2</w:t>
@@ -11279,7 +11458,7 @@
           <w:rFonts w:ascii="Times New Roman" w:hAnsi="Times New Roman"/>
           <w:b w:val="0"/>
           <w:i w:val="0"/>
-          <w:sz w:val="18"/>
+          <w:sz w:val="20"/>
         </w:rPr>
         <w:t>가 0.8036인 상태에서 IV Surface 변수군의 증분 기여도는 +0.0164로 가장 컸고, HF Proxy는 +0.0153, Alternative Data는 +0.0016이었다. (주: 표 9의 Full R</w:t>
       </w:r>
@@ -11288,7 +11467,7 @@
           <w:rFonts w:ascii="Times New Roman" w:hAnsi="Times New Roman"/>
           <w:b w:val="0"/>
           <w:i w:val="0"/>
-          <w:sz w:val="18"/>
+          <w:sz w:val="20"/>
           <w:vertAlign w:val="superscript"/>
         </w:rPr>
         <w:t>2</w:t>
@@ -11298,7 +11477,7 @@
           <w:rFonts w:ascii="Times New Roman" w:hAnsi="Times New Roman"/>
           <w:b w:val="0"/>
           <w:i w:val="0"/>
-          <w:sz w:val="18"/>
+          <w:sz w:val="20"/>
         </w:rPr>
         <w:t xml:space="preserve"> 0.8036은 그룹 제거 실험에서 재학습된 WEns의 값으로, 표 6의 전체 비교 기준 0.8044와 미세하게 다를 수 있다.) IV Surface(ΔR</w:t>
       </w:r>
@@ -11307,7 +11486,7 @@
           <w:rFonts w:ascii="Times New Roman" w:hAnsi="Times New Roman"/>
           <w:b w:val="0"/>
           <w:i w:val="0"/>
-          <w:sz w:val="18"/>
+          <w:sz w:val="20"/>
           <w:vertAlign w:val="superscript"/>
         </w:rPr>
         <w:t>2</w:t>
@@ -11317,7 +11496,7 @@
           <w:rFonts w:ascii="Times New Roman" w:hAnsi="Times New Roman"/>
           <w:b w:val="0"/>
           <w:i w:val="0"/>
-          <w:sz w:val="18"/>
+          <w:sz w:val="20"/>
         </w:rPr>
         <w:t>=+0.0164)가 HF Proxy(+0.0153)보다 0.0011 큰 기여를 보였다. 이는 자산의 과거 실현 변동성 정보와 옵션시장이 반영하는 미래 기대 정보가 서로 다른 경로로 예측력에 기여할 수 있음을 보여준다. 한편 Alternative 피처군(ΔR</w:t>
       </w:r>
@@ -11326,7 +11505,7 @@
           <w:rFonts w:ascii="Times New Roman" w:hAnsi="Times New Roman"/>
           <w:b w:val="0"/>
           <w:i w:val="0"/>
-          <w:sz w:val="18"/>
+          <w:sz w:val="20"/>
           <w:vertAlign w:val="superscript"/>
         </w:rPr>
         <w:t>2</w:t>
@@ -11336,7 +11515,7 @@
           <w:rFonts w:ascii="Times New Roman" w:hAnsi="Times New Roman"/>
           <w:b w:val="0"/>
           <w:i w:val="0"/>
-          <w:sz w:val="18"/>
+          <w:sz w:val="20"/>
         </w:rPr>
         <w:t>=+0.0016)은 증분 기여도가 거의 0에 가까워, Amihud 비유동성·Kyle Lambda 등 시장 미시구조 변수가 RV 예측에서는 독립적인 정보를 제공하지 못함을 시사한다. 이는 해당 변수들의 정보가 이미 HAR 기반 또는 HF Proxy 피처에 상당 부분 반영되어 있거나, 일별 데이터 기반 근사 계산의 한계로 신호 품질이 낮기 때문으로 해석된다.</w:t>
       </w:r>
@@ -11359,7 +11538,7 @@
     <w:p>
       <w:pPr>
         <w:spacing w:before="0" w:after="120" w:lineRule="auto" w:line="360"/>
-        <w:ind w:firstLine="5080000"/>
+        <w:ind w:firstLine="400"/>
         <w:jc w:val="both"/>
       </w:pPr>
       <w:r>
@@ -11375,7 +11554,7 @@
     <w:p>
       <w:pPr>
         <w:spacing w:before="0" w:after="120" w:lineRule="auto" w:line="360"/>
-        <w:ind w:firstLine="5080000"/>
+        <w:ind w:firstLine="400"/>
         <w:jc w:val="both"/>
       </w:pPr>
       <w:r>
@@ -11406,7 +11585,7 @@
     <w:p>
       <w:pPr>
         <w:spacing w:before="0" w:after="120" w:lineRule="auto" w:line="360"/>
-        <w:ind w:firstLine="5080000"/>
+        <w:ind w:firstLine="400"/>
         <w:jc w:val="both"/>
       </w:pPr>
       <w:r>
@@ -11422,7 +11601,7 @@
     <w:p>
       <w:pPr>
         <w:spacing w:before="0" w:after="120" w:lineRule="auto" w:line="360"/>
-        <w:ind w:firstLine="5080000"/>
+        <w:ind w:firstLine="400"/>
         <w:jc w:val="both"/>
       </w:pPr>
       <w:r>
@@ -11857,15 +12036,16 @@
     </w:p>
     <w:p>
       <w:pPr>
-        <w:spacing w:before="0" w:after="20" w:lineRule="auto" w:line="288"/>
-        <w:jc w:val="both"/>
-      </w:pPr>
-      <w:r>
-        <w:rPr>
-          <w:rFonts w:ascii="Times New Roman" w:hAnsi="Times New Roman"/>
-          <w:b w:val="0"/>
-          <w:i w:val="0"/>
-          <w:sz w:val="18"/>
+        <w:spacing w:before="0" w:after="120" w:lineRule="auto" w:line="360"/>
+        <w:ind w:firstLine="400"/>
+        <w:jc w:val="both"/>
+      </w:pPr>
+      <w:r>
+        <w:rPr>
+          <w:rFonts w:ascii="Times New Roman" w:hAnsi="Times New Roman"/>
+          <w:b w:val="0"/>
+          <w:i w:val="0"/>
+          <w:sz w:val="20"/>
         </w:rPr>
         <w:t>모든 예측 기간에서 p값이 0.001 미만으로 나타나, 서로 다른 구조의 모델들이 중요하게 보는 변수 순위가 통계적으로 유의하게 일치함을 확인하였다. 22일 기간에서 W=0.822로 가장 높은 합의도를 보였으며, 이는 중기 예측 구간에서 모델 구조와 무관하게 공통적으로 유효한 정보 변수가 존재함을 시사한다. 기간별 피처 중요도 합의 순위 상세는 부록 C-1을 참조한다.</w:t>
       </w:r>
@@ -11903,7 +12083,7 @@
     <w:p>
       <w:pPr>
         <w:spacing w:before="0" w:after="120" w:lineRule="auto" w:line="360"/>
-        <w:ind w:firstLine="5080000"/>
+        <w:ind w:firstLine="400"/>
         <w:jc w:val="both"/>
       </w:pPr>
       <w:r>
@@ -11949,7 +12129,7 @@
     <w:p>
       <w:pPr>
         <w:spacing w:before="0" w:after="120" w:lineRule="auto" w:line="360"/>
-        <w:ind w:firstLine="5080000"/>
+        <w:ind w:firstLine="400"/>
         <w:jc w:val="both"/>
       </w:pPr>
       <w:r>
@@ -12302,7 +12482,7 @@
     <w:p>
       <w:pPr>
         <w:spacing w:before="0" w:after="120" w:lineRule="auto" w:line="360"/>
-        <w:ind w:firstLine="5080000"/>
+        <w:ind w:firstLine="400"/>
         <w:jc w:val="both"/>
       </w:pPr>
       <w:r>
@@ -12367,7 +12547,7 @@
     <w:p>
       <w:pPr>
         <w:spacing w:before="0" w:after="120" w:lineRule="auto" w:line="360"/>
-        <w:ind w:firstLine="5080000"/>
+        <w:ind w:firstLine="400"/>
         <w:jc w:val="both"/>
       </w:pPr>
       <w:r>
@@ -12440,7 +12620,7 @@
     <w:p>
       <w:pPr>
         <w:spacing w:before="0" w:after="120" w:lineRule="auto" w:line="360"/>
-        <w:ind w:firstLine="5080000"/>
+        <w:ind w:firstLine="400"/>
         <w:jc w:val="both"/>
       </w:pPr>
       <w:r>
@@ -12488,7 +12668,223 @@
           <w:i w:val="0"/>
           <w:sz w:val="20"/>
         </w:rPr>
-        <w:t xml:space="preserve"> = 0.6895로 NaiveRV보다 낮게 나타났는데, 이는 단기 GARCH 분산을 h-기간 평균으로 변환하는 과정에서 발생하는 장기 평균 회귀 편향과 극단적 변동성 국면에서의 모수 불안정성이 복합적으로 작용한 결과로 해석된다.</w:t>
+        <w:t xml:space="preserve"> = 0.6895로 NaiveRV보다 낮게 나타났는데, 이는 다기간 예측 방법의 구조적 특성에서 비롯된다. GARCH(1,1)의 t 시점에서 k기 앞 조건부 분산 예측은 다음과 같이 장기 무조건부 분산 σ̄</w:t>
+      </w:r>
+      <w:r>
+        <w:rPr>
+          <w:rFonts w:ascii="Times New Roman" w:hAnsi="Times New Roman"/>
+          <w:b w:val="0"/>
+          <w:i w:val="0"/>
+          <w:sz w:val="20"/>
+          <w:vertAlign w:val="superscript"/>
+        </w:rPr>
+        <w:t>2</w:t>
+      </w:r>
+      <w:r>
+        <w:rPr>
+          <w:rFonts w:ascii="Times New Roman" w:hAnsi="Times New Roman"/>
+          <w:b w:val="0"/>
+          <w:i w:val="0"/>
+          <w:sz w:val="20"/>
+        </w:rPr>
+        <w:t xml:space="preserve"> = ω/(1−α−β)로 회귀한다.</w:t>
+      </w:r>
+    </w:p>
+    <w:p>
+      <w:pPr>
+        <w:spacing w:before="0" w:after="120" w:lineRule="auto" w:line="360"/>
+        <w:ind w:firstLine="400"/>
+        <w:jc w:val="both"/>
+      </w:pPr>
+      <w:r>
+        <w:rPr>
+          <w:rFonts w:ascii="Times New Roman" w:hAnsi="Times New Roman"/>
+          <w:b w:val="0"/>
+          <w:i w:val="0"/>
+          <w:sz w:val="20"/>
+        </w:rPr>
+        <w:t>σ</w:t>
+      </w:r>
+      <w:r>
+        <w:rPr>
+          <w:rFonts w:ascii="Times New Roman" w:hAnsi="Times New Roman"/>
+          <w:b w:val="0"/>
+          <w:i w:val="0"/>
+          <w:sz w:val="20"/>
+          <w:vertAlign w:val="superscript"/>
+        </w:rPr>
+        <w:t>2</w:t>
+      </w:r>
+      <w:r>
+        <w:rPr>
+          <w:rFonts w:ascii="Times New Roman" w:hAnsi="Times New Roman"/>
+          <w:b w:val="0"/>
+          <w:i w:val="0"/>
+          <w:sz w:val="20"/>
+        </w:rPr>
+        <w:t>_{t+k|t} = σ̄</w:t>
+      </w:r>
+      <w:r>
+        <w:rPr>
+          <w:rFonts w:ascii="Times New Roman" w:hAnsi="Times New Roman"/>
+          <w:b w:val="0"/>
+          <w:i w:val="0"/>
+          <w:sz w:val="20"/>
+          <w:vertAlign w:val="superscript"/>
+        </w:rPr>
+        <w:t>2</w:t>
+      </w:r>
+      <w:r>
+        <w:rPr>
+          <w:rFonts w:ascii="Times New Roman" w:hAnsi="Times New Roman"/>
+          <w:b w:val="0"/>
+          <w:i w:val="0"/>
+          <w:sz w:val="20"/>
+        </w:rPr>
+        <w:t xml:space="preserve"> + (α+β)^k × (σ</w:t>
+      </w:r>
+      <w:r>
+        <w:rPr>
+          <w:rFonts w:ascii="Times New Roman" w:hAnsi="Times New Roman"/>
+          <w:b w:val="0"/>
+          <w:i w:val="0"/>
+          <w:sz w:val="20"/>
+          <w:vertAlign w:val="superscript"/>
+        </w:rPr>
+        <w:t>2</w:t>
+      </w:r>
+      <w:r>
+        <w:rPr>
+          <w:rFonts w:ascii="Times New Roman" w:hAnsi="Times New Roman"/>
+          <w:b w:val="0"/>
+          <w:i w:val="0"/>
+          <w:sz w:val="20"/>
+        </w:rPr>
+        <w:t>_t − σ̄</w:t>
+      </w:r>
+      <w:r>
+        <w:rPr>
+          <w:rFonts w:ascii="Times New Roman" w:hAnsi="Times New Roman"/>
+          <w:b w:val="0"/>
+          <w:i w:val="0"/>
+          <w:sz w:val="20"/>
+          <w:vertAlign w:val="superscript"/>
+        </w:rPr>
+        <w:t>2</w:t>
+      </w:r>
+      <w:r>
+        <w:rPr>
+          <w:rFonts w:ascii="Times New Roman" w:hAnsi="Times New Roman"/>
+          <w:b w:val="0"/>
+          <w:i w:val="0"/>
+          <w:sz w:val="20"/>
+        </w:rPr>
+        <w:t>)</w:t>
+      </w:r>
+    </w:p>
+    <w:p>
+      <w:pPr>
+        <w:spacing w:before="0" w:after="120" w:lineRule="auto" w:line="360"/>
+        <w:ind w:firstLine="400"/>
+        <w:jc w:val="both"/>
+      </w:pPr>
+      <w:r>
+        <w:rPr>
+          <w:rFonts w:ascii="Times New Roman" w:hAnsi="Times New Roman"/>
+          <w:b w:val="0"/>
+          <w:i w:val="0"/>
+          <w:sz w:val="20"/>
+        </w:rPr>
+        <w:t>h거래일 실현분산 예측값은 이를 연율화하여 산출한다.</w:t>
+      </w:r>
+    </w:p>
+    <w:p>
+      <w:pPr>
+        <w:spacing w:before="0" w:after="120" w:lineRule="auto" w:line="360"/>
+        <w:ind w:firstLine="400"/>
+        <w:jc w:val="both"/>
+      </w:pPr>
+      <w:r>
+        <w:rPr>
+          <w:rFonts w:ascii="Times New Roman" w:hAnsi="Times New Roman"/>
+          <w:b w:val="0"/>
+          <w:i w:val="0"/>
+          <w:sz w:val="20"/>
+        </w:rPr>
+        <w:t>RV^hat_{GARCH}(h) = (252/h) × Σ_{k=1}^{h} σ</w:t>
+      </w:r>
+      <w:r>
+        <w:rPr>
+          <w:rFonts w:ascii="Times New Roman" w:hAnsi="Times New Roman"/>
+          <w:b w:val="0"/>
+          <w:i w:val="0"/>
+          <w:sz w:val="20"/>
+          <w:vertAlign w:val="superscript"/>
+        </w:rPr>
+        <w:t>2</w:t>
+      </w:r>
+      <w:r>
+        <w:rPr>
+          <w:rFonts w:ascii="Times New Roman" w:hAnsi="Times New Roman"/>
+          <w:b w:val="0"/>
+          <w:i w:val="0"/>
+          <w:sz w:val="20"/>
+        </w:rPr>
+        <w:t>_{t+k|t}</w:t>
+      </w:r>
+    </w:p>
+    <w:p>
+      <w:pPr>
+        <w:spacing w:before="0" w:after="120" w:lineRule="auto" w:line="360"/>
+        <w:ind w:firstLine="400"/>
+        <w:jc w:val="both"/>
+      </w:pPr>
+      <w:r>
+        <w:rPr>
+          <w:rFonts w:ascii="Times New Roman" w:hAnsi="Times New Roman"/>
+          <w:b w:val="0"/>
+          <w:i w:val="0"/>
+          <w:sz w:val="20"/>
+        </w:rPr>
+        <w:t>실증적으로 추정되는 α+β ≈ 0.97~0.99 범위에서는 h = 22이면 (α+β)^22 ≈ 0.50~0.63으로 절반 이하로 감소하여 예측값이 장기 평균으로 급격히 수렴한다. 이 평균 회귀 특성은 최근 RV 수준을 그대로 유지하는 NaiveRV와 달리, 최근 변동성 급등 구간에서 예측값을 체계적으로 하향 편향시킨다. 추가로, 개별 자산마다 σ̄</w:t>
+      </w:r>
+      <w:r>
+        <w:rPr>
+          <w:rFonts w:ascii="Times New Roman" w:hAnsi="Times New Roman"/>
+          <w:b w:val="0"/>
+          <w:i w:val="0"/>
+          <w:sz w:val="20"/>
+          <w:vertAlign w:val="superscript"/>
+        </w:rPr>
+        <w:t>2</w:t>
+      </w:r>
+      <w:r>
+        <w:rPr>
+          <w:rFonts w:ascii="Times New Roman" w:hAnsi="Times New Roman"/>
+          <w:b w:val="0"/>
+          <w:i w:val="0"/>
+          <w:sz w:val="20"/>
+        </w:rPr>
+        <w:t>가 다르므로 장기 예측에서 자산 간 횡단면 분산이 축소되어 Pooled R</w:t>
+      </w:r>
+      <w:r>
+        <w:rPr>
+          <w:rFonts w:ascii="Times New Roman" w:hAnsi="Times New Roman"/>
+          <w:b w:val="0"/>
+          <w:i w:val="0"/>
+          <w:sz w:val="20"/>
+          <w:vertAlign w:val="superscript"/>
+        </w:rPr>
+        <w:t>2</w:t>
+      </w:r>
+      <w:r>
+        <w:rPr>
+          <w:rFonts w:ascii="Times New Roman" w:hAnsi="Times New Roman"/>
+          <w:b w:val="0"/>
+          <w:i w:val="0"/>
+          <w:sz w:val="20"/>
+        </w:rPr>
+        <w:t>를 추가로 낮추는 효과가 발생한다. 극단적 변동성 국면에서의 모수 불안정성이 이를 심화시킨다.</w:t>
       </w:r>
     </w:p>
     <w:p>
@@ -12509,7 +12905,7 @@
     <w:p>
       <w:pPr>
         <w:spacing w:before="0" w:after="120" w:lineRule="auto" w:line="360"/>
-        <w:ind w:firstLine="5080000"/>
+        <w:ind w:firstLine="400"/>
         <w:jc w:val="both"/>
       </w:pPr>
       <w:r>
@@ -13406,15 +13802,16 @@
     </w:p>
     <w:p>
       <w:pPr>
-        <w:spacing w:before="0" w:after="20" w:lineRule="auto" w:line="288"/>
-        <w:jc w:val="both"/>
-      </w:pPr>
-      <w:r>
-        <w:rPr>
-          <w:rFonts w:ascii="Times New Roman" w:hAnsi="Times New Roman"/>
-          <w:b w:val="0"/>
-          <w:i w:val="0"/>
-          <w:sz w:val="18"/>
+        <w:spacing w:before="0" w:after="120" w:lineRule="auto" w:line="360"/>
+        <w:ind w:firstLine="400"/>
+        <w:jc w:val="both"/>
+      </w:pPr>
+      <w:r>
+        <w:rPr>
+          <w:rFonts w:ascii="Times New Roman" w:hAnsi="Times New Roman"/>
+          <w:b w:val="0"/>
+          <w:i w:val="0"/>
+          <w:sz w:val="20"/>
         </w:rPr>
         <w:t>LASSO(35피처)는 8개 기간 전체에서 LASSO-HAR(3피처)를 상회하며, 성능 격차는 +0.001(1d)에서 +0.137(120d) 범위에 분포한다. 22d 기준 격차는 +0.068이며, 90d 이상 장기 구간에서 격차가 0.056~0.137로 확대된다.</w:t>
       </w:r>
@@ -13437,17 +13834,17 @@
     <w:p>
       <w:pPr>
         <w:spacing w:before="0" w:after="120" w:lineRule="auto" w:line="360"/>
-        <w:ind w:firstLine="5080000"/>
-        <w:jc w:val="both"/>
-      </w:pPr>
-      <w:r>
-        <w:rPr>
-          <w:rFonts w:ascii="Times New Roman" w:hAnsi="Times New Roman"/>
-          <w:b w:val="0"/>
-          <w:i w:val="0"/>
-          <w:sz w:val="20"/>
-        </w:rPr>
-        <w:t>WEns 앙상블에 대해 수행한 다중 분할 안정성, alpha 민감도, 5-fold 시계열 교차검증, 데이터 누출 테스트, permutation importance, DM 검정 결과는 전반적으로 일관된 패턴을 보였다. Commodity IV 대체(GVZ/OVX) 실험에서는 VIX를 GLD에는 GVZ, USO에는 OVX로 교체하였을 때 전체 Pooled R</w:t>
+        <w:ind w:firstLine="400"/>
+        <w:jc w:val="both"/>
+      </w:pPr>
+      <w:r>
+        <w:rPr>
+          <w:rFonts w:ascii="Times New Roman" w:hAnsi="Times New Roman"/>
+          <w:b w:val="0"/>
+          <w:i w:val="0"/>
+          <w:sz w:val="20"/>
+        </w:rPr>
+        <w:t>WEns 앙상블에 대해 수행한 다중 분할 안정성, alpha 민감도, 5-fold 시계열 교차검증, 데이터 누출 테스트, permutation importance, DM 검정 결과는 전반적으로 일관된 패턴을 보였다. 본 절의 강건성 실험은 각 변경 사항을 개별적으로 적용하고 나머지 설정은 메인 실험과 동일하게 유지하는 방식으로 수행하였다. 강건성 실험에서 공통으로 사용된 기준값 0.782는 표 6의 22d 단일 기간 결과(0.8044)와 다르다. 이 값은 각 강건성 조건(GVZ/OVX 교체, 전방 채움 제거 등) 하에서 메인 실험과 동일한 학습-테스트 분할 및 하이퍼파라미터로 WEns를 재학습하였을 때의 기준 Pooled R</w:t>
       </w:r>
       <w:r>
         <w:rPr>
@@ -13466,7 +13863,7 @@
           <w:i w:val="0"/>
           <w:sz w:val="20"/>
         </w:rPr>
-        <w:t>가 0.782에서 0.774로 0.008p 하락하였다(강건성 실험 공통 기준값; 기간별 결과는 표 5 참조). 잔차 진단에서 비정규성, 자기상관, ARCH 효과가 관찰되었으나, HAC 기반 검정과 블록 부트스트랩을 통해 통계적 비교의 왜곡 가능성을 완화하였다. 전방 채움 제거 실험에서는 Pooled R</w:t>
+        <w:t>이며, 실험 간 비교 가능성을 위해 공통 기준으로 설정하였다. 각 강건성 실험의 해석은 절대값이 아닌 기준값 대비 변화량(Δ)에 초점을 맞춘다. Commodity IV 대체(GVZ/OVX) 실험에서는 VIX를 GLD에는 GVZ, USO에는 OVX로 교체하였을 때 통합 Pooled R</w:t>
       </w:r>
       <w:r>
         <w:rPr>
@@ -13485,6 +13882,25 @@
           <w:i w:val="0"/>
           <w:sz w:val="20"/>
         </w:rPr>
+        <w:t>가 0.782에서 0.774로 0.008p 하락하였다. 잔차 진단에서 비정규성, 자기상관, ARCH 효과가 관찰되었으나, HAC 기반 검정과 블록 부트스트랩을 통해 통계적 비교의 왜곡 가능성을 완화하였다. 전방 채움 제거 실험에서는 통합 Pooled R</w:t>
+      </w:r>
+      <w:r>
+        <w:rPr>
+          <w:rFonts w:ascii="Times New Roman" w:hAnsi="Times New Roman"/>
+          <w:b w:val="0"/>
+          <w:i w:val="0"/>
+          <w:sz w:val="20"/>
+          <w:vertAlign w:val="superscript"/>
+        </w:rPr>
+        <w:t>2</w:t>
+      </w:r>
+      <w:r>
+        <w:rPr>
+          <w:rFonts w:ascii="Times New Roman" w:hAnsi="Times New Roman"/>
+          <w:b w:val="0"/>
+          <w:i w:val="0"/>
+          <w:sz w:val="20"/>
+        </w:rPr>
         <w:t>가 0.782에서 0.795로, 중위 R</w:t>
       </w:r>
       <w:r>
@@ -13504,13 +13920,13 @@
           <w:i w:val="0"/>
           <w:sz w:val="20"/>
         </w:rPr>
-        <w:t>가 0.123에서 0.182로 소폭 상승하여(동일 강건성 실험 기준값), 결측 처리 방식이 결과를 보수적 방향으로 작용하였음을 확인하였다.</w:t>
+        <w:t>가 0.123에서 0.182로 소폭 상승하여, 결측 처리 방식이 성능을 보수적 방향으로 작용하였음을 확인하였다.</w:t>
       </w:r>
     </w:p>
     <w:p>
       <w:pPr>
         <w:spacing w:before="0" w:after="120" w:lineRule="auto" w:line="360"/>
-        <w:ind w:firstLine="5080000"/>
+        <w:ind w:firstLine="400"/>
         <w:jc w:val="both"/>
       </w:pPr>
       <w:r>
@@ -13556,7 +13972,7 @@
     <w:p>
       <w:pPr>
         <w:spacing w:before="0" w:after="120" w:lineRule="auto" w:line="360"/>
-        <w:ind w:firstLine="5080000"/>
+        <w:ind w:firstLine="400"/>
         <w:jc w:val="both"/>
       </w:pPr>
       <w:r>
@@ -13644,7 +14060,7 @@
     <w:p>
       <w:pPr>
         <w:spacing w:before="0" w:after="120" w:lineRule="auto" w:line="360"/>
-        <w:ind w:firstLine="5080000"/>
+        <w:ind w:firstLine="400"/>
         <w:jc w:val="both"/>
       </w:pPr>
       <w:r>
@@ -14118,6 +14534,76 @@
     <w:p/>
     <w:p>
       <w:pPr>
+        <w:spacing w:before="0" w:after="120" w:lineRule="auto" w:line="360"/>
+        <w:ind w:firstLine="400"/>
+        <w:jc w:val="both"/>
+      </w:pPr>
+      <w:r>
+        <w:rPr>
+          <w:rFonts w:ascii="Times New Roman" w:hAnsi="Times New Roman"/>
+          <w:b w:val="0"/>
+          <w:i w:val="0"/>
+          <w:sz w:val="20"/>
+        </w:rPr>
+        <w:t>(비고: VRP = (VIX_t/100)</w:t>
+      </w:r>
+      <w:r>
+        <w:rPr>
+          <w:rFonts w:ascii="Times New Roman" w:hAnsi="Times New Roman"/>
+          <w:b w:val="0"/>
+          <w:i w:val="0"/>
+          <w:sz w:val="20"/>
+          <w:vertAlign w:val="superscript"/>
+        </w:rPr>
+        <w:t>2</w:t>
+      </w:r>
+      <w:r>
+        <w:rPr>
+          <w:rFonts w:ascii="Times New Roman" w:hAnsi="Times New Roman"/>
+          <w:b w:val="0"/>
+          <w:i w:val="0"/>
+          <w:sz w:val="20"/>
+        </w:rPr>
+        <w:t xml:space="preserve"> − RV_i,t(22d)^hat. 테스트 기간 2021-12-03~2024-11-27. Equity·Bond·Commodity 각 자산군 내 전체 관측치 풀링. Bond VRP 양수 비율이 높은 것은 VIX(주식 기반 IV proxy)가 채권 변동성을 과대추정하는 만기 불일치 효과를 반영한다.)</w:t>
+      </w:r>
+    </w:p>
+    <w:p>
+      <w:pPr>
+        <w:spacing w:before="0" w:after="120" w:lineRule="auto" w:line="360"/>
+        <w:ind w:firstLine="400"/>
+        <w:jc w:val="both"/>
+      </w:pPr>
+      <w:r>
+        <w:rPr>
+          <w:rFonts w:ascii="Times New Roman" w:hAnsi="Times New Roman"/>
+          <w:b w:val="0"/>
+          <w:i w:val="0"/>
+          <w:sz w:val="20"/>
+        </w:rPr>
+        <w:t>1~22거래일 단기 구간에서 VRP의 평균은 주식 자산군을 중심으로 양수를 유지하는데, 이는 시장 참여자들이 단기 변동성 위험에 대해 프리미엄을 지불한다는 기존 문헌</w:t>
+      </w:r>
+      <w:r>
+        <w:rPr>
+          <w:rFonts w:ascii="Times New Roman" w:hAnsi="Times New Roman"/>
+          <w:b w:val="0"/>
+          <w:i w:val="0"/>
+          <w:sz w:val="20"/>
+          <w:vertAlign w:val="superscript"/>
+        </w:rPr>
+        <w:t>56</w:t>
+      </w:r>
+      <w:r>
+        <w:rPr>
+          <w:rFonts w:ascii="Times New Roman" w:hAnsi="Times New Roman"/>
+          <w:b w:val="0"/>
+          <w:i w:val="0"/>
+          <w:sz w:val="20"/>
+        </w:rPr>
+        <w:t>의 결과와 방향이 일치한다. 반면 60거래일 이상의 장기 구간에서는 VIX가 30일 만기를 기준으로 산출된 값임을 감안할 때 만기 불일치로 인해 VRP의 해석에 주의가 필요하다. 자산별로는 주식 ETF(SPY, QQQ)에서 VRP 양수 비율이 높게 나타나는 반면, 채권 및 일부 원자재 자산에서는 상대적으로 낮은 수준을 보인다.</w:t>
+      </w:r>
+    </w:p>
+    <w:p>
+      <w:pPr>
         <w:spacing w:before="160" w:after="80" w:lineRule="auto" w:line="360"/>
         <w:jc w:val="left"/>
       </w:pPr>
@@ -14134,7 +14620,7 @@
     <w:p>
       <w:pPr>
         <w:spacing w:before="0" w:after="120" w:lineRule="auto" w:line="360"/>
-        <w:ind w:firstLine="5080000"/>
+        <w:ind w:firstLine="400"/>
         <w:jc w:val="both"/>
       </w:pPr>
       <w:r>
@@ -14199,7 +14685,7 @@
     <w:p>
       <w:pPr>
         <w:spacing w:before="0" w:after="120" w:lineRule="auto" w:line="360"/>
-        <w:ind w:firstLine="5080000"/>
+        <w:ind w:firstLine="400"/>
         <w:jc w:val="both"/>
       </w:pPr>
       <w:r>
@@ -14249,7 +14735,7 @@
     <w:p>
       <w:pPr>
         <w:spacing w:before="0" w:after="120" w:lineRule="auto" w:line="360"/>
-        <w:ind w:firstLine="5080000"/>
+        <w:ind w:firstLine="400"/>
         <w:jc w:val="both"/>
       </w:pPr>
       <w:r>
@@ -14265,7 +14751,7 @@
     <w:p>
       <w:pPr>
         <w:spacing w:before="0" w:after="120" w:lineRule="auto" w:line="360"/>
-        <w:ind w:firstLine="5080000"/>
+        <w:ind w:firstLine="400"/>
         <w:jc w:val="both"/>
       </w:pPr>
       <w:r>
@@ -14296,7 +14782,7 @@
     <w:p>
       <w:pPr>
         <w:spacing w:before="0" w:after="120" w:lineRule="auto" w:line="360"/>
-        <w:ind w:firstLine="5080000"/>
+        <w:ind w:firstLine="400"/>
         <w:jc w:val="both"/>
       </w:pPr>
       <w:r>
@@ -14312,17 +14798,17 @@
     <w:p>
       <w:pPr>
         <w:spacing w:before="0" w:after="120" w:lineRule="auto" w:line="360"/>
-        <w:ind w:firstLine="5080000"/>
-        <w:jc w:val="both"/>
-      </w:pPr>
-      <w:r>
-        <w:rPr>
-          <w:rFonts w:ascii="Times New Roman" w:hAnsi="Times New Roman"/>
-          <w:b w:val="0"/>
-          <w:i w:val="0"/>
-          <w:sz w:val="20"/>
-        </w:rPr>
-        <w:t>실증 결과, 1~252거래일 전 구간에서 Ridge 또는 WEns가 최상위권(1~2위)을 형성하였으며, 세부 기간별 순위는 그림 3 히트맵을 참조한다. 이는 특정 예측 기간에만 유효한 기법이 아니라, 단기부터 연간에 이르기까지 안정적으로 작동하는 구조임을 뜻한다. 특히 22일 예측에서 WEns는 Ridge와 XGBoost를 결합해 두 모델 단독 성능보다 높은 Pooled R</w:t>
+        <w:ind w:firstLine="400"/>
+        <w:jc w:val="both"/>
+      </w:pPr>
+      <w:r>
+        <w:rPr>
+          <w:rFonts w:ascii="Times New Roman" w:hAnsi="Times New Roman"/>
+          <w:b w:val="0"/>
+          <w:i w:val="0"/>
+          <w:sz w:val="20"/>
+        </w:rPr>
+        <w:t>실증 결과, 1~252거래일 전 구간에서 Ridge 또는 WEns가 최상위권(1~2위)을 형성하였으며, 세부 기간별 순위는 그림 3 히트맵을 참조한다. 이는 특정 예측 기간에만 유효한 기법이 아니라, Pooled R</w:t>
       </w:r>
       <w:r>
         <w:rPr>
@@ -14341,7 +14827,7 @@
           <w:i w:val="0"/>
           <w:sz w:val="20"/>
         </w:rPr>
-        <w:t xml:space="preserve"> 0.8044를 기록하였으며, 이는 선형 모델에 비선형 모델의 보정이 더해질 때 소폭이나마 성능이 개선됨을 보여준다. 상세 분석이 22거래일 기준에 집중된 이유는, 22d가 HAR-RV의 핵심 예측 기간이자 옵션 만기(VIX 30일)와 가장 근접한 구간으로서 IV 정보 활용이 이론적으로 가장 정합하고, 실증 문헌에서 비교 기준으로 가장 널리 사용되기 때문이다. 기간별 전체 모형 성능은 그림 3 히트맵에 제시하였다. 또한 전방 채움 제거, VIX 만기 점검, 자산별 변동성 지표 교체 실험에서 Pooled R</w:t>
+        <w:t xml:space="preserve"> 기준으로 단기부터 연간에 이르기까지 일관되게 상위권을 유지하는 구조임을 뜻한다. 다만 90거래일 이상 장기 기간에서 R</w:t>
       </w:r>
       <w:r>
         <w:rPr>
@@ -14360,13 +14846,70 @@
           <w:i w:val="0"/>
           <w:sz w:val="20"/>
         </w:rPr>
-        <w:t>가 0.774~0.782 범위로 유지되어, 보고된 성능이 특정 전처리나 지표 선택에 좌우되지 않는 견고한 결과임을 확인하였다.</w:t>
+        <w:t>_Within(자산 내 시계열 예측력)이 음수로 전환되므로, 장기 Pooled R</w:t>
+      </w:r>
+      <w:r>
+        <w:rPr>
+          <w:rFonts w:ascii="Times New Roman" w:hAnsi="Times New Roman"/>
+          <w:b w:val="0"/>
+          <w:i w:val="0"/>
+          <w:sz w:val="20"/>
+          <w:vertAlign w:val="superscript"/>
+        </w:rPr>
+        <w:t>2</w:t>
+      </w:r>
+      <w:r>
+        <w:rPr>
+          <w:rFonts w:ascii="Times New Roman" w:hAnsi="Times New Roman"/>
+          <w:b w:val="0"/>
+          <w:i w:val="0"/>
+          <w:sz w:val="20"/>
+        </w:rPr>
+        <w:t>의 개선은 자산군 간 횡단면 수준 차이 설명력에 주로 기인함을 유의해야 한다. 특히 22일 예측에서 WEns는 Ridge와 XGBoost를 결합해 두 모델 단독 성능보다 높은 Pooled R</w:t>
+      </w:r>
+      <w:r>
+        <w:rPr>
+          <w:rFonts w:ascii="Times New Roman" w:hAnsi="Times New Roman"/>
+          <w:b w:val="0"/>
+          <w:i w:val="0"/>
+          <w:sz w:val="20"/>
+          <w:vertAlign w:val="superscript"/>
+        </w:rPr>
+        <w:t>2</w:t>
+      </w:r>
+      <w:r>
+        <w:rPr>
+          <w:rFonts w:ascii="Times New Roman" w:hAnsi="Times New Roman"/>
+          <w:b w:val="0"/>
+          <w:i w:val="0"/>
+          <w:sz w:val="20"/>
+        </w:rPr>
+        <w:t xml:space="preserve"> 0.8044를 기록하였으며, 이는 선형 모델에 비선형 모델의 보정이 더해질 때 소폭이나마 성능이 개선됨을 보여준다. 상세 분석이 22거래일 기준에 집중된 이유는, 22d가 HAR-RV의 핵심 예측 기간이자 옵션 만기(VIX 30일)와 가장 근접한 구간으로서 IV 정보 활용이 이론적으로 가장 정합하고, 실증 문헌에서 비교 기준으로 가장 널리 사용되기 때문이다. 기간별 전체 모형 성능은 그림 3 히트맵에 제시하였다. 또한 강건성 실험에서 기준값(Pooled R</w:t>
+      </w:r>
+      <w:r>
+        <w:rPr>
+          <w:rFonts w:ascii="Times New Roman" w:hAnsi="Times New Roman"/>
+          <w:b w:val="0"/>
+          <w:i w:val="0"/>
+          <w:sz w:val="20"/>
+          <w:vertAlign w:val="superscript"/>
+        </w:rPr>
+        <w:t>2</w:t>
+      </w:r>
+      <w:r>
+        <w:rPr>
+          <w:rFonts w:ascii="Times New Roman" w:hAnsi="Times New Roman"/>
+          <w:b w:val="0"/>
+          <w:i w:val="0"/>
+          <w:sz w:val="20"/>
+        </w:rPr>
+        <w:t xml:space="preserve"> 0.782, 상세는 Ⅳ장 5절 3)항 참조) 대비 결과는 다음과 같다. 자산별 변동성 지표 교체(GVZ/OVX) 시 0.774로 0.008p 하락하였고, 전방 채움 제거 시 0.795로 0.013p 상승하였다. 즉 강건성 실험 결과는 0.774~0.795 범위에 분포하며, 보고된 성능이 특정 전처리나 지표 선택에 좌우되지 않는 견고한 결과임을 확인하였다.</w:t>
       </w:r>
     </w:p>
     <w:p>
       <w:pPr>
         <w:spacing w:before="0" w:after="120" w:lineRule="auto" w:line="360"/>
-        <w:ind w:firstLine="5080000"/>
+        <w:ind w:firstLine="400"/>
         <w:jc w:val="both"/>
       </w:pPr>
       <w:r>
@@ -14433,7 +14976,7 @@
           <w:i w:val="0"/>
           <w:sz w:val="20"/>
         </w:rPr>
-        <w:t>를 각각 +0.038p · +0.090p · +0.115p · +0.595p 상회하며(모두 p &lt; 0.001) 통계적으로 유의한 우위를 보였다. 넷째, LASSO(35피처)는 LASSO-HAR(3피처) 대비 8개 기간 전체에서 우수하며, 격차는 22d +0.068p, 120d +0.137p이다.</w:t>
+        <w:t>를 각각 +0.039p · +0.091p · +0.115p · +0.595p 상회하며(모두 p &lt; 0.001) 통계적으로 유의한 우위를 보였다. 넷째, LASSO(35피처)는 LASSO-HAR(3피처) 대비 8개 기간 전체에서 우수하며, 격차는 22d +0.068p, 120d +0.137p이다.</w:t>
       </w:r>
     </w:p>
     <w:p>
@@ -14454,7 +14997,7 @@
     <w:p>
       <w:pPr>
         <w:spacing w:before="0" w:after="120" w:lineRule="auto" w:line="360"/>
-        <w:ind w:firstLine="5080000"/>
+        <w:ind w:firstLine="400"/>
         <w:jc w:val="both"/>
       </w:pPr>
       <w:r>
@@ -14470,7 +15013,7 @@
     <w:p>
       <w:pPr>
         <w:spacing w:before="0" w:after="120" w:lineRule="auto" w:line="360"/>
-        <w:ind w:firstLine="5080000"/>
+        <w:ind w:firstLine="400"/>
         <w:jc w:val="both"/>
       </w:pPr>
       <w:r>
@@ -14486,7 +15029,7 @@
     <w:p>
       <w:pPr>
         <w:spacing w:before="0" w:after="120" w:lineRule="auto" w:line="360"/>
-        <w:ind w:firstLine="5080000"/>
+        <w:ind w:firstLine="400"/>
         <w:jc w:val="both"/>
       </w:pPr>
       <w:r>
@@ -14536,7 +15079,7 @@
     <w:p>
       <w:pPr>
         <w:spacing w:before="0" w:after="120" w:lineRule="auto" w:line="360"/>
-        <w:ind w:firstLine="5080000"/>
+        <w:ind w:firstLine="400"/>
         <w:jc w:val="both"/>
       </w:pPr>
       <w:r>
@@ -14584,7 +15127,7 @@
           <w:i w:val="0"/>
           <w:sz w:val="20"/>
         </w:rPr>
-        <w:t>는 시계열 변동성 타이밍 예측력이 아닌 자산군 간 횡단면 수준 차이의 설명력에 주로 기인한다. 이는 장기 예측의 실용적 활용 범위를 제약하는 구조적 한계이다. 여섯째, 전통적 변동성 모형 비교 대상을 GARCH(1,1)에 한정하여 비대칭 효과를 반영하는 GJR-GARCH, EGARCH 등의 변형 모형을 포함하지 않았다. 이들 모형은 금융 변동성의 레버리지 효과를 포착할 수 있어 향후 비교 대상으로 추가할 필요가 있다. 일곱째, 확률적 초기화가 있는 모형(XGBoost, Random Forest, LightGBM, BiLSTM-A, MLP)에 대해 단일 랜덤 시드(seed=0)만을 사용하였다. 복수 시드 실험을 통한 성능 분산 분석이 이루어지지 않아, 특히 BiLSTM-A와 MLP의 최하위 성능이 특정 초기화에 의한 결과인지 일반적 경향인지를 확인하기 어렵다는 한계가 있다.</w:t>
+        <w:t>는 시계열 변동성 타이밍 예측력이 아닌 자산군 간 횡단면 수준 차이의 설명력에 주로 기인한다. 이는 장기 예측의 실용적 활용 범위를 제약하는 구조적 한계이다. 여섯째, 전통적 변동성 모형 비교 대상을 GARCH(1,1)에 한정하여 비대칭 효과를 반영하는 GJR-GARCH, EGARCH 등의 변형 모형을 포함하지 않았다. 이들 모형은 금융 변동성의 레버리지 효과를 포착할 수 있어 향후 비교 대상으로 추가할 필요가 있다. 일곱째, 확률적 초기화가 있는 모형(XGBoost, Random Forest, LightGBM, BiLSTM-A, MLP)에 대해 단일 랜덤 시드(seed=42)만을 사용하였다. 복수 시드 실험을 통한 성능 분산 분석이 이루어지지 않아, 특히 BiLSTM-A와 MLP의 최하위 성능이 특정 초기화에 의한 결과인지 일반적 경향인지를 확인하기 어렵다는 한계가 있다.</w:t>
       </w:r>
     </w:p>
     <w:p>
@@ -14605,7 +15148,7 @@
     <w:p>
       <w:pPr>
         <w:spacing w:before="0" w:after="120" w:lineRule="auto" w:line="360"/>
-        <w:ind w:firstLine="5080000"/>
+        <w:ind w:firstLine="400"/>
         <w:jc w:val="both"/>
       </w:pPr>
       <w:r>
@@ -18004,30 +18547,30 @@
     </w:p>
     <w:p>
       <w:pPr>
-        <w:spacing w:before="0" w:after="20" w:lineRule="auto" w:line="288"/>
-        <w:jc w:val="both"/>
-      </w:pPr>
-      <w:r>
-        <w:rPr>
-          <w:rFonts w:ascii="Times New Roman" w:hAnsi="Times New Roman"/>
-          <w:b w:val="0"/>
-          <w:i w:val="0"/>
-          <w:sz w:val="18"/>
+        <w:spacing w:before="0" w:after="120" w:lineRule="auto" w:line="360"/>
+        <w:jc w:val="both"/>
+      </w:pPr>
+      <w:r>
+        <w:rPr>
+          <w:rFonts w:ascii="Times New Roman" w:hAnsi="Times New Roman"/>
+          <w:b w:val="0"/>
+          <w:i w:val="0"/>
+          <w:sz w:val="20"/>
         </w:rPr>
         <w:t>(비고 1: Group 열의 "Cross"는 HAR 기반 그룹 내 크로스-자산 피처(#9, #12)를 구분하기 위한 서브레이블이며, 본문의 4개 그룹 분류(HAR 기반·HF Proxy·IV Surface·Alternative)에서는 HAR 기반에 포함된다. HAR 기반 피처 총 12개 = HAR 10개 + Cross 2개.)</w:t>
       </w:r>
     </w:p>
     <w:p>
       <w:pPr>
-        <w:spacing w:before="0" w:after="20" w:lineRule="auto" w:line="288"/>
-        <w:jc w:val="both"/>
-      </w:pPr>
-      <w:r>
-        <w:rPr>
-          <w:rFonts w:ascii="Times New Roman" w:hAnsi="Times New Roman"/>
-          <w:b w:val="0"/>
-          <w:i w:val="0"/>
-          <w:sz w:val="18"/>
+        <w:spacing w:before="0" w:after="120" w:lineRule="auto" w:line="360"/>
+        <w:jc w:val="both"/>
+      </w:pPr>
+      <w:r>
+        <w:rPr>
+          <w:rFonts w:ascii="Times New Roman" w:hAnsi="Times New Roman"/>
+          <w:b w:val="0"/>
+          <w:i w:val="0"/>
+          <w:sz w:val="20"/>
         </w:rPr>
         <w:t>(비고 2: 초기 설계에 포함되었던 GARCH_Daily, GARCH_Weekly 2개 피처는 Ridge 내부 검증 왜곡 문제로 최종 피처세트에서 제외하였다.)</w:t>
       </w:r>
@@ -18409,6 +18952,246 @@
           <w:i w:val="0"/>
           <w:sz w:val="18"/>
         </w:rPr>
+        <w:t>200</w:t>
+      </w:r>
+    </w:p>
+    <w:p>
+      <w:pPr>
+        <w:spacing w:before="0" w:after="20" w:lineRule="auto" w:line="288"/>
+        <w:jc w:val="both"/>
+      </w:pPr>
+      <w:r>
+        <w:rPr>
+          <w:rFonts w:ascii="Times New Roman" w:hAnsi="Times New Roman"/>
+          <w:b w:val="0"/>
+          <w:i w:val="0"/>
+          <w:sz w:val="18"/>
+        </w:rPr>
+        <w:t>seed=42 고정</w:t>
+      </w:r>
+    </w:p>
+    <w:p>
+      <w:pPr>
+        <w:spacing w:before="0" w:after="20" w:lineRule="auto" w:line="288"/>
+        <w:jc w:val="both"/>
+      </w:pPr>
+      <w:r>
+        <w:rPr>
+          <w:rFonts w:ascii="Times New Roman" w:hAnsi="Times New Roman"/>
+          <w:b w:val="0"/>
+          <w:i w:val="0"/>
+          <w:sz w:val="18"/>
+        </w:rPr>
+        <w:t>Random Forest</w:t>
+      </w:r>
+    </w:p>
+    <w:p>
+      <w:pPr>
+        <w:spacing w:before="0" w:after="20" w:lineRule="auto" w:line="288"/>
+        <w:jc w:val="both"/>
+      </w:pPr>
+      <w:r>
+        <w:rPr>
+          <w:rFonts w:ascii="Times New Roman" w:hAnsi="Times New Roman"/>
+          <w:b w:val="0"/>
+          <w:i w:val="0"/>
+          <w:sz w:val="18"/>
+        </w:rPr>
+        <w:t>max_depth</w:t>
+      </w:r>
+    </w:p>
+    <w:p>
+      <w:pPr>
+        <w:spacing w:before="0" w:after="20" w:lineRule="auto" w:line="288"/>
+        <w:jc w:val="both"/>
+      </w:pPr>
+      <w:r>
+        <w:rPr>
+          <w:rFonts w:ascii="Times New Roman" w:hAnsi="Times New Roman"/>
+          <w:b w:val="0"/>
+          <w:i w:val="0"/>
+          <w:sz w:val="18"/>
+        </w:rPr>
+        <w:t>{5, 8, 10}</w:t>
+      </w:r>
+    </w:p>
+    <w:p>
+      <w:pPr>
+        <w:spacing w:before="0" w:after="20" w:lineRule="auto" w:line="288"/>
+        <w:jc w:val="both"/>
+      </w:pPr>
+      <w:r>
+        <w:rPr>
+          <w:rFonts w:ascii="Times New Roman" w:hAnsi="Times New Roman"/>
+          <w:b w:val="0"/>
+          <w:i w:val="0"/>
+          <w:sz w:val="18"/>
+        </w:rPr>
+        <w:t>-</w:t>
+      </w:r>
+    </w:p>
+    <w:p>
+      <w:pPr>
+        <w:spacing w:before="0" w:after="20" w:lineRule="auto" w:line="288"/>
+        <w:jc w:val="both"/>
+      </w:pPr>
+      <w:r>
+        <w:rPr>
+          <w:rFonts w:ascii="Times New Roman" w:hAnsi="Times New Roman"/>
+          <w:b w:val="0"/>
+          <w:i w:val="0"/>
+          <w:sz w:val="18"/>
+        </w:rPr>
+        <w:t>Random Forest</w:t>
+      </w:r>
+    </w:p>
+    <w:p>
+      <w:pPr>
+        <w:spacing w:before="0" w:after="20" w:lineRule="auto" w:line="288"/>
+        <w:jc w:val="both"/>
+      </w:pPr>
+      <w:r>
+        <w:rPr>
+          <w:rFonts w:ascii="Times New Roman" w:hAnsi="Times New Roman"/>
+          <w:b w:val="0"/>
+          <w:i w:val="0"/>
+          <w:sz w:val="18"/>
+        </w:rPr>
+        <w:t>max_features</w:t>
+      </w:r>
+    </w:p>
+    <w:p>
+      <w:pPr>
+        <w:spacing w:before="0" w:after="20" w:lineRule="auto" w:line="288"/>
+        <w:jc w:val="both"/>
+      </w:pPr>
+      <w:r>
+        <w:rPr>
+          <w:rFonts w:ascii="Times New Roman" w:hAnsi="Times New Roman"/>
+          <w:b w:val="0"/>
+          <w:i w:val="0"/>
+          <w:sz w:val="18"/>
+        </w:rPr>
+        <w:t>sqrt</w:t>
+      </w:r>
+    </w:p>
+    <w:p>
+      <w:pPr>
+        <w:spacing w:before="0" w:after="20" w:lineRule="auto" w:line="288"/>
+        <w:jc w:val="both"/>
+      </w:pPr>
+      <w:r>
+        <w:rPr>
+          <w:rFonts w:ascii="Times New Roman" w:hAnsi="Times New Roman"/>
+          <w:b w:val="0"/>
+          <w:i w:val="0"/>
+          <w:sz w:val="18"/>
+        </w:rPr>
+        <w:t>-</w:t>
+      </w:r>
+    </w:p>
+    <w:p>
+      <w:pPr>
+        <w:spacing w:before="0" w:after="20" w:lineRule="auto" w:line="288"/>
+        <w:jc w:val="both"/>
+      </w:pPr>
+      <w:r>
+        <w:rPr>
+          <w:rFonts w:ascii="Times New Roman" w:hAnsi="Times New Roman"/>
+          <w:b w:val="0"/>
+          <w:i w:val="0"/>
+          <w:sz w:val="18"/>
+        </w:rPr>
+        <w:t>Random Forest</w:t>
+      </w:r>
+    </w:p>
+    <w:p>
+      <w:pPr>
+        <w:spacing w:before="0" w:after="20" w:lineRule="auto" w:line="288"/>
+        <w:jc w:val="both"/>
+      </w:pPr>
+      <w:r>
+        <w:rPr>
+          <w:rFonts w:ascii="Times New Roman" w:hAnsi="Times New Roman"/>
+          <w:b w:val="0"/>
+          <w:i w:val="0"/>
+          <w:sz w:val="18"/>
+        </w:rPr>
+        <w:t>min_samples_leaf</w:t>
+      </w:r>
+    </w:p>
+    <w:p>
+      <w:pPr>
+        <w:spacing w:before="0" w:after="20" w:lineRule="auto" w:line="288"/>
+        <w:jc w:val="both"/>
+      </w:pPr>
+      <w:r>
+        <w:rPr>
+          <w:rFonts w:ascii="Times New Roman" w:hAnsi="Times New Roman"/>
+          <w:b w:val="0"/>
+          <w:i w:val="0"/>
+          <w:sz w:val="18"/>
+        </w:rPr>
+        <w:t>{5, 20}</w:t>
+      </w:r>
+    </w:p>
+    <w:p>
+      <w:pPr>
+        <w:spacing w:before="0" w:after="20" w:lineRule="auto" w:line="288"/>
+        <w:jc w:val="both"/>
+      </w:pPr>
+      <w:r>
+        <w:rPr>
+          <w:rFonts w:ascii="Times New Roman" w:hAnsi="Times New Roman"/>
+          <w:b w:val="0"/>
+          <w:i w:val="0"/>
+          <w:sz w:val="18"/>
+        </w:rPr>
+        <w:t>-</w:t>
+      </w:r>
+    </w:p>
+    <w:p>
+      <w:pPr>
+        <w:spacing w:before="0" w:after="20" w:lineRule="auto" w:line="288"/>
+        <w:jc w:val="both"/>
+      </w:pPr>
+      <w:r>
+        <w:rPr>
+          <w:rFonts w:ascii="Times New Roman" w:hAnsi="Times New Roman"/>
+          <w:b w:val="0"/>
+          <w:i w:val="0"/>
+          <w:sz w:val="18"/>
+        </w:rPr>
+        <w:t>XGBoost</w:t>
+      </w:r>
+    </w:p>
+    <w:p>
+      <w:pPr>
+        <w:spacing w:before="0" w:after="20" w:lineRule="auto" w:line="288"/>
+        <w:jc w:val="both"/>
+      </w:pPr>
+      <w:r>
+        <w:rPr>
+          <w:rFonts w:ascii="Times New Roman" w:hAnsi="Times New Roman"/>
+          <w:b w:val="0"/>
+          <w:i w:val="0"/>
+          <w:sz w:val="18"/>
+        </w:rPr>
+        <w:t>n_estimators</w:t>
+      </w:r>
+    </w:p>
+    <w:p>
+      <w:pPr>
+        <w:spacing w:before="0" w:after="20" w:lineRule="auto" w:line="288"/>
+        <w:jc w:val="both"/>
+      </w:pPr>
+      <w:r>
+        <w:rPr>
+          <w:rFonts w:ascii="Times New Roman" w:hAnsi="Times New Roman"/>
+          <w:b w:val="0"/>
+          <w:i w:val="0"/>
+          <w:sz w:val="18"/>
+        </w:rPr>
         <w:t>{100, 300}</w:t>
       </w:r>
     </w:p>
@@ -18424,52 +19207,52 @@
           <w:i w:val="0"/>
           <w:sz w:val="18"/>
         </w:rPr>
-        <w:t>seed=0 고정</w:t>
-      </w:r>
-    </w:p>
-    <w:p>
-      <w:pPr>
-        <w:spacing w:before="0" w:after="20" w:lineRule="auto" w:line="288"/>
-        <w:jc w:val="both"/>
-      </w:pPr>
-      <w:r>
-        <w:rPr>
-          <w:rFonts w:ascii="Times New Roman" w:hAnsi="Times New Roman"/>
-          <w:b w:val="0"/>
-          <w:i w:val="0"/>
-          <w:sz w:val="18"/>
-        </w:rPr>
-        <w:t>Random Forest</w:t>
-      </w:r>
-    </w:p>
-    <w:p>
-      <w:pPr>
-        <w:spacing w:before="0" w:after="20" w:lineRule="auto" w:line="288"/>
-        <w:jc w:val="both"/>
-      </w:pPr>
-      <w:r>
-        <w:rPr>
-          <w:rFonts w:ascii="Times New Roman" w:hAnsi="Times New Roman"/>
-          <w:b w:val="0"/>
-          <w:i w:val="0"/>
-          <w:sz w:val="18"/>
-        </w:rPr>
-        <w:t>max_features</w:t>
-      </w:r>
-    </w:p>
-    <w:p>
-      <w:pPr>
-        <w:spacing w:before="0" w:after="20" w:lineRule="auto" w:line="288"/>
-        <w:jc w:val="both"/>
-      </w:pPr>
-      <w:r>
-        <w:rPr>
-          <w:rFonts w:ascii="Times New Roman" w:hAnsi="Times New Roman"/>
-          <w:b w:val="0"/>
-          <w:i w:val="0"/>
-          <w:sz w:val="18"/>
-        </w:rPr>
-        <w:t>{0.5, sqrt}</w:t>
+        <w:t>seed=42 고정</w:t>
+      </w:r>
+    </w:p>
+    <w:p>
+      <w:pPr>
+        <w:spacing w:before="0" w:after="20" w:lineRule="auto" w:line="288"/>
+        <w:jc w:val="both"/>
+      </w:pPr>
+      <w:r>
+        <w:rPr>
+          <w:rFonts w:ascii="Times New Roman" w:hAnsi="Times New Roman"/>
+          <w:b w:val="0"/>
+          <w:i w:val="0"/>
+          <w:sz w:val="18"/>
+        </w:rPr>
+        <w:t>XGBoost</w:t>
+      </w:r>
+    </w:p>
+    <w:p>
+      <w:pPr>
+        <w:spacing w:before="0" w:after="20" w:lineRule="auto" w:line="288"/>
+        <w:jc w:val="both"/>
+      </w:pPr>
+      <w:r>
+        <w:rPr>
+          <w:rFonts w:ascii="Times New Roman" w:hAnsi="Times New Roman"/>
+          <w:b w:val="0"/>
+          <w:i w:val="0"/>
+          <w:sz w:val="18"/>
+        </w:rPr>
+        <w:t>max_depth</w:t>
+      </w:r>
+    </w:p>
+    <w:p>
+      <w:pPr>
+        <w:spacing w:before="0" w:after="20" w:lineRule="auto" w:line="288"/>
+        <w:jc w:val="both"/>
+      </w:pPr>
+      <w:r>
+        <w:rPr>
+          <w:rFonts w:ascii="Times New Roman" w:hAnsi="Times New Roman"/>
+          <w:b w:val="0"/>
+          <w:i w:val="0"/>
+          <w:sz w:val="18"/>
+        </w:rPr>
+        <w:t>{3, 5}</w:t>
       </w:r>
     </w:p>
     <w:p>
@@ -18514,6 +19297,66 @@
           <w:i w:val="0"/>
           <w:sz w:val="18"/>
         </w:rPr>
+        <w:t>learning_rate</w:t>
+      </w:r>
+    </w:p>
+    <w:p>
+      <w:pPr>
+        <w:spacing w:before="0" w:after="20" w:lineRule="auto" w:line="288"/>
+        <w:jc w:val="both"/>
+      </w:pPr>
+      <w:r>
+        <w:rPr>
+          <w:rFonts w:ascii="Times New Roman" w:hAnsi="Times New Roman"/>
+          <w:b w:val="0"/>
+          <w:i w:val="0"/>
+          <w:sz w:val="18"/>
+        </w:rPr>
+        <w:t>{0.05, 0.1}</w:t>
+      </w:r>
+    </w:p>
+    <w:p>
+      <w:pPr>
+        <w:spacing w:before="0" w:after="20" w:lineRule="auto" w:line="288"/>
+        <w:jc w:val="both"/>
+      </w:pPr>
+      <w:r>
+        <w:rPr>
+          <w:rFonts w:ascii="Times New Roman" w:hAnsi="Times New Roman"/>
+          <w:b w:val="0"/>
+          <w:i w:val="0"/>
+          <w:sz w:val="18"/>
+        </w:rPr>
+        <w:t>-</w:t>
+      </w:r>
+    </w:p>
+    <w:p>
+      <w:pPr>
+        <w:spacing w:before="0" w:after="20" w:lineRule="auto" w:line="288"/>
+        <w:jc w:val="both"/>
+      </w:pPr>
+      <w:r>
+        <w:rPr>
+          <w:rFonts w:ascii="Times New Roman" w:hAnsi="Times New Roman"/>
+          <w:b w:val="0"/>
+          <w:i w:val="0"/>
+          <w:sz w:val="18"/>
+        </w:rPr>
+        <w:t>LightGBM</w:t>
+      </w:r>
+    </w:p>
+    <w:p>
+      <w:pPr>
+        <w:spacing w:before="0" w:after="20" w:lineRule="auto" w:line="288"/>
+        <w:jc w:val="both"/>
+      </w:pPr>
+      <w:r>
+        <w:rPr>
+          <w:rFonts w:ascii="Times New Roman" w:hAnsi="Times New Roman"/>
+          <w:b w:val="0"/>
+          <w:i w:val="0"/>
+          <w:sz w:val="18"/>
+        </w:rPr>
         <w:t>n_estimators</w:t>
       </w:r>
     </w:p>
@@ -18544,52 +19387,52 @@
           <w:i w:val="0"/>
           <w:sz w:val="18"/>
         </w:rPr>
-        <w:t>seed=0 고정</w:t>
-      </w:r>
-    </w:p>
-    <w:p>
-      <w:pPr>
-        <w:spacing w:before="0" w:after="20" w:lineRule="auto" w:line="288"/>
-        <w:jc w:val="both"/>
-      </w:pPr>
-      <w:r>
-        <w:rPr>
-          <w:rFonts w:ascii="Times New Roman" w:hAnsi="Times New Roman"/>
-          <w:b w:val="0"/>
-          <w:i w:val="0"/>
-          <w:sz w:val="18"/>
-        </w:rPr>
-        <w:t>XGBoost</w:t>
-      </w:r>
-    </w:p>
-    <w:p>
-      <w:pPr>
-        <w:spacing w:before="0" w:after="20" w:lineRule="auto" w:line="288"/>
-        <w:jc w:val="both"/>
-      </w:pPr>
-      <w:r>
-        <w:rPr>
-          <w:rFonts w:ascii="Times New Roman" w:hAnsi="Times New Roman"/>
-          <w:b w:val="0"/>
-          <w:i w:val="0"/>
-          <w:sz w:val="18"/>
-        </w:rPr>
-        <w:t>max_depth</w:t>
-      </w:r>
-    </w:p>
-    <w:p>
-      <w:pPr>
-        <w:spacing w:before="0" w:after="20" w:lineRule="auto" w:line="288"/>
-        <w:jc w:val="both"/>
-      </w:pPr>
-      <w:r>
-        <w:rPr>
-          <w:rFonts w:ascii="Times New Roman" w:hAnsi="Times New Roman"/>
-          <w:b w:val="0"/>
-          <w:i w:val="0"/>
-          <w:sz w:val="18"/>
-        </w:rPr>
-        <w:t>{3, 5}</w:t>
+        <w:t>seed=42 고정</w:t>
+      </w:r>
+    </w:p>
+    <w:p>
+      <w:pPr>
+        <w:spacing w:before="0" w:after="20" w:lineRule="auto" w:line="288"/>
+        <w:jc w:val="both"/>
+      </w:pPr>
+      <w:r>
+        <w:rPr>
+          <w:rFonts w:ascii="Times New Roman" w:hAnsi="Times New Roman"/>
+          <w:b w:val="0"/>
+          <w:i w:val="0"/>
+          <w:sz w:val="18"/>
+        </w:rPr>
+        <w:t>LightGBM</w:t>
+      </w:r>
+    </w:p>
+    <w:p>
+      <w:pPr>
+        <w:spacing w:before="0" w:after="20" w:lineRule="auto" w:line="288"/>
+        <w:jc w:val="both"/>
+      </w:pPr>
+      <w:r>
+        <w:rPr>
+          <w:rFonts w:ascii="Times New Roman" w:hAnsi="Times New Roman"/>
+          <w:b w:val="0"/>
+          <w:i w:val="0"/>
+          <w:sz w:val="18"/>
+        </w:rPr>
+        <w:t>num_leaves</w:t>
+      </w:r>
+    </w:p>
+    <w:p>
+      <w:pPr>
+        <w:spacing w:before="0" w:after="20" w:lineRule="auto" w:line="288"/>
+        <w:jc w:val="both"/>
+      </w:pPr>
+      <w:r>
+        <w:rPr>
+          <w:rFonts w:ascii="Times New Roman" w:hAnsi="Times New Roman"/>
+          <w:b w:val="0"/>
+          <w:i w:val="0"/>
+          <w:sz w:val="18"/>
+        </w:rPr>
+        <w:t>{31, 63}</w:t>
       </w:r>
     </w:p>
     <w:p>
@@ -18619,7 +19462,7 @@
           <w:i w:val="0"/>
           <w:sz w:val="18"/>
         </w:rPr>
-        <w:t>XGBoost</w:t>
+        <w:t>LightGBM</w:t>
       </w:r>
     </w:p>
     <w:p>
@@ -18679,186 +19522,6 @@
           <w:i w:val="0"/>
           <w:sz w:val="18"/>
         </w:rPr>
-        <w:t>LightGBM</w:t>
-      </w:r>
-    </w:p>
-    <w:p>
-      <w:pPr>
-        <w:spacing w:before="0" w:after="20" w:lineRule="auto" w:line="288"/>
-        <w:jc w:val="both"/>
-      </w:pPr>
-      <w:r>
-        <w:rPr>
-          <w:rFonts w:ascii="Times New Roman" w:hAnsi="Times New Roman"/>
-          <w:b w:val="0"/>
-          <w:i w:val="0"/>
-          <w:sz w:val="18"/>
-        </w:rPr>
-        <w:t>n_estimators</w:t>
-      </w:r>
-    </w:p>
-    <w:p>
-      <w:pPr>
-        <w:spacing w:before="0" w:after="20" w:lineRule="auto" w:line="288"/>
-        <w:jc w:val="both"/>
-      </w:pPr>
-      <w:r>
-        <w:rPr>
-          <w:rFonts w:ascii="Times New Roman" w:hAnsi="Times New Roman"/>
-          <w:b w:val="0"/>
-          <w:i w:val="0"/>
-          <w:sz w:val="18"/>
-        </w:rPr>
-        <w:t>{100, 300}</w:t>
-      </w:r>
-    </w:p>
-    <w:p>
-      <w:pPr>
-        <w:spacing w:before="0" w:after="20" w:lineRule="auto" w:line="288"/>
-        <w:jc w:val="both"/>
-      </w:pPr>
-      <w:r>
-        <w:rPr>
-          <w:rFonts w:ascii="Times New Roman" w:hAnsi="Times New Roman"/>
-          <w:b w:val="0"/>
-          <w:i w:val="0"/>
-          <w:sz w:val="18"/>
-        </w:rPr>
-        <w:t>seed=0 고정</w:t>
-      </w:r>
-    </w:p>
-    <w:p>
-      <w:pPr>
-        <w:spacing w:before="0" w:after="20" w:lineRule="auto" w:line="288"/>
-        <w:jc w:val="both"/>
-      </w:pPr>
-      <w:r>
-        <w:rPr>
-          <w:rFonts w:ascii="Times New Roman" w:hAnsi="Times New Roman"/>
-          <w:b w:val="0"/>
-          <w:i w:val="0"/>
-          <w:sz w:val="18"/>
-        </w:rPr>
-        <w:t>LightGBM</w:t>
-      </w:r>
-    </w:p>
-    <w:p>
-      <w:pPr>
-        <w:spacing w:before="0" w:after="20" w:lineRule="auto" w:line="288"/>
-        <w:jc w:val="both"/>
-      </w:pPr>
-      <w:r>
-        <w:rPr>
-          <w:rFonts w:ascii="Times New Roman" w:hAnsi="Times New Roman"/>
-          <w:b w:val="0"/>
-          <w:i w:val="0"/>
-          <w:sz w:val="18"/>
-        </w:rPr>
-        <w:t>num_leaves</w:t>
-      </w:r>
-    </w:p>
-    <w:p>
-      <w:pPr>
-        <w:spacing w:before="0" w:after="20" w:lineRule="auto" w:line="288"/>
-        <w:jc w:val="both"/>
-      </w:pPr>
-      <w:r>
-        <w:rPr>
-          <w:rFonts w:ascii="Times New Roman" w:hAnsi="Times New Roman"/>
-          <w:b w:val="0"/>
-          <w:i w:val="0"/>
-          <w:sz w:val="18"/>
-        </w:rPr>
-        <w:t>{31, 63}</w:t>
-      </w:r>
-    </w:p>
-    <w:p>
-      <w:pPr>
-        <w:spacing w:before="0" w:after="20" w:lineRule="auto" w:line="288"/>
-        <w:jc w:val="both"/>
-      </w:pPr>
-      <w:r>
-        <w:rPr>
-          <w:rFonts w:ascii="Times New Roman" w:hAnsi="Times New Roman"/>
-          <w:b w:val="0"/>
-          <w:i w:val="0"/>
-          <w:sz w:val="18"/>
-        </w:rPr>
-        <w:t>-</w:t>
-      </w:r>
-    </w:p>
-    <w:p>
-      <w:pPr>
-        <w:spacing w:before="0" w:after="20" w:lineRule="auto" w:line="288"/>
-        <w:jc w:val="both"/>
-      </w:pPr>
-      <w:r>
-        <w:rPr>
-          <w:rFonts w:ascii="Times New Roman" w:hAnsi="Times New Roman"/>
-          <w:b w:val="0"/>
-          <w:i w:val="0"/>
-          <w:sz w:val="18"/>
-        </w:rPr>
-        <w:t>LightGBM</w:t>
-      </w:r>
-    </w:p>
-    <w:p>
-      <w:pPr>
-        <w:spacing w:before="0" w:after="20" w:lineRule="auto" w:line="288"/>
-        <w:jc w:val="both"/>
-      </w:pPr>
-      <w:r>
-        <w:rPr>
-          <w:rFonts w:ascii="Times New Roman" w:hAnsi="Times New Roman"/>
-          <w:b w:val="0"/>
-          <w:i w:val="0"/>
-          <w:sz w:val="18"/>
-        </w:rPr>
-        <w:t>learning_rate</w:t>
-      </w:r>
-    </w:p>
-    <w:p>
-      <w:pPr>
-        <w:spacing w:before="0" w:after="20" w:lineRule="auto" w:line="288"/>
-        <w:jc w:val="both"/>
-      </w:pPr>
-      <w:r>
-        <w:rPr>
-          <w:rFonts w:ascii="Times New Roman" w:hAnsi="Times New Roman"/>
-          <w:b w:val="0"/>
-          <w:i w:val="0"/>
-          <w:sz w:val="18"/>
-        </w:rPr>
-        <w:t>{0.05, 0.1}</w:t>
-      </w:r>
-    </w:p>
-    <w:p>
-      <w:pPr>
-        <w:spacing w:before="0" w:after="20" w:lineRule="auto" w:line="288"/>
-        <w:jc w:val="both"/>
-      </w:pPr>
-      <w:r>
-        <w:rPr>
-          <w:rFonts w:ascii="Times New Roman" w:hAnsi="Times New Roman"/>
-          <w:b w:val="0"/>
-          <w:i w:val="0"/>
-          <w:sz w:val="18"/>
-        </w:rPr>
-        <w:t>-</w:t>
-      </w:r>
-    </w:p>
-    <w:p>
-      <w:pPr>
-        <w:spacing w:before="0" w:after="20" w:lineRule="auto" w:line="288"/>
-        <w:jc w:val="both"/>
-      </w:pPr>
-      <w:r>
-        <w:rPr>
-          <w:rFonts w:ascii="Times New Roman" w:hAnsi="Times New Roman"/>
-          <w:b w:val="0"/>
-          <w:i w:val="0"/>
-          <w:sz w:val="18"/>
-        </w:rPr>
         <w:t>MLP</w:t>
       </w:r>
     </w:p>
@@ -18904,7 +19567,7 @@
           <w:i w:val="0"/>
           <w:sz w:val="18"/>
         </w:rPr>
-        <w:t>seed=0 고정</w:t>
+        <w:t>seed=42 고정</w:t>
       </w:r>
     </w:p>
     <w:p>
@@ -18934,6 +19597,186 @@
           <w:i w:val="0"/>
           <w:sz w:val="18"/>
         </w:rPr>
+        <w:t>alpha (L2)</w:t>
+      </w:r>
+    </w:p>
+    <w:p>
+      <w:pPr>
+        <w:spacing w:before="0" w:after="20" w:lineRule="auto" w:line="288"/>
+        <w:jc w:val="both"/>
+      </w:pPr>
+      <w:r>
+        <w:rPr>
+          <w:rFonts w:ascii="Times New Roman" w:hAnsi="Times New Roman"/>
+          <w:b w:val="0"/>
+          <w:i w:val="0"/>
+          <w:sz w:val="18"/>
+        </w:rPr>
+        <w:t>{0.0001, 0.01}</w:t>
+      </w:r>
+    </w:p>
+    <w:p>
+      <w:pPr>
+        <w:spacing w:before="0" w:after="20" w:lineRule="auto" w:line="288"/>
+        <w:jc w:val="both"/>
+      </w:pPr>
+      <w:r>
+        <w:rPr>
+          <w:rFonts w:ascii="Times New Roman" w:hAnsi="Times New Roman"/>
+          <w:b w:val="0"/>
+          <w:i w:val="0"/>
+          <w:sz w:val="18"/>
+        </w:rPr>
+        <w:t>sklearn MLPRegressor L2 규제</w:t>
+      </w:r>
+    </w:p>
+    <w:p>
+      <w:pPr>
+        <w:spacing w:before="0" w:after="20" w:lineRule="auto" w:line="288"/>
+        <w:jc w:val="both"/>
+      </w:pPr>
+      <w:r>
+        <w:rPr>
+          <w:rFonts w:ascii="Times New Roman" w:hAnsi="Times New Roman"/>
+          <w:b w:val="0"/>
+          <w:i w:val="0"/>
+          <w:sz w:val="18"/>
+        </w:rPr>
+        <w:t>MLP</w:t>
+      </w:r>
+    </w:p>
+    <w:p>
+      <w:pPr>
+        <w:spacing w:before="0" w:after="20" w:lineRule="auto" w:line="288"/>
+        <w:jc w:val="both"/>
+      </w:pPr>
+      <w:r>
+        <w:rPr>
+          <w:rFonts w:ascii="Times New Roman" w:hAnsi="Times New Roman"/>
+          <w:b w:val="0"/>
+          <w:i w:val="0"/>
+          <w:sz w:val="18"/>
+        </w:rPr>
+        <w:t>max_iter</w:t>
+      </w:r>
+    </w:p>
+    <w:p>
+      <w:pPr>
+        <w:spacing w:before="0" w:after="20" w:lineRule="auto" w:line="288"/>
+        <w:jc w:val="both"/>
+      </w:pPr>
+      <w:r>
+        <w:rPr>
+          <w:rFonts w:ascii="Times New Roman" w:hAnsi="Times New Roman"/>
+          <w:b w:val="0"/>
+          <w:i w:val="0"/>
+          <w:sz w:val="18"/>
+        </w:rPr>
+        <w:t>500</w:t>
+      </w:r>
+    </w:p>
+    <w:p>
+      <w:pPr>
+        <w:spacing w:before="0" w:after="20" w:lineRule="auto" w:line="288"/>
+        <w:jc w:val="both"/>
+      </w:pPr>
+      <w:r>
+        <w:rPr>
+          <w:rFonts w:ascii="Times New Roman" w:hAnsi="Times New Roman"/>
+          <w:b w:val="0"/>
+          <w:i w:val="0"/>
+          <w:sz w:val="18"/>
+        </w:rPr>
+        <w:t>early_stopping=True, n_iter_no_change=20</w:t>
+      </w:r>
+    </w:p>
+    <w:p>
+      <w:pPr>
+        <w:spacing w:before="0" w:after="20" w:lineRule="auto" w:line="288"/>
+        <w:jc w:val="both"/>
+      </w:pPr>
+      <w:r>
+        <w:rPr>
+          <w:rFonts w:ascii="Times New Roman" w:hAnsi="Times New Roman"/>
+          <w:b w:val="0"/>
+          <w:i w:val="0"/>
+          <w:sz w:val="18"/>
+        </w:rPr>
+        <w:t>BiLSTM-A</w:t>
+      </w:r>
+    </w:p>
+    <w:p>
+      <w:pPr>
+        <w:spacing w:before="0" w:after="20" w:lineRule="auto" w:line="288"/>
+        <w:jc w:val="both"/>
+      </w:pPr>
+      <w:r>
+        <w:rPr>
+          <w:rFonts w:ascii="Times New Roman" w:hAnsi="Times New Roman"/>
+          <w:b w:val="0"/>
+          <w:i w:val="0"/>
+          <w:sz w:val="18"/>
+        </w:rPr>
+        <w:t>hidden_units</w:t>
+      </w:r>
+    </w:p>
+    <w:p>
+      <w:pPr>
+        <w:spacing w:before="0" w:after="20" w:lineRule="auto" w:line="288"/>
+        <w:jc w:val="both"/>
+      </w:pPr>
+      <w:r>
+        <w:rPr>
+          <w:rFonts w:ascii="Times New Roman" w:hAnsi="Times New Roman"/>
+          <w:b w:val="0"/>
+          <w:i w:val="0"/>
+          <w:sz w:val="18"/>
+        </w:rPr>
+        <w:t>{32, 64}</w:t>
+      </w:r>
+    </w:p>
+    <w:p>
+      <w:pPr>
+        <w:spacing w:before="0" w:after="20" w:lineRule="auto" w:line="288"/>
+        <w:jc w:val="both"/>
+      </w:pPr>
+      <w:r>
+        <w:rPr>
+          <w:rFonts w:ascii="Times New Roman" w:hAnsi="Times New Roman"/>
+          <w:b w:val="0"/>
+          <w:i w:val="0"/>
+          <w:sz w:val="18"/>
+        </w:rPr>
+        <w:t>seed=42 고정</w:t>
+      </w:r>
+    </w:p>
+    <w:p>
+      <w:pPr>
+        <w:spacing w:before="0" w:after="20" w:lineRule="auto" w:line="288"/>
+        <w:jc w:val="both"/>
+      </w:pPr>
+      <w:r>
+        <w:rPr>
+          <w:rFonts w:ascii="Times New Roman" w:hAnsi="Times New Roman"/>
+          <w:b w:val="0"/>
+          <w:i w:val="0"/>
+          <w:sz w:val="18"/>
+        </w:rPr>
+        <w:t>BiLSTM-A</w:t>
+      </w:r>
+    </w:p>
+    <w:p>
+      <w:pPr>
+        <w:spacing w:before="0" w:after="20" w:lineRule="auto" w:line="288"/>
+        <w:jc w:val="both"/>
+      </w:pPr>
+      <w:r>
+        <w:rPr>
+          <w:rFonts w:ascii="Times New Roman" w:hAnsi="Times New Roman"/>
+          <w:b w:val="0"/>
+          <w:i w:val="0"/>
+          <w:sz w:val="18"/>
+        </w:rPr>
         <w:t>dropout</w:t>
       </w:r>
     </w:p>
@@ -18964,7 +19807,7 @@
           <w:i w:val="0"/>
           <w:sz w:val="18"/>
         </w:rPr>
-        <w:t>-</w:t>
+        <w:t>seq_len=22 고정</w:t>
       </w:r>
     </w:p>
     <w:p>
@@ -18994,37 +19837,37 @@
           <w:i w:val="0"/>
           <w:sz w:val="18"/>
         </w:rPr>
-        <w:t>hidden_units</w:t>
-      </w:r>
-    </w:p>
-    <w:p>
-      <w:pPr>
-        <w:spacing w:before="0" w:after="20" w:lineRule="auto" w:line="288"/>
-        <w:jc w:val="both"/>
-      </w:pPr>
-      <w:r>
-        <w:rPr>
-          <w:rFonts w:ascii="Times New Roman" w:hAnsi="Times New Roman"/>
-          <w:b w:val="0"/>
-          <w:i w:val="0"/>
-          <w:sz w:val="18"/>
-        </w:rPr>
-        <w:t>{32, 64}</w:t>
-      </w:r>
-    </w:p>
-    <w:p>
-      <w:pPr>
-        <w:spacing w:before="0" w:after="20" w:lineRule="auto" w:line="288"/>
-        <w:jc w:val="both"/>
-      </w:pPr>
-      <w:r>
-        <w:rPr>
-          <w:rFonts w:ascii="Times New Roman" w:hAnsi="Times New Roman"/>
-          <w:b w:val="0"/>
-          <w:i w:val="0"/>
-          <w:sz w:val="18"/>
-        </w:rPr>
-        <w:t>seed=0 고정</w:t>
+        <w:t>optimizer</w:t>
+      </w:r>
+    </w:p>
+    <w:p>
+      <w:pPr>
+        <w:spacing w:before="0" w:after="20" w:lineRule="auto" w:line="288"/>
+        <w:jc w:val="both"/>
+      </w:pPr>
+      <w:r>
+        <w:rPr>
+          <w:rFonts w:ascii="Times New Roman" w:hAnsi="Times New Roman"/>
+          <w:b w:val="0"/>
+          <w:i w:val="0"/>
+          <w:sz w:val="18"/>
+        </w:rPr>
+        <w:t>Adam</w:t>
+      </w:r>
+    </w:p>
+    <w:p>
+      <w:pPr>
+        <w:spacing w:before="0" w:after="20" w:lineRule="auto" w:line="288"/>
+        <w:jc w:val="both"/>
+      </w:pPr>
+      <w:r>
+        <w:rPr>
+          <w:rFonts w:ascii="Times New Roman" w:hAnsi="Times New Roman"/>
+          <w:b w:val="0"/>
+          <w:i w:val="0"/>
+          <w:sz w:val="18"/>
+        </w:rPr>
+        <w:t>lr=0.001</w:t>
       </w:r>
     </w:p>
     <w:p>
@@ -19054,37 +19897,37 @@
           <w:i w:val="0"/>
           <w:sz w:val="18"/>
         </w:rPr>
-        <w:t>dropout</w:t>
-      </w:r>
-    </w:p>
-    <w:p>
-      <w:pPr>
-        <w:spacing w:before="0" w:after="20" w:lineRule="auto" w:line="288"/>
-        <w:jc w:val="both"/>
-      </w:pPr>
-      <w:r>
-        <w:rPr>
-          <w:rFonts w:ascii="Times New Roman" w:hAnsi="Times New Roman"/>
-          <w:b w:val="0"/>
-          <w:i w:val="0"/>
-          <w:sz w:val="18"/>
-        </w:rPr>
-        <w:t>{0.1, 0.3}</w:t>
-      </w:r>
-    </w:p>
-    <w:p>
-      <w:pPr>
-        <w:spacing w:before="0" w:after="20" w:lineRule="auto" w:line="288"/>
-        <w:jc w:val="both"/>
-      </w:pPr>
-      <w:r>
-        <w:rPr>
-          <w:rFonts w:ascii="Times New Roman" w:hAnsi="Times New Roman"/>
-          <w:b w:val="0"/>
-          <w:i w:val="0"/>
-          <w:sz w:val="18"/>
-        </w:rPr>
-        <w:t>seq_len=22 고정</w:t>
+        <w:t>batch_size</w:t>
+      </w:r>
+    </w:p>
+    <w:p>
+      <w:pPr>
+        <w:spacing w:before="0" w:after="20" w:lineRule="auto" w:line="288"/>
+        <w:jc w:val="both"/>
+      </w:pPr>
+      <w:r>
+        <w:rPr>
+          <w:rFonts w:ascii="Times New Roman" w:hAnsi="Times New Roman"/>
+          <w:b w:val="0"/>
+          <w:i w:val="0"/>
+          <w:sz w:val="18"/>
+        </w:rPr>
+        <w:t>64</w:t>
+      </w:r>
+    </w:p>
+    <w:p>
+      <w:pPr>
+        <w:spacing w:before="0" w:after="20" w:lineRule="auto" w:line="288"/>
+        <w:jc w:val="both"/>
+      </w:pPr>
+      <w:r>
+        <w:rPr>
+          <w:rFonts w:ascii="Times New Roman" w:hAnsi="Times New Roman"/>
+          <w:b w:val="0"/>
+          <w:i w:val="0"/>
+          <w:sz w:val="18"/>
+        </w:rPr>
+        <w:t>epochs: 15(튜닝) / 20(최종)</w:t>
       </w:r>
     </w:p>
     <w:p>
@@ -24187,7 +25030,7 @@
           <w:i w:val="0"/>
           <w:sz w:val="20"/>
         </w:rPr>
-        <w:t>b. 내부 inner holdout 분할 (train_g의 80/20, purge gap h 적용)</w:t>
+        <w:t>b. 내부 검증셋(inner holdout) 분할 (train_g의 80/20, purge gap h 적용)</w:t>
       </w:r>
     </w:p>
     <w:p>
@@ -24202,7 +25045,7 @@
           <w:i w:val="0"/>
           <w:sz w:val="20"/>
         </w:rPr>
-        <w:t>c. Ridge 하이퍼파라미터 탐색 (α grid, inner holdout R</w:t>
+        <w:t>c. Ridge 하이퍼파라미터 탐색 (α grid, 내부 검증셋 R</w:t>
       </w:r>
       <w:r>
         <w:rPr>
@@ -24236,7 +25079,7 @@
           <w:i w:val="0"/>
           <w:sz w:val="20"/>
         </w:rPr>
-        <w:t>d. XGBoost 하이퍼파라미터 탐색 (grid search, inner holdout R</w:t>
+        <w:t>d. XGBoost 하이퍼파라미터 탐색 (grid search, 내부 검증셋 R</w:t>
       </w:r>
       <w:r>
         <w:rPr>
@@ -24270,7 +25113,7 @@
           <w:i w:val="0"/>
           <w:sz w:val="20"/>
         </w:rPr>
-        <w:t>e. WEns 가중치 탐색: pw ∈ {0.4,...,0.9}에서 inner holdout R</w:t>
+        <w:t>e. WEns 가중치 탐색: pw ∈ {0.4,...,0.9}에서 내부 검증셋 R</w:t>
       </w:r>
       <w:r>
         <w:rPr>
@@ -26548,6 +27391,40 @@
       </w:tr>
     </w:tbl>
     <w:p/>
+    <w:p>
+      <w:pPr>
+        <w:spacing w:before="0" w:after="120" w:lineRule="auto" w:line="360"/>
+        <w:jc w:val="both"/>
+      </w:pPr>
+      <w:r>
+        <w:rPr>
+          <w:rFonts w:ascii="Times New Roman" w:hAnsi="Times New Roman"/>
+          <w:b w:val="0"/>
+          <w:i w:val="0"/>
+          <w:sz w:val="20"/>
+        </w:rPr>
+        <w:t>(비고: RV(ann) = (252/h) × Σr</w:t>
+      </w:r>
+      <w:r>
+        <w:rPr>
+          <w:rFonts w:ascii="Times New Roman" w:hAnsi="Times New Roman"/>
+          <w:b w:val="0"/>
+          <w:i w:val="0"/>
+          <w:sz w:val="20"/>
+          <w:vertAlign w:val="superscript"/>
+        </w:rPr>
+        <w:t>2</w:t>
+      </w:r>
+      <w:r>
+        <w:rPr>
+          <w:rFonts w:ascii="Times New Roman" w:hAnsi="Times New Roman"/>
+          <w:b w:val="0"/>
+          <w:i w:val="0"/>
+          <w:sz w:val="20"/>
+        </w:rPr>
+        <w:t>_{t+k}, h=22. Mean Ret은 일별 로그수익률 평균, Std Ret은 표준편차 (모두 % 단위).)</w:t>
+      </w:r>
+    </w:p>
     <w:sectPr>
       <w:footerReference w:type="default" r:id="rId9"/>
       <w:pgSz w:w="11906" w:h="16838"/>

--- a/master_paper/0421_thesis.docx
+++ b/master_paper/0421_thesis.docx
@@ -3198,21 +3198,6 @@
           <w:sz w:val="20"/>
         </w:rPr>
         <w:t>*</w:t>
-      </w:r>
-    </w:p>
-    <w:p>
-      <w:r>
-        <w:br w:type="page"/>
-      </w:r>
-    </w:p>
-    <w:p>
-      <w:r>
-        <w:br w:type="page"/>
-      </w:r>
-    </w:p>
-    <w:p>
-      <w:r>
-        <w:br w:type="page"/>
       </w:r>
     </w:p>
     <w:p>

--- a/master_paper/0421_thesis.docx
+++ b/master_paper/0421_thesis.docx
@@ -3496,7 +3496,7 @@
           <w:i w:val="0"/>
           <w:sz w:val="20"/>
         </w:rPr>
-        <w:t>최근 금융시장은 팬데믹, 지정학적 충격, 통화정책 전환과 같은 사건을 거치며 높은 변동성 국면을 반복적으로 경험해 왔다. 예를 들어 Yahoo Finance에서 수집한 코로나19 팬데믹이 본격화된 2020년 3월 16일 VIX(변동성지수, Volatility Index)는 82.7 수준까지 상승했고, 러시아-우크라이나 전쟁 발발 전후인 2022년 3월 초에도 36.5 수준까지 상승했다. 이러한 사례는 변동성이 단순한 가격 변동 폭을 넘어 시장의 불확실성 평가와 위험회피 수요를 반영하는 핵심 변수임을 보여준다.</w:t>
+        <w:t>2010년 이후 금융시장은 팬데믹, 지정학적 충격, 통화정책 전환과 같은 사건을 거치며 높은 변동성 국면을 반복적으로 경험해 왔다. 예를 들어 Yahoo Finance에서 수집한 코로나19 팬데믹이 본격화된 2020년 3월 16일 VIX(변동성지수, Volatility Index)는 82.7 수준까지 상승했고, 러시아-우크라이나 전쟁 발발 전후인 2022년 3월 초에도 36.5 수준까지 상승했다. 이러한 사례는 변동성이 단순한 가격 변동 폭을 넘어 시장의 불확실성 평가와 위험회피 수요를 반영하는 핵심 변수임을 보여준다.</w:t>
       </w:r>
     </w:p>
     <w:p>
@@ -3566,7 +3566,7 @@
           <w:i w:val="0"/>
           <w:sz w:val="20"/>
         </w:rPr>
-        <w:t>는 다양한 기계학습 방법을 비교하며 자산가격 예측에서 기계학습의 가능성을 제시했다. 반면 변동성은 군집성과 지속성이 강하므로 수익률보다 예측 가능성이 상대적으로 높다. Corsi</w:t>
+        <w:t>는 여러 기계학습 방법을 비교하며 자산가격 예측에서 기계학습의 가능성을 제시했다. 반면 변동성은 군집성과 지속성이 강하므로 수익률보다 예측 가능성이 상대적으로 높다. Corsi</w:t>
       </w:r>
       <w:r>
         <w:rPr>
@@ -4189,7 +4189,7 @@
           <w:i w:val="0"/>
           <w:sz w:val="20"/>
         </w:rPr>
-        <w:t>은 분산 단위의 IV proxy로 사용할 수 있다. 그러나 이 근사는 30일 만기를 기준으로 산출된 것이므로, h가 30일을 크게 초과하는 장기 예측 기간에는 IV의 만기와 예측 기간 사이에 불일치가 존재한다. 이 만기 불일치가 예측 성능에 미치는 영향은 본 연구의 강건성 검증에서 별도로 점검했다(Ⅳ장 5절 3)항 참조).</w:t>
+        <w:t>은 분산 단위의 IV proxy로 사용할 수 있다. 그러나 이 근사는 30일 만기를 기준으로 산출된 것이므로, h가 60일 이상인 장기 예측 기간에는 IV의 만기와 예측 기간 사이에 불일치가 존재한다. 이 만기 불일치가 예측 성능에 미치는 영향은 본 연구의 강건성 검증에서 별도로 점검했다(Ⅳ장 5절 3)항 참조).</w:t>
       </w:r>
     </w:p>
     <w:p>
@@ -4426,7 +4426,7 @@
           <w:i w:val="0"/>
           <w:sz w:val="20"/>
         </w:rPr>
-        <w:t>의 GARCH(1,1)은 이를 확장하여 과거 분산 자체가 현재 분산에 영향을 미치는 지속성(persistence)을 반영함으로써 금융 변동성의 군집성(volatility clustering)을 간결하게 모형화했다. GARCH 계열은 이후 비대칭 효과를 반영하는 GJR-GARCH, EGARCH 등 다양한 변형이 제안되었으나, 본 연구에서는 기준 비교를 위한 베이스라인으로 GARCH(1,1)을 사용한다.</w:t>
+        <w:t>의 GARCH(1,1)은 이를 확장하여 과거 분산 자체가 현재 분산에 영향을 미치는 지속성(persistence)을 반영함으로써 금융 변동성의 군집성(volatility clustering)을 간결하게 모형화했다. GARCH 계열은 이후 비대칭 효과를 반영하는 GJR-GARCH, EGARCH 등 여러 변형이 제안되었으나, 본 연구에서는 기준 비교를 위한 베이스라인으로 GARCH(1,1)을 사용한다.</w:t>
       </w:r>
     </w:p>
     <w:p>
@@ -4492,7 +4492,93 @@
           <w:i w:val="0"/>
           <w:sz w:val="20"/>
         </w:rPr>
-        <w:t>RV_{t+1} = β₀ + β_d · RV_t + β_w · RV̄_{t-4:t} + β_m · RV̄_{t-21:t} + ε_{t+1}</w:t>
+        <w:t>RV</w:t>
+      </w:r>
+      <w:r>
+        <w:rPr>
+          <w:rFonts w:ascii="Times New Roman" w:hAnsi="Times New Roman"/>
+          <w:b w:val="0"/>
+          <w:i w:val="0"/>
+          <w:sz w:val="20"/>
+          <w:vertAlign w:val="subscript"/>
+        </w:rPr>
+        <w:t>t+1</w:t>
+      </w:r>
+      <w:r>
+        <w:rPr>
+          <w:rFonts w:ascii="Times New Roman" w:hAnsi="Times New Roman"/>
+          <w:b w:val="0"/>
+          <w:i w:val="0"/>
+          <w:sz w:val="20"/>
+        </w:rPr>
+        <w:t xml:space="preserve"> = β</w:t>
+      </w:r>
+      <w:r>
+        <w:rPr>
+          <w:rFonts w:ascii="Times New Roman" w:hAnsi="Times New Roman"/>
+          <w:b w:val="0"/>
+          <w:i w:val="0"/>
+          <w:sz w:val="20"/>
+          <w:vertAlign w:val="subscript"/>
+        </w:rPr>
+        <w:t>0</w:t>
+      </w:r>
+      <w:r>
+        <w:rPr>
+          <w:rFonts w:ascii="Times New Roman" w:hAnsi="Times New Roman"/>
+          <w:b w:val="0"/>
+          <w:i w:val="0"/>
+          <w:sz w:val="20"/>
+        </w:rPr>
+        <w:t xml:space="preserve"> + β_d · RV_t + β_w · RV̄</w:t>
+      </w:r>
+      <w:r>
+        <w:rPr>
+          <w:rFonts w:ascii="Times New Roman" w:hAnsi="Times New Roman"/>
+          <w:b w:val="0"/>
+          <w:i w:val="0"/>
+          <w:sz w:val="20"/>
+          <w:vertAlign w:val="subscript"/>
+        </w:rPr>
+        <w:t>t-4:t</w:t>
+      </w:r>
+      <w:r>
+        <w:rPr>
+          <w:rFonts w:ascii="Times New Roman" w:hAnsi="Times New Roman"/>
+          <w:b w:val="0"/>
+          <w:i w:val="0"/>
+          <w:sz w:val="20"/>
+        </w:rPr>
+        <w:t xml:space="preserve"> + β_m · RV̄</w:t>
+      </w:r>
+      <w:r>
+        <w:rPr>
+          <w:rFonts w:ascii="Times New Roman" w:hAnsi="Times New Roman"/>
+          <w:b w:val="0"/>
+          <w:i w:val="0"/>
+          <w:sz w:val="20"/>
+          <w:vertAlign w:val="subscript"/>
+        </w:rPr>
+        <w:t>t-21:t</w:t>
+      </w:r>
+      <w:r>
+        <w:rPr>
+          <w:rFonts w:ascii="Times New Roman" w:hAnsi="Times New Roman"/>
+          <w:b w:val="0"/>
+          <w:i w:val="0"/>
+          <w:sz w:val="20"/>
+        </w:rPr>
+        <w:t xml:space="preserve"> + ε</w:t>
+      </w:r>
+      <w:r>
+        <w:rPr>
+          <w:rFonts w:ascii="Times New Roman" w:hAnsi="Times New Roman"/>
+          <w:b w:val="0"/>
+          <w:i w:val="0"/>
+          <w:sz w:val="20"/>
+          <w:vertAlign w:val="subscript"/>
+        </w:rPr>
+        <w:t>t+1</w:t>
       </w:r>
     </w:p>
     <w:p>
@@ -4508,7 +4594,45 @@
           <w:i w:val="0"/>
           <w:sz w:val="20"/>
         </w:rPr>
-        <w:t>여기서 RV_t는 당일 실현분산, RV̄_{t-4:t}는 직전 5거래일 평균, RV̄_{t-21:t}는 직전 22거래일 평균이다. 단순한 선형 모형임에도 불구하고 RV의 장기 기억(long-memory) 성질을 효과적으로 근사하여 실증 예측력이 높은 것으로 알려져 있으며</w:t>
+        <w:t>여기서 RV_t는 당일 실현분산, RV̄</w:t>
+      </w:r>
+      <w:r>
+        <w:rPr>
+          <w:rFonts w:ascii="Times New Roman" w:hAnsi="Times New Roman"/>
+          <w:b w:val="0"/>
+          <w:i w:val="0"/>
+          <w:sz w:val="20"/>
+          <w:vertAlign w:val="subscript"/>
+        </w:rPr>
+        <w:t>t-4:t</w:t>
+      </w:r>
+      <w:r>
+        <w:rPr>
+          <w:rFonts w:ascii="Times New Roman" w:hAnsi="Times New Roman"/>
+          <w:b w:val="0"/>
+          <w:i w:val="0"/>
+          <w:sz w:val="20"/>
+        </w:rPr>
+        <w:t>는 직전 5거래일 평균, RV̄</w:t>
+      </w:r>
+      <w:r>
+        <w:rPr>
+          <w:rFonts w:ascii="Times New Roman" w:hAnsi="Times New Roman"/>
+          <w:b w:val="0"/>
+          <w:i w:val="0"/>
+          <w:sz w:val="20"/>
+          <w:vertAlign w:val="subscript"/>
+        </w:rPr>
+        <w:t>t-21:t</w:t>
+      </w:r>
+      <w:r>
+        <w:rPr>
+          <w:rFonts w:ascii="Times New Roman" w:hAnsi="Times New Roman"/>
+          <w:b w:val="0"/>
+          <w:i w:val="0"/>
+          <w:sz w:val="20"/>
+        </w:rPr>
+        <w:t>는 직전 22거래일 평균이다. 단순한 선형 모형임에도 불구하고 RV의 장기 기억(long-memory) 성질을 효과적으로 근사하여 실증 예측력이 높은 것으로 알려져 있으며</w:t>
       </w:r>
       <w:r>
         <w:rPr>
@@ -4642,7 +4766,7 @@
           <w:i w:val="0"/>
           <w:sz w:val="20"/>
         </w:rPr>
-        <w:t>는 다양한 기계학습 모형이 고빈도 기반 피처를 활용할 때 변동성 예측에서 경쟁력 있는 성능을 발휘할 수 있음을 보였다. Random Forest, XGBoost, LightGBM과 같은 트리 기반 앙상블 모형은 피처 간 비선형 상호작용을 포착하고 이상치에 상대적으로 강건하다는 장점이 있다. 단, 표본 수 대비 파라미터 수가 많아질 경우 과적합 위험이 있으며, 본 연구에서는 내부 검증 기반의 하이퍼파라미터 탐색으로 이를 완화한다.</w:t>
+        <w:t>는 여러 기계학습 모형이 고빈도 기반 피처를 활용할 때 변동성 예측에서 경쟁력 있는 성능을 발휘할 수 있음을 보였다. Random Forest, XGBoost, LightGBM과 같은 트리 기반 앙상블 모형은 피처 간 비선형 상호작용을 포착하고 이상치에 상대적으로 강건하다는 장점이 있다. 단, 표본 수 대비 파라미터 수가 많아질 경우 과적합 위험이 있으며, 본 연구에서는 내부 검증 기반의 하이퍼파라미터 탐색으로 이를 완화한다.</w:t>
       </w:r>
     </w:p>
     <w:p>
@@ -4692,7 +4816,7 @@
           <w:i w:val="0"/>
           <w:sz w:val="20"/>
         </w:rPr>
-        <w:t>는 자산가격 예측에서 기계학습의 가능성을 제시하였으나, 변동성 예측 맥락에서 신경망의 성능은 데이터 환경과 피처 구성에 크게 의존한다.</w:t>
+        <w:t>는 자산가격 예측에서 기계학습의 가능성을 제시하였으나, 변동성 예측 맥락에서 신경망의 성능은 데이터 환경과 피처 구성에 강하게 의존한다.</w:t>
       </w:r>
     </w:p>
     <w:p>
@@ -5036,7 +5160,7 @@
           <w:i w:val="0"/>
           <w:sz w:val="20"/>
         </w:rPr>
-        <w:t>는 다양한 자산에서 VRP의 공통 요인 구조를 탐색했다. 이들 연구는 VRP가 주식시장에 국한되지 않고 채권·원자재 등 다자산으로 확장될 수 있는 분석 대상임을 보여주나, 대부분 고빈도 또는 자산별 옵션 데이터를 전제로 한다는 실용적 제약이 존재한다. 본 연구는 공개 일별 자료만으로 다중 자산의 RV를 예측하고 VRP를 도출하는 재현 가능한 프레임워크를 제시함으로써 이러한 공백을 부분적으로 보완한다.</w:t>
+        <w:t>는 여러 자산에서 VRP의 공통 요인 구조를 탐색했다. 이들 연구는 VRP가 주식시장에 국한되지 않고 채권·원자재 등 다자산으로 확장될 수 있는 분석 대상임을 보여주나, 대부분 고빈도 또는 자산별 옵션 데이터를 전제로 한다는 실용적 제약이 존재한다. 본 연구는 공개 일별 자료만으로 다중 자산의 RV를 예측하고 VRP를 도출하는 재현 가능한 프레임워크를 제시함으로써 이러한 공백을 부분적으로 보완한다.</w:t>
       </w:r>
     </w:p>
     <w:p>
@@ -5628,7 +5752,26 @@
           <w:i w:val="0"/>
           <w:sz w:val="20"/>
         </w:rPr>
-        <w:t>r_t = ln(P_t / P_(t-1))</w:t>
+        <w:t>r_t = ln(P_t / P</w:t>
+      </w:r>
+      <w:r>
+        <w:rPr>
+          <w:rFonts w:ascii="Times New Roman" w:hAnsi="Times New Roman"/>
+          <w:b w:val="0"/>
+          <w:i w:val="0"/>
+          <w:sz w:val="20"/>
+          <w:vertAlign w:val="subscript"/>
+        </w:rPr>
+        <w:t>t-1</w:t>
+      </w:r>
+      <w:r>
+        <w:rPr>
+          <w:rFonts w:ascii="Times New Roman" w:hAnsi="Times New Roman"/>
+          <w:b w:val="0"/>
+          <w:i w:val="0"/>
+          <w:sz w:val="20"/>
+        </w:rPr>
+        <w:t>)</w:t>
       </w:r>
     </w:p>
     <w:p>
@@ -5691,7 +5834,46 @@
           <w:i w:val="0"/>
           <w:sz w:val="20"/>
         </w:rPr>
-        <w:t>RV_i,t(h) = (252 / h) × Σ_{k=1}^{h} r_{i,t+k}</w:t>
+        <w:t>RV_i,t(h) = (252 / h) × Σ</w:t>
+      </w:r>
+      <w:r>
+        <w:rPr>
+          <w:rFonts w:ascii="Times New Roman" w:hAnsi="Times New Roman"/>
+          <w:b w:val="0"/>
+          <w:i w:val="0"/>
+          <w:sz w:val="20"/>
+          <w:vertAlign w:val="subscript"/>
+        </w:rPr>
+        <w:t>k=1</w:t>
+      </w:r>
+      <w:r>
+        <w:rPr>
+          <w:rFonts w:ascii="Times New Roman" w:hAnsi="Times New Roman"/>
+          <w:b w:val="0"/>
+          <w:i w:val="0"/>
+          <w:sz w:val="20"/>
+          <w:vertAlign w:val="superscript"/>
+        </w:rPr>
+        <w:t>h</w:t>
+      </w:r>
+      <w:r>
+        <w:rPr>
+          <w:rFonts w:ascii="Times New Roman" w:hAnsi="Times New Roman"/>
+          <w:b w:val="0"/>
+          <w:i w:val="0"/>
+          <w:sz w:val="20"/>
+        </w:rPr>
+        <w:t xml:space="preserve"> r</w:t>
+      </w:r>
+      <w:r>
+        <w:rPr>
+          <w:rFonts w:ascii="Times New Roman" w:hAnsi="Times New Roman"/>
+          <w:b w:val="0"/>
+          <w:i w:val="0"/>
+          <w:sz w:val="20"/>
+          <w:vertAlign w:val="subscript"/>
+        </w:rPr>
+        <w:t>i,t+k</w:t>
       </w:r>
       <w:r>
         <w:rPr>
@@ -5805,7 +5987,45 @@
           <w:i w:val="0"/>
           <w:sz w:val="20"/>
         </w:rPr>
-        <w:t xml:space="preserve"> − RV_i,t(h)^hat으로 산출한다. VRP는 예측된 RV로부터 사후적으로 산출되는 파생 지표이다. 단, 피처로 사용되는 IV_VRP(부록 A, #28)는 예측 시점 t에서 관측 가능한 과거 RV_SPY를 이용하여 산출한 VRP 대리변수이며, Ⅳ장 6절의 VRP 분석에서 사용하는 예측 RV 기반 VRP_i,t(h)^hat과 개념적으로 구분된다. 본 연구에서 사용하는 주요 기호 및 정의는 표 2에 정리했다.</w:t>
+        <w:t xml:space="preserve"> − RV_i,t(h)</w:t>
+      </w:r>
+      <w:r>
+        <w:rPr>
+          <w:rFonts w:ascii="Times New Roman" w:hAnsi="Times New Roman"/>
+          <w:b w:val="0"/>
+          <w:i w:val="0"/>
+          <w:sz w:val="20"/>
+          <w:vertAlign w:val="superscript"/>
+        </w:rPr>
+        <w:t>hat으로</w:t>
+      </w:r>
+      <w:r>
+        <w:rPr>
+          <w:rFonts w:ascii="Times New Roman" w:hAnsi="Times New Roman"/>
+          <w:b w:val="0"/>
+          <w:i w:val="0"/>
+          <w:sz w:val="20"/>
+        </w:rPr>
+        <w:t xml:space="preserve"> 산출한다. VRP는 예측된 RV로부터 사후적으로 산출되는 파생 지표이다. 단, 피처로 사용되는 IV_VRP(부록 A, #28)는 예측 시점 t에서 관측 가능한 과거 RV_SPY를 이용하여 산출한 VRP 대리변수이며, Ⅳ장 6절의 VRP 분석에서 사용하는 예측 RV 기반 VRP_i,t(h)</w:t>
+      </w:r>
+      <w:r>
+        <w:rPr>
+          <w:rFonts w:ascii="Times New Roman" w:hAnsi="Times New Roman"/>
+          <w:b w:val="0"/>
+          <w:i w:val="0"/>
+          <w:sz w:val="20"/>
+          <w:vertAlign w:val="superscript"/>
+        </w:rPr>
+        <w:t>hat과</w:t>
+      </w:r>
+      <w:r>
+        <w:rPr>
+          <w:rFonts w:ascii="Times New Roman" w:hAnsi="Times New Roman"/>
+          <w:b w:val="0"/>
+          <w:i w:val="0"/>
+          <w:sz w:val="20"/>
+        </w:rPr>
+        <w:t xml:space="preserve"> 개념적으로 구분된다. 본 연구에서 사용하는 주요 기호 및 정의는 표 2에 정리했다.</w:t>
       </w:r>
     </w:p>
     <w:p>
@@ -6407,7 +6627,7 @@
           <w:i w:val="0"/>
           <w:sz w:val="20"/>
         </w:rPr>
-        <w:t>본 연구의 데이터는 여러 자산을 여러 시점에 걸쳐 함께 관측한 날짜 × 자산 구조로 구성된다. 각 날짜 t에서 피처는 t-1까지의 정보로 계산하고, 타깃은 [t+1, t+h] 구간에서 계산된 전방 실현분산이다. 따라서 각 기간 h에 대해 표본의 끝부분 h일은 타깃을 계산할 수 없으므로 학습과 평가에서 제외된다.</w:t>
+        <w:t>본 연구의 데이터는 복수의 자산을 복수의 시점에 걸쳐 함께 관측한 날짜 × 자산 구조로 구성된다. 각 날짜 t에서 피처는 t-1까지의 정보로 계산하고, 타깃은 [t+1, t+h] 구간에서 계산된 전방 실현분산이다. 따라서 각 기간 h에 대해 표본의 끝부분 h일은 타깃을 계산할 수 없으므로 학습과 평가에서 제외된다.</w:t>
       </w:r>
     </w:p>
     <w:p>
@@ -12453,7 +12673,7 @@
           <w:i w:val="0"/>
           <w:sz w:val="20"/>
         </w:rPr>
-        <w:t>가 0.757인 상태에서 출발하여(Ridge 기준; OLS 기반 HAR-3 벤치마크는 표 6의 0.7659 참조), HAR+Range의 8피처 조합이 0.790으로 상승하고, 35개 전체 피처를 사용한 Full 모델이 0.8026에 이르렀다. Range 5피처만으로도 0.775에 달해 단기 변동성 패턴 포착에 효과적임을 보였으며, IV Surface 10피처 단독으로는 0.210에 그쳐 과거 RV 정보 없이는 예측력이 크게 제한됨을 확인했다.</w:t>
+        <w:t>가 0.757인 상태에서 출발하여(Ridge 기준; OLS 기반 HAR-3 벤치마크는 표 6의 0.7659 참조), HAR+Range의 8피처 조합이 0.790으로 상승하고, 35개 전체 피처를 사용한 Full 모델이 0.8026에 이르렀다. Range 5피처만으로도 0.775에 달해 단기 변동성 패턴 포착에 효과적임을 보였으며, IV Surface 10피처 단독으로는 0.210에 그쳐 과거 RV 정보 없이는 예측력이 현저히 제한됨을 확인했다.</w:t>
       </w:r>
     </w:p>
     <w:p>
@@ -13113,7 +13333,7 @@
           <w:i w:val="0"/>
           <w:sz w:val="20"/>
         </w:rPr>
-        <w:t>순위 관점에서는 HF Proxy가 반복적으로 상위권에 등장하지만, 그룹별 제거 실험을 함께 고려하면 해석은 달라진다. HF Proxy 피처들은 서로 비슷한 정보를 공유하여 개별 순위는 높게 나타나지만 성능 하락이 상대적으로 작다. 반면 IV Surface는 개별 순위가 낮더라도 HF Proxy가 담지 못하는 옵션 시장 정보를 독립적으로 제공하기 때문에 제거 시 성능이 더 크게 떨어진다.</w:t>
+        <w:t>순위 관점에서는 HF Proxy가 반복적으로 상위권에 등장하지만, 그룹별 제거 실험을 함께 고려하면 해석은 달라진다. HF Proxy 피처들은 서로 비슷한 정보를 공유하여 개별 순위는 높게 나타나지만 성능 하락이 상대적으로 작다. 반면 IV Surface는 개별 순위가 낮더라도 HF Proxy가 담지 못하는 옵션 시장 정보를 독립적으로 제공하기 때문에 제거 시 성능이 더 많이 떨어진다.</w:t>
       </w:r>
     </w:p>
     <w:p>
@@ -14557,8 +14777,18 @@
           <w:b w:val="0"/>
           <w:i w:val="0"/>
           <w:sz w:val="20"/>
-        </w:rPr>
-        <w:t>_{t+k|t} = σ̄</w:t>
+          <w:vertAlign w:val="subscript"/>
+        </w:rPr>
+        <w:t>t+k|t</w:t>
+      </w:r>
+      <w:r>
+        <w:rPr>
+          <w:rFonts w:ascii="Times New Roman" w:hAnsi="Times New Roman"/>
+          <w:b w:val="0"/>
+          <w:i w:val="0"/>
+          <w:sz w:val="20"/>
+        </w:rPr>
+        <w:t xml:space="preserve"> = σ̄</w:t>
       </w:r>
       <w:r>
         <w:rPr>
@@ -14577,7 +14807,26 @@
           <w:i w:val="0"/>
           <w:sz w:val="20"/>
         </w:rPr>
-        <w:t xml:space="preserve"> + (α+β)^k × (σ</w:t>
+        <w:t xml:space="preserve"> + (α+β)</w:t>
+      </w:r>
+      <w:r>
+        <w:rPr>
+          <w:rFonts w:ascii="Times New Roman" w:hAnsi="Times New Roman"/>
+          <w:b w:val="0"/>
+          <w:i w:val="0"/>
+          <w:sz w:val="20"/>
+          <w:vertAlign w:val="superscript"/>
+        </w:rPr>
+        <w:t>k</w:t>
+      </w:r>
+      <w:r>
+        <w:rPr>
+          <w:rFonts w:ascii="Times New Roman" w:hAnsi="Times New Roman"/>
+          <w:b w:val="0"/>
+          <w:i w:val="0"/>
+          <w:sz w:val="20"/>
+        </w:rPr>
+        <w:t xml:space="preserve"> × (σ</w:t>
       </w:r>
       <w:r>
         <w:rPr>
@@ -14647,7 +14896,7 @@
           <w:i w:val="0"/>
           <w:sz w:val="20"/>
         </w:rPr>
-        <w:t>RV^hat_{GARCH}(h) = (252/h) × Σ_{k=1}^{h} σ</w:t>
+        <w:t>RV</w:t>
       </w:r>
       <w:r>
         <w:rPr>
@@ -14657,6 +14906,64 @@
           <w:sz w:val="20"/>
           <w:vertAlign w:val="superscript"/>
         </w:rPr>
+        <w:t>hat</w:t>
+      </w:r>
+      <w:r>
+        <w:rPr>
+          <w:rFonts w:ascii="Times New Roman" w:hAnsi="Times New Roman"/>
+          <w:b w:val="0"/>
+          <w:i w:val="0"/>
+          <w:sz w:val="20"/>
+          <w:vertAlign w:val="subscript"/>
+        </w:rPr>
+        <w:t>GARCH</w:t>
+      </w:r>
+      <w:r>
+        <w:rPr>
+          <w:rFonts w:ascii="Times New Roman" w:hAnsi="Times New Roman"/>
+          <w:b w:val="0"/>
+          <w:i w:val="0"/>
+          <w:sz w:val="20"/>
+        </w:rPr>
+        <w:t>(h) = (252/h) × Σ</w:t>
+      </w:r>
+      <w:r>
+        <w:rPr>
+          <w:rFonts w:ascii="Times New Roman" w:hAnsi="Times New Roman"/>
+          <w:b w:val="0"/>
+          <w:i w:val="0"/>
+          <w:sz w:val="20"/>
+          <w:vertAlign w:val="subscript"/>
+        </w:rPr>
+        <w:t>k=1</w:t>
+      </w:r>
+      <w:r>
+        <w:rPr>
+          <w:rFonts w:ascii="Times New Roman" w:hAnsi="Times New Roman"/>
+          <w:b w:val="0"/>
+          <w:i w:val="0"/>
+          <w:sz w:val="20"/>
+          <w:vertAlign w:val="superscript"/>
+        </w:rPr>
+        <w:t>h</w:t>
+      </w:r>
+      <w:r>
+        <w:rPr>
+          <w:rFonts w:ascii="Times New Roman" w:hAnsi="Times New Roman"/>
+          <w:b w:val="0"/>
+          <w:i w:val="0"/>
+          <w:sz w:val="20"/>
+        </w:rPr>
+        <w:t xml:space="preserve"> σ</w:t>
+      </w:r>
+      <w:r>
+        <w:rPr>
+          <w:rFonts w:ascii="Times New Roman" w:hAnsi="Times New Roman"/>
+          <w:b w:val="0"/>
+          <w:i w:val="0"/>
+          <w:sz w:val="20"/>
+          <w:vertAlign w:val="superscript"/>
+        </w:rPr>
         <w:t>2</w:t>
       </w:r>
       <w:r>
@@ -14665,8 +14972,9 @@
           <w:b w:val="0"/>
           <w:i w:val="0"/>
           <w:sz w:val="20"/>
-        </w:rPr>
-        <w:t>_{t+k|t}</w:t>
+          <w:vertAlign w:val="subscript"/>
+        </w:rPr>
+        <w:t>t+k|t</w:t>
       </w:r>
     </w:p>
     <w:p>
@@ -14682,7 +14990,26 @@
           <w:i w:val="0"/>
           <w:sz w:val="20"/>
         </w:rPr>
-        <w:t>실증적으로 추정되는 α+β ≈ 0.97~0.99 범위에서는 h = 22이면 (α+β)^22 ≈ 0.50~0.63으로 절반 이하로 감소하여 예측값이 장기 평균으로 급격히 수렴한다. 이 평균 회귀 특성은 최근 RV 수준을 그대로 유지하는 NaiveRV와 달리, 최근 변동성 급등 구간에서 예측값을 체계적으로 하향 편향시킨다. 추가로, 개별 자산마다 σ̄</w:t>
+        <w:t>실증적으로 추정되는 α+β ≈ 0.97~0.99 범위에서는 h = 22이면 (α+β)</w:t>
+      </w:r>
+      <w:r>
+        <w:rPr>
+          <w:rFonts w:ascii="Times New Roman" w:hAnsi="Times New Roman"/>
+          <w:b w:val="0"/>
+          <w:i w:val="0"/>
+          <w:sz w:val="20"/>
+          <w:vertAlign w:val="superscript"/>
+        </w:rPr>
+        <w:t>22</w:t>
+      </w:r>
+      <w:r>
+        <w:rPr>
+          <w:rFonts w:ascii="Times New Roman" w:hAnsi="Times New Roman"/>
+          <w:b w:val="0"/>
+          <w:i w:val="0"/>
+          <w:sz w:val="20"/>
+        </w:rPr>
+        <w:t xml:space="preserve"> ≈ 0.50~0.63으로 절반 이하로 감소하여 예측값이 장기 평균으로 급격히 수렴한다. 이 평균 회귀 특성은 최근 RV 수준을 그대로 유지하는 NaiveRV와 달리, 최근 변동성 급등 구간에서 예측값을 체계적으로 하향 편향시킨다. 추가로, 개별 자산마다 σ̄</w:t>
       </w:r>
       <w:r>
         <w:rPr>
@@ -16196,7 +16523,7 @@
           <w:i w:val="0"/>
           <w:sz w:val="20"/>
         </w:rPr>
-        <w:t xml:space="preserve"> − RV_i,t(h)^hat으로 정의하며, 여기서 IV_t</w:t>
+        <w:t xml:space="preserve"> − RV_i,t(h)</w:t>
       </w:r>
       <w:r>
         <w:rPr>
@@ -16206,6 +16533,25 @@
           <w:sz w:val="20"/>
           <w:vertAlign w:val="superscript"/>
         </w:rPr>
+        <w:t>hat으로</w:t>
+      </w:r>
+      <w:r>
+        <w:rPr>
+          <w:rFonts w:ascii="Times New Roman" w:hAnsi="Times New Roman"/>
+          <w:b w:val="0"/>
+          <w:i w:val="0"/>
+          <w:sz w:val="20"/>
+        </w:rPr>
+        <w:t xml:space="preserve"> 정의하며, 여기서 IV_t</w:t>
+      </w:r>
+      <w:r>
+        <w:rPr>
+          <w:rFonts w:ascii="Times New Roman" w:hAnsi="Times New Roman"/>
+          <w:b w:val="0"/>
+          <w:i w:val="0"/>
+          <w:sz w:val="20"/>
+          <w:vertAlign w:val="superscript"/>
+        </w:rPr>
         <w:t>2</w:t>
       </w:r>
       <w:r>
@@ -16234,7 +16580,26 @@
           <w:i w:val="0"/>
           <w:sz w:val="20"/>
         </w:rPr>
-        <w:t>는 예측 시점 t에서 관측 가능한 내재분산 proxy이고, RV_i,t(h)^hat은 WEns 모형의 예측 RV이다. VRP 분석은 주요 RV 예측 결과에 추가하여 제시하는 탐색적(exploratory) 분석이며, 인과 관계 해석은 이 분석의 범위를 벗어난다.</w:t>
+        <w:t>는 예측 시점 t에서 관측 가능한 내재분산 proxy이고, RV_i,t(h)</w:t>
+      </w:r>
+      <w:r>
+        <w:rPr>
+          <w:rFonts w:ascii="Times New Roman" w:hAnsi="Times New Roman"/>
+          <w:b w:val="0"/>
+          <w:i w:val="0"/>
+          <w:sz w:val="20"/>
+          <w:vertAlign w:val="superscript"/>
+        </w:rPr>
+        <w:t>hat은</w:t>
+      </w:r>
+      <w:r>
+        <w:rPr>
+          <w:rFonts w:ascii="Times New Roman" w:hAnsi="Times New Roman"/>
+          <w:b w:val="0"/>
+          <w:i w:val="0"/>
+          <w:sz w:val="20"/>
+        </w:rPr>
+        <w:t xml:space="preserve"> WEns 모형의 예측 RV이다. VRP 분석은 주요 RV 예측 결과에 추가하여 제시하는 탐색적(exploratory) 분석이며, 인과 관계 해석은 이 분석의 범위를 벗어난다.</w:t>
       </w:r>
     </w:p>
     <w:p>
@@ -16759,7 +17124,26 @@
           <w:i w:val="0"/>
           <w:sz w:val="20"/>
         </w:rPr>
-        <w:t xml:space="preserve"> − RV_i,t(22d)^hat. 테스트 기간 2021-12-03~2024-11-27. Equity·Bond·Commodity 각 자산군 내 전체 관측치 풀링. Bond VRP 양수 비율이 높은 것은 VIX(주식 기반 IV proxy)가 채권 변동성을 과대추정하는 만기 불일치 효과를 반영한다.)</w:t>
+        <w:t xml:space="preserve"> − RV_i,t(22d)</w:t>
+      </w:r>
+      <w:r>
+        <w:rPr>
+          <w:rFonts w:ascii="Times New Roman" w:hAnsi="Times New Roman"/>
+          <w:b w:val="0"/>
+          <w:i w:val="0"/>
+          <w:sz w:val="20"/>
+          <w:vertAlign w:val="superscript"/>
+        </w:rPr>
+        <w:t>hat</w:t>
+      </w:r>
+      <w:r>
+        <w:rPr>
+          <w:rFonts w:ascii="Times New Roman" w:hAnsi="Times New Roman"/>
+          <w:b w:val="0"/>
+          <w:i w:val="0"/>
+          <w:sz w:val="20"/>
+        </w:rPr>
+        <w:t>. 테스트 기간 2021-12-03~2024-11-27. Equity·Bond·Commodity 각 자산군 내 전체 관측치 풀링. Bond VRP 양수 비율이 높은 것은 VIX(주식 기반 IV proxy)가 채권 변동성을 과대추정하는 만기 불일치 효과를 반영한다.)</w:t>
       </w:r>
     </w:p>
     <w:p>
@@ -17218,7 +17602,7 @@
           <w:i w:val="0"/>
           <w:sz w:val="20"/>
         </w:rPr>
-        <w:t>다만 개별 피처 순위와 그룹 단위 기여는 일치하지 않았다. HF Proxy 피처들은 개별 중요도는 높았으나 서로 비슷한 정보를 공유하여 일부를 제거해도 남은 피처가 이를 대신할 수 있었다. 반면 IV Surface 피처들은 옵션시장이 반영하는 미래 기대 정보를 고유하게 담고 있어 대신할 피처가 없어 제거 시 성능 하락이 더 크게 나타났다. 따라서 예측 시스템을 설계할 때는 개별 피처의 순위보다 각 그룹이 다른 피처로 대체하기 어려운 정보를 얼마나 담고 있는지를 함께 보아야 한다는 실무적 시사점을 제공한다.</w:t>
+        <w:t>다만 개별 피처 순위와 그룹 단위 기여는 일치하지 않았다. HF Proxy 피처들은 개별 중요도는 높았으나 서로 비슷한 정보를 공유하여 일부를 제거해도 남은 피처가 이를 대신할 수 있었다. 반면 IV Surface 피처들은 옵션시장이 반영하는 미래 기대 정보를 고유하게 담고 있어 대신할 피처가 없어 제거 시 성능 하락이 더 뚜렷하게 나타났다. 따라서 예측 시스템을 설계할 때는 개별 피처의 순위보다 각 그룹이 다른 피처로 대체하기 어려운 정보를 얼마나 담고 있는지를 함께 보아야 한다는 실무적 시사점을 제공한다.</w:t>
       </w:r>
     </w:p>
     <w:p>
@@ -30255,7 +30639,26 @@
           <w:i w:val="0"/>
           <w:sz w:val="20"/>
         </w:rPr>
-        <w:t>2. 수정 종가 기반 로그수익률 r_t = log(P_t / P_{t-1}) 계산</w:t>
+        <w:t>2. 수정 종가 기반 로그수익률 r_t = log(P_t / P</w:t>
+      </w:r>
+      <w:r>
+        <w:rPr>
+          <w:rFonts w:ascii="Times New Roman" w:hAnsi="Times New Roman"/>
+          <w:b w:val="0"/>
+          <w:i w:val="0"/>
+          <w:sz w:val="20"/>
+          <w:vertAlign w:val="subscript"/>
+        </w:rPr>
+        <w:t>t-1</w:t>
+      </w:r>
+      <w:r>
+        <w:rPr>
+          <w:rFonts w:ascii="Times New Roman" w:hAnsi="Times New Roman"/>
+          <w:b w:val="0"/>
+          <w:i w:val="0"/>
+          <w:sz w:val="20"/>
+        </w:rPr>
+        <w:t>) 계산</w:t>
       </w:r>
     </w:p>
     <w:p>
@@ -30332,7 +30735,26 @@
           <w:i w:val="0"/>
           <w:sz w:val="20"/>
         </w:rPr>
-        <w:t>- Parkinson_{5,22}, GarmanKlass_22, RogersSatchell_22</w:t>
+        <w:t>- Parkinson</w:t>
+      </w:r>
+      <w:r>
+        <w:rPr>
+          <w:rFonts w:ascii="Times New Roman" w:hAnsi="Times New Roman"/>
+          <w:b w:val="0"/>
+          <w:i w:val="0"/>
+          <w:sz w:val="20"/>
+          <w:vertAlign w:val="subscript"/>
+        </w:rPr>
+        <w:t>5,22</w:t>
+      </w:r>
+      <w:r>
+        <w:rPr>
+          <w:rFonts w:ascii="Times New Roman" w:hAnsi="Times New Roman"/>
+          <w:b w:val="0"/>
+          <w:i w:val="0"/>
+          <w:sz w:val="20"/>
+        </w:rPr>
+        <w:t>, GarmanKlass_22, RogersSatchell_22</w:t>
       </w:r>
     </w:p>
     <w:p>
@@ -30489,7 +30911,26 @@
           <w:i w:val="0"/>
           <w:sz w:val="20"/>
         </w:rPr>
-        <w:t>7. 전방 RV 타깃 y_{i,t}(h) = 연율화(mean(r</w:t>
+        <w:t>7. 전방 RV 타깃 y</w:t>
+      </w:r>
+      <w:r>
+        <w:rPr>
+          <w:rFonts w:ascii="Times New Roman" w:hAnsi="Times New Roman"/>
+          <w:b w:val="0"/>
+          <w:i w:val="0"/>
+          <w:sz w:val="20"/>
+          <w:vertAlign w:val="subscript"/>
+        </w:rPr>
+        <w:t>i,t</w:t>
+      </w:r>
+      <w:r>
+        <w:rPr>
+          <w:rFonts w:ascii="Times New Roman" w:hAnsi="Times New Roman"/>
+          <w:b w:val="0"/>
+          <w:i w:val="0"/>
+          <w:sz w:val="20"/>
+        </w:rPr>
+        <w:t>(h) = 연율화(mean(r</w:t>
       </w:r>
       <w:r>
         <w:rPr>
@@ -30507,8 +30948,18 @@
           <w:b w:val="0"/>
           <w:i w:val="0"/>
           <w:sz w:val="20"/>
-        </w:rPr>
-        <w:t>_{t+1}, ..., r</w:t>
+          <w:vertAlign w:val="subscript"/>
+        </w:rPr>
+        <w:t>t+1</w:t>
+      </w:r>
+      <w:r>
+        <w:rPr>
+          <w:rFonts w:ascii="Times New Roman" w:hAnsi="Times New Roman"/>
+          <w:b w:val="0"/>
+          <w:i w:val="0"/>
+          <w:sz w:val="20"/>
+        </w:rPr>
+        <w:t>, ..., r</w:t>
       </w:r>
       <w:r>
         <w:rPr>
@@ -30526,8 +30977,18 @@
           <w:b w:val="0"/>
           <w:i w:val="0"/>
           <w:sz w:val="20"/>
-        </w:rPr>
-        <w:t>_{t+h})) 계산</w:t>
+          <w:vertAlign w:val="subscript"/>
+        </w:rPr>
+        <w:t>t+h</w:t>
+      </w:r>
+      <w:r>
+        <w:rPr>
+          <w:rFonts w:ascii="Times New Roman" w:hAnsi="Times New Roman"/>
+          <w:b w:val="0"/>
+          <w:i w:val="0"/>
+          <w:sz w:val="20"/>
+        </w:rPr>
+        <w:t>)) 계산</w:t>
       </w:r>
     </w:p>
     <w:p>
@@ -33087,8 +33548,18 @@
           <w:b w:val="0"/>
           <w:i w:val="0"/>
           <w:sz w:val="20"/>
-        </w:rPr>
-        <w:t>_{t+k}, h=22. Mean Ret은 일별 로그수익률 평균, Std Ret은 표준편차 (모두 % 단위).)</w:t>
+          <w:vertAlign w:val="subscript"/>
+        </w:rPr>
+        <w:t>t+k</w:t>
+      </w:r>
+      <w:r>
+        <w:rPr>
+          <w:rFonts w:ascii="Times New Roman" w:hAnsi="Times New Roman"/>
+          <w:b w:val="0"/>
+          <w:i w:val="0"/>
+          <w:sz w:val="20"/>
+        </w:rPr>
+        <w:t>, h=22. Mean Ret은 일별 로그수익률 평균, Std Ret은 표준편차 (모두 % 단위).)</w:t>
       </w:r>
     </w:p>
     <w:sectPr>

--- a/master_paper/0421_thesis.docx
+++ b/master_paper/0421_thesis.docx
@@ -4530,7 +4530,7 @@
           <w:i w:val="0"/>
           <w:sz w:val="20"/>
         </w:rPr>
-        <w:t xml:space="preserve"> + β_d · RV_t + β_w · RV̄</w:t>
+        <w:t xml:space="preserve"> + β</w:t>
       </w:r>
       <w:r>
         <w:rPr>
@@ -4540,6 +4540,63 @@
           <w:sz w:val="20"/>
           <w:vertAlign w:val="subscript"/>
         </w:rPr>
+        <w:t>d</w:t>
+      </w:r>
+      <w:r>
+        <w:rPr>
+          <w:rFonts w:ascii="Times New Roman" w:hAnsi="Times New Roman"/>
+          <w:b w:val="0"/>
+          <w:i w:val="0"/>
+          <w:sz w:val="20"/>
+        </w:rPr>
+        <w:t xml:space="preserve"> · RV</w:t>
+      </w:r>
+      <w:r>
+        <w:rPr>
+          <w:rFonts w:ascii="Times New Roman" w:hAnsi="Times New Roman"/>
+          <w:b w:val="0"/>
+          <w:i w:val="0"/>
+          <w:sz w:val="20"/>
+          <w:vertAlign w:val="subscript"/>
+        </w:rPr>
+        <w:t>t</w:t>
+      </w:r>
+      <w:r>
+        <w:rPr>
+          <w:rFonts w:ascii="Times New Roman" w:hAnsi="Times New Roman"/>
+          <w:b w:val="0"/>
+          <w:i w:val="0"/>
+          <w:sz w:val="20"/>
+        </w:rPr>
+        <w:t xml:space="preserve"> + β</w:t>
+      </w:r>
+      <w:r>
+        <w:rPr>
+          <w:rFonts w:ascii="Times New Roman" w:hAnsi="Times New Roman"/>
+          <w:b w:val="0"/>
+          <w:i w:val="0"/>
+          <w:sz w:val="20"/>
+          <w:vertAlign w:val="subscript"/>
+        </w:rPr>
+        <w:t>w</w:t>
+      </w:r>
+      <w:r>
+        <w:rPr>
+          <w:rFonts w:ascii="Times New Roman" w:hAnsi="Times New Roman"/>
+          <w:b w:val="0"/>
+          <w:i w:val="0"/>
+          <w:sz w:val="20"/>
+        </w:rPr>
+        <w:t xml:space="preserve"> · RV̄</w:t>
+      </w:r>
+      <w:r>
+        <w:rPr>
+          <w:rFonts w:ascii="Times New Roman" w:hAnsi="Times New Roman"/>
+          <w:b w:val="0"/>
+          <w:i w:val="0"/>
+          <w:sz w:val="20"/>
+          <w:vertAlign w:val="subscript"/>
+        </w:rPr>
         <w:t>t-4:t</w:t>
       </w:r>
       <w:r>
@@ -4549,7 +4606,26 @@
           <w:i w:val="0"/>
           <w:sz w:val="20"/>
         </w:rPr>
-        <w:t xml:space="preserve"> + β_m · RV̄</w:t>
+        <w:t xml:space="preserve"> + β</w:t>
+      </w:r>
+      <w:r>
+        <w:rPr>
+          <w:rFonts w:ascii="Times New Roman" w:hAnsi="Times New Roman"/>
+          <w:b w:val="0"/>
+          <w:i w:val="0"/>
+          <w:sz w:val="20"/>
+          <w:vertAlign w:val="subscript"/>
+        </w:rPr>
+        <w:t>m</w:t>
+      </w:r>
+      <w:r>
+        <w:rPr>
+          <w:rFonts w:ascii="Times New Roman" w:hAnsi="Times New Roman"/>
+          <w:b w:val="0"/>
+          <w:i w:val="0"/>
+          <w:sz w:val="20"/>
+        </w:rPr>
+        <w:t xml:space="preserve"> · RV̄</w:t>
       </w:r>
       <w:r>
         <w:rPr>
@@ -5752,7 +5828,45 @@
           <w:i w:val="0"/>
           <w:sz w:val="20"/>
         </w:rPr>
-        <w:t>r_t = ln(P_t / P</w:t>
+        <w:t>r</w:t>
+      </w:r>
+      <w:r>
+        <w:rPr>
+          <w:rFonts w:ascii="Times New Roman" w:hAnsi="Times New Roman"/>
+          <w:b w:val="0"/>
+          <w:i w:val="0"/>
+          <w:sz w:val="20"/>
+          <w:vertAlign w:val="subscript"/>
+        </w:rPr>
+        <w:t>t</w:t>
+      </w:r>
+      <w:r>
+        <w:rPr>
+          <w:rFonts w:ascii="Times New Roman" w:hAnsi="Times New Roman"/>
+          <w:b w:val="0"/>
+          <w:i w:val="0"/>
+          <w:sz w:val="20"/>
+        </w:rPr>
+        <w:t xml:space="preserve"> = ln(P</w:t>
+      </w:r>
+      <w:r>
+        <w:rPr>
+          <w:rFonts w:ascii="Times New Roman" w:hAnsi="Times New Roman"/>
+          <w:b w:val="0"/>
+          <w:i w:val="0"/>
+          <w:sz w:val="20"/>
+          <w:vertAlign w:val="subscript"/>
+        </w:rPr>
+        <w:t>t</w:t>
+      </w:r>
+      <w:r>
+        <w:rPr>
+          <w:rFonts w:ascii="Times New Roman" w:hAnsi="Times New Roman"/>
+          <w:b w:val="0"/>
+          <w:i w:val="0"/>
+          <w:sz w:val="20"/>
+        </w:rPr>
+        <w:t xml:space="preserve"> / P</w:t>
       </w:r>
       <w:r>
         <w:rPr>
@@ -5834,7 +5948,26 @@
           <w:i w:val="0"/>
           <w:sz w:val="20"/>
         </w:rPr>
-        <w:t>RV_i,t(h) = (252 / h) × Σ</w:t>
+        <w:t>RV</w:t>
+      </w:r>
+      <w:r>
+        <w:rPr>
+          <w:rFonts w:ascii="Times New Roman" w:hAnsi="Times New Roman"/>
+          <w:b w:val="0"/>
+          <w:i w:val="0"/>
+          <w:sz w:val="20"/>
+          <w:vertAlign w:val="subscript"/>
+        </w:rPr>
+        <w:t>i</w:t>
+      </w:r>
+      <w:r>
+        <w:rPr>
+          <w:rFonts w:ascii="Times New Roman" w:hAnsi="Times New Roman"/>
+          <w:b w:val="0"/>
+          <w:i w:val="0"/>
+          <w:sz w:val="20"/>
+        </w:rPr>
+        <w:t>,t(h) = (252 / h) × Σ</w:t>
       </w:r>
       <w:r>
         <w:rPr>
@@ -5949,7 +6082,26 @@
           <w:i w:val="0"/>
           <w:sz w:val="20"/>
         </w:rPr>
-        <w:t xml:space="preserve"> = (VIX_t / 100)</w:t>
+        <w:t xml:space="preserve"> = (VIX</w:t>
+      </w:r>
+      <w:r>
+        <w:rPr>
+          <w:rFonts w:ascii="Times New Roman" w:hAnsi="Times New Roman"/>
+          <w:b w:val="0"/>
+          <w:i w:val="0"/>
+          <w:sz w:val="20"/>
+          <w:vertAlign w:val="subscript"/>
+        </w:rPr>
+        <w:t>t</w:t>
+      </w:r>
+      <w:r>
+        <w:rPr>
+          <w:rFonts w:ascii="Times New Roman" w:hAnsi="Times New Roman"/>
+          <w:b w:val="0"/>
+          <w:i w:val="0"/>
+          <w:sz w:val="20"/>
+        </w:rPr>
+        <w:t xml:space="preserve"> / 100)</w:t>
       </w:r>
       <w:r>
         <w:rPr>
@@ -5968,7 +6120,36 @@
           <w:i w:val="0"/>
           <w:sz w:val="20"/>
         </w:rPr>
-        <w:t>를 사용한다. VRP는 IV와 RV의 차이로 정의하며, VRP_i,t(h) = IV_t</w:t>
+        <w:t>를 사용한다. VRP는 IV와 RV의 차이로 정의하며, VRP</w:t>
+      </w:r>
+      <w:r>
+        <w:rPr>
+          <w:rFonts w:ascii="Times New Roman" w:hAnsi="Times New Roman"/>
+          <w:b w:val="0"/>
+          <w:i w:val="0"/>
+          <w:sz w:val="20"/>
+          <w:vertAlign w:val="subscript"/>
+        </w:rPr>
+        <w:t>i,t</w:t>
+      </w:r>
+      <w:r>
+        <w:rPr>
+          <w:rFonts w:ascii="Times New Roman" w:hAnsi="Times New Roman"/>
+          <w:b w:val="0"/>
+          <w:i w:val="0"/>
+          <w:sz w:val="20"/>
+        </w:rPr>
+        <w:t>(h) = IV</w:t>
+      </w:r>
+      <w:r>
+        <w:rPr>
+          <w:rFonts w:ascii="Times New Roman" w:hAnsi="Times New Roman"/>
+          <w:b w:val="0"/>
+          <w:i w:val="0"/>
+          <w:sz w:val="20"/>
+          <w:vertAlign w:val="subscript"/>
+        </w:rPr>
+        <w:t>t</w:t>
       </w:r>
       <w:r>
         <w:rPr>
@@ -5987,45 +6168,45 @@
           <w:i w:val="0"/>
           <w:sz w:val="20"/>
         </w:rPr>
-        <w:t xml:space="preserve"> − RV_i,t(h)</w:t>
-      </w:r>
-      <w:r>
-        <w:rPr>
-          <w:rFonts w:ascii="Times New Roman" w:hAnsi="Times New Roman"/>
-          <w:b w:val="0"/>
-          <w:i w:val="0"/>
-          <w:sz w:val="20"/>
-          <w:vertAlign w:val="superscript"/>
-        </w:rPr>
-        <w:t>hat으로</w:t>
-      </w:r>
-      <w:r>
-        <w:rPr>
-          <w:rFonts w:ascii="Times New Roman" w:hAnsi="Times New Roman"/>
-          <w:b w:val="0"/>
-          <w:i w:val="0"/>
-          <w:sz w:val="20"/>
-        </w:rPr>
-        <w:t xml:space="preserve"> 산출한다. VRP는 예측된 RV로부터 사후적으로 산출되는 파생 지표이다. 단, 피처로 사용되는 IV_VRP(부록 A, #28)는 예측 시점 t에서 관측 가능한 과거 RV_SPY를 이용하여 산출한 VRP 대리변수이며, Ⅳ장 6절의 VRP 분석에서 사용하는 예측 RV 기반 VRP_i,t(h)</w:t>
-      </w:r>
-      <w:r>
-        <w:rPr>
-          <w:rFonts w:ascii="Times New Roman" w:hAnsi="Times New Roman"/>
-          <w:b w:val="0"/>
-          <w:i w:val="0"/>
-          <w:sz w:val="20"/>
-          <w:vertAlign w:val="superscript"/>
-        </w:rPr>
-        <w:t>hat과</w:t>
-      </w:r>
-      <w:r>
-        <w:rPr>
-          <w:rFonts w:ascii="Times New Roman" w:hAnsi="Times New Roman"/>
-          <w:b w:val="0"/>
-          <w:i w:val="0"/>
-          <w:sz w:val="20"/>
-        </w:rPr>
-        <w:t xml:space="preserve"> 개념적으로 구분된다. 본 연구에서 사용하는 주요 기호 및 정의는 표 2에 정리했다.</w:t>
+        <w:t xml:space="preserve"> − RV̂</w:t>
+      </w:r>
+      <w:r>
+        <w:rPr>
+          <w:rFonts w:ascii="Times New Roman" w:hAnsi="Times New Roman"/>
+          <w:b w:val="0"/>
+          <w:i w:val="0"/>
+          <w:sz w:val="20"/>
+          <w:vertAlign w:val="subscript"/>
+        </w:rPr>
+        <w:t>i,t</w:t>
+      </w:r>
+      <w:r>
+        <w:rPr>
+          <w:rFonts w:ascii="Times New Roman" w:hAnsi="Times New Roman"/>
+          <w:b w:val="0"/>
+          <w:i w:val="0"/>
+          <w:sz w:val="20"/>
+        </w:rPr>
+        <w:t>(h)으로 산출한다. VRP는 예측된 RV로부터 사후적으로 산출되는 파생 지표이다. 단, 피처로 사용되는 IV_VRP(부록 A, #28)는 예측 시점 t에서 관측 가능한 과거 RV_SPY를 이용하여 산출한 VRP 대리변수이며, Ⅳ장 6절의 VRP 분석에서 사용하는 예측 RV 기반 VRP̂</w:t>
+      </w:r>
+      <w:r>
+        <w:rPr>
+          <w:rFonts w:ascii="Times New Roman" w:hAnsi="Times New Roman"/>
+          <w:b w:val="0"/>
+          <w:i w:val="0"/>
+          <w:sz w:val="20"/>
+          <w:vertAlign w:val="subscript"/>
+        </w:rPr>
+        <w:t>i,t</w:t>
+      </w:r>
+      <w:r>
+        <w:rPr>
+          <w:rFonts w:ascii="Times New Roman" w:hAnsi="Times New Roman"/>
+          <w:b w:val="0"/>
+          <w:i w:val="0"/>
+          <w:sz w:val="20"/>
+        </w:rPr>
+        <w:t>(h)과 개념적으로 구분된다. 본 연구에서 사용하는 주요 기호 및 정의는 표 2에 정리했다.</w:t>
       </w:r>
     </w:p>
     <w:p>
@@ -6116,7 +6297,26 @@
                 <w:i w:val="0"/>
                 <w:sz w:val="18"/>
               </w:rPr>
-              <w:t>RV_i,t(h)</w:t>
+              <w:t>RV</w:t>
+            </w:r>
+            <w:r>
+              <w:rPr>
+                <w:rFonts w:ascii="Times New Roman" w:hAnsi="Times New Roman"/>
+                <w:b w:val="0"/>
+                <w:i w:val="0"/>
+                <w:sz w:val="18"/>
+                <w:vertAlign w:val="subscript"/>
+              </w:rPr>
+              <w:t>i,t</w:t>
+            </w:r>
+            <w:r>
+              <w:rPr>
+                <w:rFonts w:ascii="Times New Roman" w:hAnsi="Times New Roman"/>
+                <w:b w:val="0"/>
+                <w:i w:val="0"/>
+                <w:sz w:val="18"/>
+              </w:rPr>
+              <w:t>(h)</w:t>
             </w:r>
           </w:p>
         </w:tc>
@@ -6160,7 +6360,17 @@
                 <w:i w:val="0"/>
                 <w:sz w:val="18"/>
               </w:rPr>
-              <w:t>IV_t²</w:t>
+              <w:t>IV_t</w:t>
+            </w:r>
+            <w:r>
+              <w:rPr>
+                <w:rFonts w:ascii="Times New Roman" w:hAnsi="Times New Roman"/>
+                <w:b w:val="0"/>
+                <w:i w:val="0"/>
+                <w:sz w:val="18"/>
+                <w:vertAlign w:val="superscript"/>
+              </w:rPr>
+              <w:t>2</w:t>
             </w:r>
           </w:p>
         </w:tc>
@@ -6181,7 +6391,36 @@
                 <w:i w:val="0"/>
                 <w:sz w:val="18"/>
               </w:rPr>
-              <w:t>Implied variance proxy, (VIX_t / 100)²</w:t>
+              <w:t>Implied variance proxy, (VIX</w:t>
+            </w:r>
+            <w:r>
+              <w:rPr>
+                <w:rFonts w:ascii="Times New Roman" w:hAnsi="Times New Roman"/>
+                <w:b w:val="0"/>
+                <w:i w:val="0"/>
+                <w:sz w:val="18"/>
+                <w:vertAlign w:val="subscript"/>
+              </w:rPr>
+              <w:t>t</w:t>
+            </w:r>
+            <w:r>
+              <w:rPr>
+                <w:rFonts w:ascii="Times New Roman" w:hAnsi="Times New Roman"/>
+                <w:b w:val="0"/>
+                <w:i w:val="0"/>
+                <w:sz w:val="18"/>
+              </w:rPr>
+              <w:t xml:space="preserve"> / 100)</w:t>
+            </w:r>
+            <w:r>
+              <w:rPr>
+                <w:rFonts w:ascii="Times New Roman" w:hAnsi="Times New Roman"/>
+                <w:b w:val="0"/>
+                <w:i w:val="0"/>
+                <w:sz w:val="18"/>
+                <w:vertAlign w:val="superscript"/>
+              </w:rPr>
+              <w:t>2</w:t>
             </w:r>
           </w:p>
         </w:tc>
@@ -6204,7 +6443,26 @@
                 <w:i w:val="0"/>
                 <w:sz w:val="18"/>
               </w:rPr>
-              <w:t>VRP_i,t(h)</w:t>
+              <w:t>VRP</w:t>
+            </w:r>
+            <w:r>
+              <w:rPr>
+                <w:rFonts w:ascii="Times New Roman" w:hAnsi="Times New Roman"/>
+                <w:b w:val="0"/>
+                <w:i w:val="0"/>
+                <w:sz w:val="18"/>
+                <w:vertAlign w:val="subscript"/>
+              </w:rPr>
+              <w:t>i,t</w:t>
+            </w:r>
+            <w:r>
+              <w:rPr>
+                <w:rFonts w:ascii="Times New Roman" w:hAnsi="Times New Roman"/>
+                <w:b w:val="0"/>
+                <w:i w:val="0"/>
+                <w:sz w:val="18"/>
+              </w:rPr>
+              <w:t>(h)</w:t>
             </w:r>
           </w:p>
         </w:tc>
@@ -6225,7 +6483,55 @@
                 <w:i w:val="0"/>
                 <w:sz w:val="18"/>
               </w:rPr>
-              <w:t>Variance risk premium, IV_t² - RV_i,t(h)^hat</w:t>
+              <w:t>Variance risk premium, IV</w:t>
+            </w:r>
+            <w:r>
+              <w:rPr>
+                <w:rFonts w:ascii="Times New Roman" w:hAnsi="Times New Roman"/>
+                <w:b w:val="0"/>
+                <w:i w:val="0"/>
+                <w:sz w:val="18"/>
+                <w:vertAlign w:val="subscript"/>
+              </w:rPr>
+              <w:t>t</w:t>
+            </w:r>
+            <w:r>
+              <w:rPr>
+                <w:rFonts w:ascii="Times New Roman" w:hAnsi="Times New Roman"/>
+                <w:b w:val="0"/>
+                <w:i w:val="0"/>
+                <w:sz w:val="18"/>
+                <w:vertAlign w:val="superscript"/>
+              </w:rPr>
+              <w:t>2</w:t>
+            </w:r>
+            <w:r>
+              <w:rPr>
+                <w:rFonts w:ascii="Times New Roman" w:hAnsi="Times New Roman"/>
+                <w:b w:val="0"/>
+                <w:i w:val="0"/>
+                <w:sz w:val="18"/>
+              </w:rPr>
+              <w:t xml:space="preserve"> - RV̂</w:t>
+            </w:r>
+            <w:r>
+              <w:rPr>
+                <w:rFonts w:ascii="Times New Roman" w:hAnsi="Times New Roman"/>
+                <w:b w:val="0"/>
+                <w:i w:val="0"/>
+                <w:sz w:val="18"/>
+                <w:vertAlign w:val="subscript"/>
+              </w:rPr>
+              <w:t>i,t</w:t>
+            </w:r>
+            <w:r>
+              <w:rPr>
+                <w:rFonts w:ascii="Times New Roman" w:hAnsi="Times New Roman"/>
+                <w:b w:val="0"/>
+                <w:i w:val="0"/>
+                <w:sz w:val="18"/>
+              </w:rPr>
+              <w:t>(h)</w:t>
             </w:r>
           </w:p>
         </w:tc>
@@ -6380,7 +6686,17 @@
                 <w:i w:val="0"/>
                 <w:sz w:val="18"/>
               </w:rPr>
-              <w:t>r_t</w:t>
+              <w:t>r</w:t>
+            </w:r>
+            <w:r>
+              <w:rPr>
+                <w:rFonts w:ascii="Times New Roman" w:hAnsi="Times New Roman"/>
+                <w:b w:val="0"/>
+                <w:i w:val="0"/>
+                <w:sz w:val="18"/>
+                <w:vertAlign w:val="subscript"/>
+              </w:rPr>
+              <w:t>t</w:t>
             </w:r>
           </w:p>
         </w:tc>
@@ -6401,7 +6717,45 @@
                 <w:i w:val="0"/>
                 <w:sz w:val="18"/>
               </w:rPr>
-              <w:t>Daily log return, ln(P_t / P_(t-1))</w:t>
+              <w:t>Daily log return, ln(P</w:t>
+            </w:r>
+            <w:r>
+              <w:rPr>
+                <w:rFonts w:ascii="Times New Roman" w:hAnsi="Times New Roman"/>
+                <w:b w:val="0"/>
+                <w:i w:val="0"/>
+                <w:sz w:val="18"/>
+                <w:vertAlign w:val="subscript"/>
+              </w:rPr>
+              <w:t>t</w:t>
+            </w:r>
+            <w:r>
+              <w:rPr>
+                <w:rFonts w:ascii="Times New Roman" w:hAnsi="Times New Roman"/>
+                <w:b w:val="0"/>
+                <w:i w:val="0"/>
+                <w:sz w:val="18"/>
+              </w:rPr>
+              <w:t xml:space="preserve"> / P</w:t>
+            </w:r>
+            <w:r>
+              <w:rPr>
+                <w:rFonts w:ascii="Times New Roman" w:hAnsi="Times New Roman"/>
+                <w:b w:val="0"/>
+                <w:i w:val="0"/>
+                <w:sz w:val="18"/>
+                <w:vertAlign w:val="subscript"/>
+              </w:rPr>
+              <w:t>t-1</w:t>
+            </w:r>
+            <w:r>
+              <w:rPr>
+                <w:rFonts w:ascii="Times New Roman" w:hAnsi="Times New Roman"/>
+                <w:b w:val="0"/>
+                <w:i w:val="0"/>
+                <w:sz w:val="18"/>
+              </w:rPr>
+              <w:t>)</w:t>
             </w:r>
           </w:p>
         </w:tc>
@@ -6527,7 +6881,26 @@
           <w:i w:val="0"/>
           <w:sz w:val="20"/>
         </w:rPr>
-        <w:t>IV Surface 그룹에는 IV_VRP와 IV_VRP_ma22가 포함되는데, 이는 과거 시점에서 관측된 VRP(IV - 과거RV)로서 미래 RV와 독립적이다. 구체적으로 IV_VRP = (VIX_t/100)</w:t>
+        <w:t>IV Surface 그룹에는 IV_VRP와 IV_VRP_ma22가 포함되는데, 이는 과거 시점에서 관측된 VRP(IV - 과거RV)로서 미래 RV와 독립적이다. 구체적으로 IV_VRP = (VIX</w:t>
+      </w:r>
+      <w:r>
+        <w:rPr>
+          <w:rFonts w:ascii="Times New Roman" w:hAnsi="Times New Roman"/>
+          <w:b w:val="0"/>
+          <w:i w:val="0"/>
+          <w:sz w:val="20"/>
+          <w:vertAlign w:val="subscript"/>
+        </w:rPr>
+        <w:t>t</w:t>
+      </w:r>
+      <w:r>
+        <w:rPr>
+          <w:rFonts w:ascii="Times New Roman" w:hAnsi="Times New Roman"/>
+          <w:b w:val="0"/>
+          <w:i w:val="0"/>
+          <w:sz w:val="20"/>
+        </w:rPr>
+        <w:t>/100)</w:t>
       </w:r>
       <w:r>
         <w:rPr>
@@ -6546,7 +6919,45 @@
           <w:i w:val="0"/>
           <w:sz w:val="20"/>
         </w:rPr>
-        <w:t xml:space="preserve"> − RV_SPY,[t-22,t-1]로 정의되며, 여기서 RV_SPY,[t-22,t-1]는 t-1까지의 직전 22거래일 SPY 실현분산이다. 이 변수는 예측 대상인 전방 RV와 시점이 겹치지 않아 타깃 누출(target leakage)이 발생하지 않는다. 초기 설계에서는 GARCH(1,1) 기반 피처 2개를 포함한 37개 피처를 검토하였으나, GARCH 피처가 Ridge의 내부 검증 기반 정규화 강도 선택을 왜곡하여 22거래일 Pooled R</w:t>
+        <w:t xml:space="preserve"> − RV</w:t>
+      </w:r>
+      <w:r>
+        <w:rPr>
+          <w:rFonts w:ascii="Times New Roman" w:hAnsi="Times New Roman"/>
+          <w:b w:val="0"/>
+          <w:i w:val="0"/>
+          <w:sz w:val="20"/>
+          <w:vertAlign w:val="subscript"/>
+        </w:rPr>
+        <w:t>SPY,[t-22,t-1]</w:t>
+      </w:r>
+      <w:r>
+        <w:rPr>
+          <w:rFonts w:ascii="Times New Roman" w:hAnsi="Times New Roman"/>
+          <w:b w:val="0"/>
+          <w:i w:val="0"/>
+          <w:sz w:val="20"/>
+        </w:rPr>
+        <w:t>로 정의되며, 여기서 RV</w:t>
+      </w:r>
+      <w:r>
+        <w:rPr>
+          <w:rFonts w:ascii="Times New Roman" w:hAnsi="Times New Roman"/>
+          <w:b w:val="0"/>
+          <w:i w:val="0"/>
+          <w:sz w:val="20"/>
+          <w:vertAlign w:val="subscript"/>
+        </w:rPr>
+        <w:t>SPY,[t-22,t-1]</w:t>
+      </w:r>
+      <w:r>
+        <w:rPr>
+          <w:rFonts w:ascii="Times New Roman" w:hAnsi="Times New Roman"/>
+          <w:b w:val="0"/>
+          <w:i w:val="0"/>
+          <w:sz w:val="20"/>
+        </w:rPr>
+        <w:t>는 t-1까지의 직전 22거래일 SPY 실현분산이다. 이 변수는 예측 대상인 전방 RV와 시점이 겹치지 않아 타깃 누출(target leakage)이 발생하지 않는다. 초기 설계에서는 GARCH(1,1) 기반 피처 2개를 포함한 37개 피처를 검토하였으나, GARCH 피처가 Ridge의 내부 검증 기반 정규화 강도 선택을 왜곡하여 22거래일 Pooled R</w:t>
       </w:r>
       <w:r>
         <w:rPr>
@@ -7189,7 +7600,55 @@
           <w:i w:val="0"/>
           <w:sz w:val="20"/>
         </w:rPr>
-        <w:t>y_hat_WEns = pw × y_hat_Ridge + (1 - pw) × y_hat_XGBoost</w:t>
+        <w:t>y</w:t>
+      </w:r>
+      <w:r>
+        <w:rPr>
+          <w:rFonts w:ascii="Times New Roman" w:hAnsi="Times New Roman"/>
+          <w:b w:val="0"/>
+          <w:i w:val="0"/>
+          <w:sz w:val="20"/>
+          <w:vertAlign w:val="subscript"/>
+        </w:rPr>
+        <w:t>WEns</w:t>
+      </w:r>
+      <w:r>
+        <w:rPr>
+          <w:rFonts w:ascii="Times New Roman" w:hAnsi="Times New Roman"/>
+          <w:b w:val="0"/>
+          <w:i w:val="0"/>
+          <w:sz w:val="20"/>
+        </w:rPr>
+        <w:t xml:space="preserve"> = pw × y</w:t>
+      </w:r>
+      <w:r>
+        <w:rPr>
+          <w:rFonts w:ascii="Times New Roman" w:hAnsi="Times New Roman"/>
+          <w:b w:val="0"/>
+          <w:i w:val="0"/>
+          <w:sz w:val="20"/>
+          <w:vertAlign w:val="subscript"/>
+        </w:rPr>
+        <w:t>Ridge</w:t>
+      </w:r>
+      <w:r>
+        <w:rPr>
+          <w:rFonts w:ascii="Times New Roman" w:hAnsi="Times New Roman"/>
+          <w:b w:val="0"/>
+          <w:i w:val="0"/>
+          <w:sz w:val="20"/>
+        </w:rPr>
+        <w:t xml:space="preserve"> + (1 - pw) × y</w:t>
+      </w:r>
+      <w:r>
+        <w:rPr>
+          <w:rFonts w:ascii="Times New Roman" w:hAnsi="Times New Roman"/>
+          <w:b w:val="0"/>
+          <w:i w:val="0"/>
+          <w:sz w:val="20"/>
+          <w:vertAlign w:val="subscript"/>
+        </w:rPr>
+        <w:t>XGBoost</w:t>
       </w:r>
     </w:p>
     <w:p>
@@ -8720,7 +9179,17 @@
                 <w:i w:val="0"/>
                 <w:sz w:val="18"/>
               </w:rPr>
-              <w:t>Pooled R²</w:t>
+              <w:t>Pooled R</w:t>
+            </w:r>
+            <w:r>
+              <w:rPr>
+                <w:rFonts w:ascii="Times New Roman" w:hAnsi="Times New Roman"/>
+                <w:b/>
+                <w:i w:val="0"/>
+                <w:sz w:val="18"/>
+                <w:vertAlign w:val="superscript"/>
+              </w:rPr>
+              <w:t>2</w:t>
             </w:r>
           </w:p>
         </w:tc>
@@ -8741,7 +9210,26 @@
                 <w:i w:val="0"/>
                 <w:sz w:val="18"/>
               </w:rPr>
-              <w:t>R²_Within</w:t>
+              <w:t>R</w:t>
+            </w:r>
+            <w:r>
+              <w:rPr>
+                <w:rFonts w:ascii="Times New Roman" w:hAnsi="Times New Roman"/>
+                <w:b/>
+                <w:i w:val="0"/>
+                <w:sz w:val="18"/>
+                <w:vertAlign w:val="superscript"/>
+              </w:rPr>
+              <w:t>2</w:t>
+            </w:r>
+            <w:r>
+              <w:rPr>
+                <w:rFonts w:ascii="Times New Roman" w:hAnsi="Times New Roman"/>
+                <w:b/>
+                <w:i w:val="0"/>
+                <w:sz w:val="18"/>
+              </w:rPr>
+              <w:t>_Within</w:t>
             </w:r>
           </w:p>
         </w:tc>
@@ -9915,7 +10403,17 @@
                 <w:i w:val="0"/>
                 <w:sz w:val="18"/>
               </w:rPr>
-              <w:t>Pooled R²</w:t>
+              <w:t>Pooled R</w:t>
+            </w:r>
+            <w:r>
+              <w:rPr>
+                <w:rFonts w:ascii="Times New Roman" w:hAnsi="Times New Roman"/>
+                <w:b/>
+                <w:i w:val="0"/>
+                <w:sz w:val="18"/>
+                <w:vertAlign w:val="superscript"/>
+              </w:rPr>
+              <w:t>2</w:t>
             </w:r>
           </w:p>
         </w:tc>
@@ -9936,7 +10434,17 @@
                 <w:i w:val="0"/>
                 <w:sz w:val="18"/>
               </w:rPr>
-              <w:t>Median R²</w:t>
+              <w:t>Median R</w:t>
+            </w:r>
+            <w:r>
+              <w:rPr>
+                <w:rFonts w:ascii="Times New Roman" w:hAnsi="Times New Roman"/>
+                <w:b/>
+                <w:i w:val="0"/>
+                <w:sz w:val="18"/>
+                <w:vertAlign w:val="superscript"/>
+              </w:rPr>
+              <w:t>2</w:t>
             </w:r>
           </w:p>
         </w:tc>
@@ -11239,7 +11747,17 @@
                 <w:i w:val="0"/>
                 <w:sz w:val="18"/>
               </w:rPr>
-              <w:t>R²</w:t>
+              <w:t>R</w:t>
+            </w:r>
+            <w:r>
+              <w:rPr>
+                <w:rFonts w:ascii="Times New Roman" w:hAnsi="Times New Roman"/>
+                <w:b/>
+                <w:i w:val="0"/>
+                <w:sz w:val="18"/>
+                <w:vertAlign w:val="superscript"/>
+              </w:rPr>
+              <w:t>2</w:t>
             </w:r>
           </w:p>
         </w:tc>
@@ -12183,7 +12701,17 @@
                 <w:i w:val="0"/>
                 <w:sz w:val="18"/>
               </w:rPr>
-              <w:t>Pooled R²</w:t>
+              <w:t>Pooled R</w:t>
+            </w:r>
+            <w:r>
+              <w:rPr>
+                <w:rFonts w:ascii="Times New Roman" w:hAnsi="Times New Roman"/>
+                <w:b/>
+                <w:i w:val="0"/>
+                <w:sz w:val="18"/>
+                <w:vertAlign w:val="superscript"/>
+              </w:rPr>
+              <w:t>2</w:t>
             </w:r>
           </w:p>
         </w:tc>
@@ -12204,7 +12732,17 @@
                 <w:i w:val="0"/>
                 <w:sz w:val="18"/>
               </w:rPr>
-              <w:t>Median R²</w:t>
+              <w:t>Median R</w:t>
+            </w:r>
+            <w:r>
+              <w:rPr>
+                <w:rFonts w:ascii="Times New Roman" w:hAnsi="Times New Roman"/>
+                <w:b/>
+                <w:i w:val="0"/>
+                <w:sz w:val="18"/>
+                <w:vertAlign w:val="superscript"/>
+              </w:rPr>
+              <w:t>2</w:t>
             </w:r>
           </w:p>
         </w:tc>
@@ -12781,7 +13319,17 @@
                 <w:i w:val="0"/>
                 <w:sz w:val="18"/>
               </w:rPr>
-              <w:t>Full R²</w:t>
+              <w:t>Full R</w:t>
+            </w:r>
+            <w:r>
+              <w:rPr>
+                <w:rFonts w:ascii="Times New Roman" w:hAnsi="Times New Roman"/>
+                <w:b/>
+                <w:i w:val="0"/>
+                <w:sz w:val="18"/>
+                <w:vertAlign w:val="superscript"/>
+              </w:rPr>
+              <w:t>2</w:t>
             </w:r>
           </w:p>
         </w:tc>
@@ -12802,7 +13350,17 @@
                 <w:i w:val="0"/>
                 <w:sz w:val="18"/>
               </w:rPr>
-              <w:t>w/o Group R²</w:t>
+              <w:t>w/o Group R</w:t>
+            </w:r>
+            <w:r>
+              <w:rPr>
+                <w:rFonts w:ascii="Times New Roman" w:hAnsi="Times New Roman"/>
+                <w:b/>
+                <w:i w:val="0"/>
+                <w:sz w:val="18"/>
+                <w:vertAlign w:val="superscript"/>
+              </w:rPr>
+              <w:t>2</w:t>
             </w:r>
           </w:p>
         </w:tc>
@@ -12823,7 +13381,17 @@
                 <w:i w:val="0"/>
                 <w:sz w:val="18"/>
               </w:rPr>
-              <w:t>ΔR²</w:t>
+              <w:t>ΔR</w:t>
+            </w:r>
+            <w:r>
+              <w:rPr>
+                <w:rFonts w:ascii="Times New Roman" w:hAnsi="Times New Roman"/>
+                <w:b/>
+                <w:i w:val="0"/>
+                <w:sz w:val="18"/>
+                <w:vertAlign w:val="superscript"/>
+              </w:rPr>
+              <w:t>2</w:t>
             </w:r>
           </w:p>
         </w:tc>
@@ -13271,7 +13839,26 @@
           <w:i w:val="0"/>
           <w:sz w:val="20"/>
         </w:rPr>
-        <w:t>단일 방법의 편향을 줄이기 위해 Ridge 정규화 계수, XGBoost gain, permutation importance의 3개 방법에서 도출한 피처 중요도의 평균 순위를 합의 순위로 산출했다. 22거래일 기간에서는 RogersSatchell_22, LogRV_lag1, Parkinson_5, GarmanKlass_22, Range_Close_Ratio가 상위권을 차지했다.</w:t>
+        <w:t>단일 방법의 편향을 줄이기 위해 Ridge 정규화 계수, XGBoost gain, permutation importance의 3개 방법에서 도출한 피처 중요도의 평균 순위를 합의 순위로 산출했다. 22거래일 기간에서는 RogersSatchell_22, LogRV_lag1, Parkinson</w:t>
+      </w:r>
+      <w:r>
+        <w:rPr>
+          <w:rFonts w:ascii="Times New Roman" w:hAnsi="Times New Roman"/>
+          <w:b w:val="0"/>
+          <w:i w:val="0"/>
+          <w:sz w:val="20"/>
+          <w:vertAlign w:val="subscript"/>
+        </w:rPr>
+        <w:t>5</w:t>
+      </w:r>
+      <w:r>
+        <w:rPr>
+          <w:rFonts w:ascii="Times New Roman" w:hAnsi="Times New Roman"/>
+          <w:b w:val="0"/>
+          <w:i w:val="0"/>
+          <w:sz w:val="20"/>
+        </w:rPr>
+        <w:t>, GarmanKlass_22, Range_Close_Ratio가 상위권을 차지했다.</w:t>
       </w:r>
     </w:p>
     <w:p>
@@ -13317,7 +13904,45 @@
           <w:i w:val="0"/>
           <w:sz w:val="20"/>
         </w:rPr>
-        <w:t>그림 5. 22_d 피처 중요도 합의 순위 Top-10  /  Fig. 5. 22_d Feature Importance Consensus Top-10</w:t>
+        <w:t>그림 5. 22</w:t>
+      </w:r>
+      <w:r>
+        <w:rPr>
+          <w:rFonts w:ascii="Times New Roman" w:hAnsi="Times New Roman"/>
+          <w:b w:val="0"/>
+          <w:i w:val="0"/>
+          <w:sz w:val="20"/>
+          <w:vertAlign w:val="subscript"/>
+        </w:rPr>
+        <w:t>d</w:t>
+      </w:r>
+      <w:r>
+        <w:rPr>
+          <w:rFonts w:ascii="Times New Roman" w:hAnsi="Times New Roman"/>
+          <w:b w:val="0"/>
+          <w:i w:val="0"/>
+          <w:sz w:val="20"/>
+        </w:rPr>
+        <w:t xml:space="preserve"> 피처 중요도 합의 순위 Top-10  /  Fig. 5. 22</w:t>
+      </w:r>
+      <w:r>
+        <w:rPr>
+          <w:rFonts w:ascii="Times New Roman" w:hAnsi="Times New Roman"/>
+          <w:b w:val="0"/>
+          <w:i w:val="0"/>
+          <w:sz w:val="20"/>
+          <w:vertAlign w:val="subscript"/>
+        </w:rPr>
+        <w:t>d</w:t>
+      </w:r>
+      <w:r>
+        <w:rPr>
+          <w:rFonts w:ascii="Times New Roman" w:hAnsi="Times New Roman"/>
+          <w:b w:val="0"/>
+          <w:i w:val="0"/>
+          <w:sz w:val="20"/>
+        </w:rPr>
+        <w:t xml:space="preserve"> Feature Importance Consensus Top-10</w:t>
       </w:r>
     </w:p>
     <w:p>
@@ -14120,7 +14745,26 @@
           <w:i w:val="0"/>
           <w:sz w:val="20"/>
         </w:rPr>
-        <w:t>표 11. 22_d VIX 분위수 구간별 Pooled R</w:t>
+        <w:t>표 11. 22</w:t>
+      </w:r>
+      <w:r>
+        <w:rPr>
+          <w:rFonts w:ascii="Times New Roman" w:hAnsi="Times New Roman"/>
+          <w:b w:val="0"/>
+          <w:i w:val="0"/>
+          <w:sz w:val="20"/>
+          <w:vertAlign w:val="subscript"/>
+        </w:rPr>
+        <w:t>d</w:t>
+      </w:r>
+      <w:r>
+        <w:rPr>
+          <w:rFonts w:ascii="Times New Roman" w:hAnsi="Times New Roman"/>
+          <w:b w:val="0"/>
+          <w:i w:val="0"/>
+          <w:sz w:val="20"/>
+        </w:rPr>
+        <w:t xml:space="preserve"> VIX 분위수 구간별 Pooled R</w:t>
       </w:r>
       <w:r>
         <w:rPr>
@@ -14255,7 +14899,17 @@
                 <w:i w:val="0"/>
                 <w:sz w:val="18"/>
               </w:rPr>
-              <w:t>ΔR²</w:t>
+              <w:t>ΔR</w:t>
+            </w:r>
+            <w:r>
+              <w:rPr>
+                <w:rFonts w:ascii="Times New Roman" w:hAnsi="Times New Roman"/>
+                <w:b/>
+                <w:i w:val="0"/>
+                <w:sz w:val="18"/>
+                <w:vertAlign w:val="superscript"/>
+              </w:rPr>
+              <w:t>2</w:t>
             </w:r>
           </w:p>
         </w:tc>
@@ -14844,8 +15498,18 @@
           <w:b w:val="0"/>
           <w:i w:val="0"/>
           <w:sz w:val="20"/>
-        </w:rPr>
-        <w:t>_t − σ̄</w:t>
+          <w:vertAlign w:val="subscript"/>
+        </w:rPr>
+        <w:t>t</w:t>
+      </w:r>
+      <w:r>
+        <w:rPr>
+          <w:rFonts w:ascii="Times New Roman" w:hAnsi="Times New Roman"/>
+          <w:b w:val="0"/>
+          <w:i w:val="0"/>
+          <w:sz w:val="20"/>
+        </w:rPr>
+        <w:t xml:space="preserve"> − σ̄</w:t>
       </w:r>
       <w:r>
         <w:rPr>
@@ -14896,17 +15560,7 @@
           <w:i w:val="0"/>
           <w:sz w:val="20"/>
         </w:rPr>
-        <w:t>RV</w:t>
-      </w:r>
-      <w:r>
-        <w:rPr>
-          <w:rFonts w:ascii="Times New Roman" w:hAnsi="Times New Roman"/>
-          <w:b w:val="0"/>
-          <w:i w:val="0"/>
-          <w:sz w:val="20"/>
-          <w:vertAlign w:val="superscript"/>
-        </w:rPr>
-        <w:t>hat</w:t>
+        <w:t>RV̂</w:t>
       </w:r>
       <w:r>
         <w:rPr>
@@ -16504,7 +17158,36 @@
           <w:i w:val="0"/>
           <w:sz w:val="20"/>
         </w:rPr>
-        <w:t>본 절에서는 WEns 모형의 예측 RV를 활용하여 분산위험프리미엄(VRP)을 도출하고 그 특성을 탐색적으로 분석한다. 구체적으로 VRP_i,t(h) = IV_t</w:t>
+        <w:t>본 절에서는 WEns 모형의 예측 RV를 활용하여 분산위험프리미엄(VRP)을 도출하고 그 특성을 탐색적으로 분석한다. 구체적으로 VRP</w:t>
+      </w:r>
+      <w:r>
+        <w:rPr>
+          <w:rFonts w:ascii="Times New Roman" w:hAnsi="Times New Roman"/>
+          <w:b w:val="0"/>
+          <w:i w:val="0"/>
+          <w:sz w:val="20"/>
+          <w:vertAlign w:val="subscript"/>
+        </w:rPr>
+        <w:t>i,t</w:t>
+      </w:r>
+      <w:r>
+        <w:rPr>
+          <w:rFonts w:ascii="Times New Roman" w:hAnsi="Times New Roman"/>
+          <w:b w:val="0"/>
+          <w:i w:val="0"/>
+          <w:sz w:val="20"/>
+        </w:rPr>
+        <w:t>(h) = IV</w:t>
+      </w:r>
+      <w:r>
+        <w:rPr>
+          <w:rFonts w:ascii="Times New Roman" w:hAnsi="Times New Roman"/>
+          <w:b w:val="0"/>
+          <w:i w:val="0"/>
+          <w:sz w:val="20"/>
+          <w:vertAlign w:val="subscript"/>
+        </w:rPr>
+        <w:t>t</w:t>
       </w:r>
       <w:r>
         <w:rPr>
@@ -16523,7 +17206,36 @@
           <w:i w:val="0"/>
           <w:sz w:val="20"/>
         </w:rPr>
-        <w:t xml:space="preserve"> − RV_i,t(h)</w:t>
+        <w:t xml:space="preserve"> − RV̂</w:t>
+      </w:r>
+      <w:r>
+        <w:rPr>
+          <w:rFonts w:ascii="Times New Roman" w:hAnsi="Times New Roman"/>
+          <w:b w:val="0"/>
+          <w:i w:val="0"/>
+          <w:sz w:val="20"/>
+          <w:vertAlign w:val="subscript"/>
+        </w:rPr>
+        <w:t>i,t</w:t>
+      </w:r>
+      <w:r>
+        <w:rPr>
+          <w:rFonts w:ascii="Times New Roman" w:hAnsi="Times New Roman"/>
+          <w:b w:val="0"/>
+          <w:i w:val="0"/>
+          <w:sz w:val="20"/>
+        </w:rPr>
+        <w:t>(h)으로 정의하며, 여기서 IV</w:t>
+      </w:r>
+      <w:r>
+        <w:rPr>
+          <w:rFonts w:ascii="Times New Roman" w:hAnsi="Times New Roman"/>
+          <w:b w:val="0"/>
+          <w:i w:val="0"/>
+          <w:sz w:val="20"/>
+          <w:vertAlign w:val="subscript"/>
+        </w:rPr>
+        <w:t>t</w:t>
       </w:r>
       <w:r>
         <w:rPr>
@@ -16533,16 +17245,35 @@
           <w:sz w:val="20"/>
           <w:vertAlign w:val="superscript"/>
         </w:rPr>
-        <w:t>hat으로</w:t>
-      </w:r>
-      <w:r>
-        <w:rPr>
-          <w:rFonts w:ascii="Times New Roman" w:hAnsi="Times New Roman"/>
-          <w:b w:val="0"/>
-          <w:i w:val="0"/>
-          <w:sz w:val="20"/>
-        </w:rPr>
-        <w:t xml:space="preserve"> 정의하며, 여기서 IV_t</w:t>
+        <w:t>2</w:t>
+      </w:r>
+      <w:r>
+        <w:rPr>
+          <w:rFonts w:ascii="Times New Roman" w:hAnsi="Times New Roman"/>
+          <w:b w:val="0"/>
+          <w:i w:val="0"/>
+          <w:sz w:val="20"/>
+        </w:rPr>
+        <w:t xml:space="preserve"> = (VIX</w:t>
+      </w:r>
+      <w:r>
+        <w:rPr>
+          <w:rFonts w:ascii="Times New Roman" w:hAnsi="Times New Roman"/>
+          <w:b w:val="0"/>
+          <w:i w:val="0"/>
+          <w:sz w:val="20"/>
+          <w:vertAlign w:val="subscript"/>
+        </w:rPr>
+        <w:t>t</w:t>
+      </w:r>
+      <w:r>
+        <w:rPr>
+          <w:rFonts w:ascii="Times New Roman" w:hAnsi="Times New Roman"/>
+          <w:b w:val="0"/>
+          <w:i w:val="0"/>
+          <w:sz w:val="20"/>
+        </w:rPr>
+        <w:t xml:space="preserve"> / 100)</w:t>
       </w:r>
       <w:r>
         <w:rPr>
@@ -16561,45 +17292,26 @@
           <w:i w:val="0"/>
           <w:sz w:val="20"/>
         </w:rPr>
-        <w:t xml:space="preserve"> = (VIX_t / 100)</w:t>
-      </w:r>
-      <w:r>
-        <w:rPr>
-          <w:rFonts w:ascii="Times New Roman" w:hAnsi="Times New Roman"/>
-          <w:b w:val="0"/>
-          <w:i w:val="0"/>
-          <w:sz w:val="20"/>
-          <w:vertAlign w:val="superscript"/>
-        </w:rPr>
-        <w:t>2</w:t>
-      </w:r>
-      <w:r>
-        <w:rPr>
-          <w:rFonts w:ascii="Times New Roman" w:hAnsi="Times New Roman"/>
-          <w:b w:val="0"/>
-          <w:i w:val="0"/>
-          <w:sz w:val="20"/>
-        </w:rPr>
-        <w:t>는 예측 시점 t에서 관측 가능한 내재분산 proxy이고, RV_i,t(h)</w:t>
-      </w:r>
-      <w:r>
-        <w:rPr>
-          <w:rFonts w:ascii="Times New Roman" w:hAnsi="Times New Roman"/>
-          <w:b w:val="0"/>
-          <w:i w:val="0"/>
-          <w:sz w:val="20"/>
-          <w:vertAlign w:val="superscript"/>
-        </w:rPr>
-        <w:t>hat은</w:t>
-      </w:r>
-      <w:r>
-        <w:rPr>
-          <w:rFonts w:ascii="Times New Roman" w:hAnsi="Times New Roman"/>
-          <w:b w:val="0"/>
-          <w:i w:val="0"/>
-          <w:sz w:val="20"/>
-        </w:rPr>
-        <w:t xml:space="preserve"> WEns 모형의 예측 RV이다. VRP 분석은 주요 RV 예측 결과에 추가하여 제시하는 탐색적(exploratory) 분석이며, 인과 관계 해석은 이 분석의 범위를 벗어난다.</w:t>
+        <w:t>는 예측 시점 t에서 관측 가능한 내재분산 proxy이고, RV̂</w:t>
+      </w:r>
+      <w:r>
+        <w:rPr>
+          <w:rFonts w:ascii="Times New Roman" w:hAnsi="Times New Roman"/>
+          <w:b w:val="0"/>
+          <w:i w:val="0"/>
+          <w:sz w:val="20"/>
+          <w:vertAlign w:val="subscript"/>
+        </w:rPr>
+        <w:t>i,t</w:t>
+      </w:r>
+      <w:r>
+        <w:rPr>
+          <w:rFonts w:ascii="Times New Roman" w:hAnsi="Times New Roman"/>
+          <w:b w:val="0"/>
+          <w:i w:val="0"/>
+          <w:sz w:val="20"/>
+        </w:rPr>
+        <w:t>(h)은 WEns 모형의 예측 RV이다. VRP 분석은 주요 RV 예측 결과에 추가하여 제시하는 탐색적(exploratory) 분석이며, 인과 관계 해석은 이 분석의 범위를 벗어난다.</w:t>
       </w:r>
     </w:p>
     <w:p>
@@ -17105,7 +17817,26 @@
           <w:i w:val="0"/>
           <w:sz w:val="20"/>
         </w:rPr>
-        <w:t>(비고: VRP = (VIX_t/100)</w:t>
+        <w:t>(비고: VRP = (VIX</w:t>
+      </w:r>
+      <w:r>
+        <w:rPr>
+          <w:rFonts w:ascii="Times New Roman" w:hAnsi="Times New Roman"/>
+          <w:b w:val="0"/>
+          <w:i w:val="0"/>
+          <w:sz w:val="20"/>
+          <w:vertAlign w:val="subscript"/>
+        </w:rPr>
+        <w:t>t</w:t>
+      </w:r>
+      <w:r>
+        <w:rPr>
+          <w:rFonts w:ascii="Times New Roman" w:hAnsi="Times New Roman"/>
+          <w:b w:val="0"/>
+          <w:i w:val="0"/>
+          <w:sz w:val="20"/>
+        </w:rPr>
+        <w:t>/100)</w:t>
       </w:r>
       <w:r>
         <w:rPr>
@@ -17124,26 +17855,26 @@
           <w:i w:val="0"/>
           <w:sz w:val="20"/>
         </w:rPr>
-        <w:t xml:space="preserve"> − RV_i,t(22d)</w:t>
-      </w:r>
-      <w:r>
-        <w:rPr>
-          <w:rFonts w:ascii="Times New Roman" w:hAnsi="Times New Roman"/>
-          <w:b w:val="0"/>
-          <w:i w:val="0"/>
-          <w:sz w:val="20"/>
-          <w:vertAlign w:val="superscript"/>
-        </w:rPr>
-        <w:t>hat</w:t>
-      </w:r>
-      <w:r>
-        <w:rPr>
-          <w:rFonts w:ascii="Times New Roman" w:hAnsi="Times New Roman"/>
-          <w:b w:val="0"/>
-          <w:i w:val="0"/>
-          <w:sz w:val="20"/>
-        </w:rPr>
-        <w:t>. 테스트 기간 2021-12-03~2024-11-27. Equity·Bond·Commodity 각 자산군 내 전체 관측치 풀링. Bond VRP 양수 비율이 높은 것은 VIX(주식 기반 IV proxy)가 채권 변동성을 과대추정하는 만기 불일치 효과를 반영한다.)</w:t>
+        <w:t xml:space="preserve"> − RV̂</w:t>
+      </w:r>
+      <w:r>
+        <w:rPr>
+          <w:rFonts w:ascii="Times New Roman" w:hAnsi="Times New Roman"/>
+          <w:b w:val="0"/>
+          <w:i w:val="0"/>
+          <w:sz w:val="20"/>
+          <w:vertAlign w:val="subscript"/>
+        </w:rPr>
+        <w:t>i,t</w:t>
+      </w:r>
+      <w:r>
+        <w:rPr>
+          <w:rFonts w:ascii="Times New Roman" w:hAnsi="Times New Roman"/>
+          <w:b w:val="0"/>
+          <w:i w:val="0"/>
+          <w:sz w:val="20"/>
+        </w:rPr>
+        <w:t>(22d). 테스트 기간 2021-12-03~2024-11-27. Equity·Bond·Commodity 각 자산군 내 전체 관측치 풀링. Bond VRP 양수 비율이 높은 것은 VIX(주식 기반 IV proxy)가 채권 변동성을 과대추정하는 만기 불일치 효과를 반영한다.)</w:t>
       </w:r>
     </w:p>
     <w:p>
@@ -21466,7 +22197,26 @@
                 <w:i w:val="0"/>
                 <w:sz w:val="18"/>
               </w:rPr>
-              <w:t>VRP proxy: (VIX/100)^2 - RV_SPY</w:t>
+              <w:t>VRP proxy: (VIX/100)</w:t>
+            </w:r>
+            <w:r>
+              <w:rPr>
+                <w:rFonts w:ascii="Times New Roman" w:hAnsi="Times New Roman"/>
+                <w:b w:val="0"/>
+                <w:i w:val="0"/>
+                <w:sz w:val="18"/>
+                <w:vertAlign w:val="superscript"/>
+              </w:rPr>
+              <w:t>2</w:t>
+            </w:r>
+            <w:r>
+              <w:rPr>
+                <w:rFonts w:ascii="Times New Roman" w:hAnsi="Times New Roman"/>
+                <w:b w:val="0"/>
+                <w:i w:val="0"/>
+                <w:sz w:val="18"/>
+              </w:rPr>
+              <w:t xml:space="preserve"> - RV_SPY</w:t>
             </w:r>
           </w:p>
         </w:tc>
@@ -31065,7 +31815,7 @@
           <w:i w:val="0"/>
           <w:sz w:val="20"/>
         </w:rPr>
-        <w:t>출력: 테스트 구간 예측값 y_hat</w:t>
+        <w:t>출력: 테스트 구간 예측값 y</w:t>
       </w:r>
     </w:p>
     <w:p>

--- a/master_paper/0421_thesis.docx
+++ b/master_paper/0421_thesis.docx
@@ -1976,7 +1976,7 @@
           <w:i w:val="0"/>
           <w:sz w:val="21"/>
         </w:rPr>
-        <w:t>4. 시장 레짐별 예측 성능</w:t>
+        <w:t>4. 시장 기간별 예측 성능</w:t>
       </w:r>
       <w:r>
         <w:rPr>
@@ -2003,7 +2003,7 @@
           <w:i w:val="0"/>
           <w:sz w:val="21"/>
         </w:rPr>
-        <w:t>1) VIX 분위수 기반 레짐 정의</w:t>
+        <w:t>1) VIX 분위수 기반 기간 정의</w:t>
       </w:r>
       <w:r>
         <w:rPr>
@@ -2030,7 +2030,7 @@
           <w:i w:val="0"/>
           <w:sz w:val="21"/>
         </w:rPr>
-        <w:t>2) 레짐별 WEns vs HAR-3 성능 비교</w:t>
+        <w:t>2) 기간별 WEns vs HAR-3 성능 비교</w:t>
       </w:r>
       <w:r>
         <w:rPr>
@@ -14619,7 +14619,7 @@
           <w:i w:val="0"/>
           <w:sz w:val="24"/>
         </w:rPr>
-        <w:t>4. 시장 레짐별 예측 성능</w:t>
+        <w:t>4. 시장 기간별 예측 성능</w:t>
       </w:r>
     </w:p>
     <w:p>
@@ -14634,7 +14634,7 @@
           <w:i w:val="0"/>
           <w:sz w:val="22"/>
         </w:rPr>
-        <w:t>1) VIX 분위수 기반 레짐 정의</w:t>
+        <w:t>1) VIX 분위수 기반 기간 정의</w:t>
       </w:r>
     </w:p>
     <w:p>
@@ -14695,7 +14695,7 @@
           <w:i w:val="0"/>
           <w:sz w:val="22"/>
         </w:rPr>
-        <w:t>2) 레짐별 WEns vs HAR-3 성능 비교</w:t>
+        <w:t>2) 기간별 WEns vs HAR-3 성능 비교</w:t>
       </w:r>
     </w:p>
     <w:p>
@@ -17158,7 +17158,7 @@
           <w:i w:val="0"/>
           <w:sz w:val="20"/>
         </w:rPr>
-        <w:t>본 절에서는 WEns 모형의 예측 RV를 활용하여 분산위험프리미엄(VRP)을 도출하고 그 특성을 탐색적으로 분석한다. 구체적으로 VRP</w:t>
+        <w:t>본 절에서는 WEns의 예측 RV를 활용하여 분산위험프리미엄(VRP)을 도출하고 그 특성을 탐색적으로 분석한다. 구체적으로 VRP</w:t>
       </w:r>
       <w:r>
         <w:rPr>
@@ -17311,7 +17311,7 @@
           <w:i w:val="0"/>
           <w:sz w:val="20"/>
         </w:rPr>
-        <w:t>(h)은 WEns 모형의 예측 RV이다. VRP 분석은 주요 RV 예측 결과에 추가하여 제시하는 탐색적(exploratory) 분석이며, 인과 관계 해석은 이 분석의 범위를 벗어난다.</w:t>
+        <w:t>(h)은 WEns의 예측 RV이다. VRP 분석은 주요 RV 예측 결과에 추가하여 제시하는 탐색적(exploratory) 분석이며, 인과 관계 해석은 이 분석의 범위를 벗어난다.</w:t>
       </w:r>
     </w:p>
     <w:p>
@@ -18055,7 +18055,7 @@
           <w:i w:val="0"/>
           <w:sz w:val="20"/>
         </w:rPr>
-        <w:t>경제적 가치의 정량적 평가는 본 연구의 범위를 벗어나며, 향후 연구에서 다음과 같은 방향으로 확장할 수 있다. 첫째, 각 모형의 예측 RV를 사용한 변동성 타깃팅 전략의 샤프 비율과 최대 낙폭을 비교한다. 둘째, variance swap payoff 근사를 기반으로 VRP를 포착하는 전략의 수익성을 평가한다. 셋째, 예측 기간별로 전략 성과의 차이를 분석하여 어떤 horizon에서 예측 정확도 개선이 경제적 가치와 가장 강하게 연결되는지를 파악한다.</w:t>
+        <w:t>경제적 가치의 정량적 평가는 본 연구의 범위를 벗어나며, 향후 연구에서 다음과 같은 방향으로 확장할 수 있다. 첫째, 각 모형의 예측 RV를 사용한 변동성 타깃팅 전략의 샤프 비율과 최대 낙폭을 비교한다. 둘째, variance swap payoff 근사를 기반으로 VRP를 포착하는 전략의 수익성을 평가한다. 셋째, 예측 기간별로 전략 성과의 차이를 분석하여 어떤 예측 기간에서 예측 정확도 개선이 경제적 가치와 가장 강하게 연결되는지를 파악한다.</w:t>
       </w:r>
     </w:p>
     <w:p>
@@ -18437,7 +18437,64 @@
           <w:i w:val="0"/>
           <w:sz w:val="20"/>
         </w:rPr>
-        <w:t>는 시계열 변동성 타이밍 예측력이 아닌 자산군 간 횡단면 수준 차이의 설명력에 주로 비롯된다. 이는 장기 예측의 실용적 활용 범위를 제약하는 구조적 한계이다. 여섯째, 전통적 변동성 모형 비교 대상을 GARCH(1,1)에 제한하여 비대칭 효과를 반영하는 GJR-GARCH, EGARCH 등의 변형 모형을 포함하지 않았다. 이들 모형은 금융 변동성의 레버리지 효과를 포착할 수 있어 향후 비교 대상으로 추가할 필요가 있다. 일곱째, 확률적 초기화가 있는 모형(XGBoost, Random Forest, LightGBM, BiLSTM-A, MLP)에 대해 단일 랜덤 시드(seed=42)만을 사용했다. 복수 시드 실험을 통한 성능 분산 분석이 이루어지지 않아, 특히 BiLSTM-A와 MLP의 최하위 성능이 특정 초기화에 의한 결과인지 일반적 경향인지를 확인하기 어렵다는 한계가 있다.</w:t>
+        <w:t>는 시계열 변동성 타이밍 예측력이 아닌 자산군 간 횡단면 수준 차이의 설명력에 주로 비롯된다. 이는 장기 예측의 실용적 활용 범위를 제약하는 구조적 한계이다. 여섯째, 전통적 변동성 모형 비교 대상을 GARCH(1,1)에 제한하여 비대칭 효과를 반영하는 GJR-GARCH, EGARCH 등의 변형 모형을 포함하지 않았다. 이들 모형은 금융 변동성의 레버리지 효과를 포착할 수 있어 향후 비교 대상으로 추가할 필요가 있다. 일곱째, 확률적 초기화가 있는 모형(XGBoost, Random Forest, LightGBM, BiLSTM-A, MLP)에 대해 단일 랜덤 시드(seed=42)만을 사용했다. 이를 보완하기 위해 5개 시드(0, 1, 2, 3, 42)를 사용한 추가 실험을 수행한 결과, 트리 계열 모형은 시드에 매우 안정적이었다(XGBoost std=0.0009, RF std=0.0005, LightGBM std=0.0010). MLP는 Pooled R</w:t>
+      </w:r>
+      <w:r>
+        <w:rPr>
+          <w:rFonts w:ascii="Times New Roman" w:hAnsi="Times New Roman"/>
+          <w:b w:val="0"/>
+          <w:i w:val="0"/>
+          <w:sz w:val="20"/>
+          <w:vertAlign w:val="superscript"/>
+        </w:rPr>
+        <w:t>2</w:t>
+      </w:r>
+      <w:r>
+        <w:rPr>
+          <w:rFonts w:ascii="Times New Roman" w:hAnsi="Times New Roman"/>
+          <w:b w:val="0"/>
+          <w:i w:val="0"/>
+          <w:sz w:val="20"/>
+        </w:rPr>
+        <w:t xml:space="preserve"> 범위 0.530~0.584(std=0.024)로 시드에 따라 변동이 있으나, 최선 시드에서도 트리 모형(0.75 수준) 대비 열위가 유지되어 최하위 결론은 시드에 강건하다. BiLSTM-A 또한 별도 5-시드 실험에서 Pooled R</w:t>
+      </w:r>
+      <w:r>
+        <w:rPr>
+          <w:rFonts w:ascii="Times New Roman" w:hAnsi="Times New Roman"/>
+          <w:b w:val="0"/>
+          <w:i w:val="0"/>
+          <w:sz w:val="20"/>
+          <w:vertAlign w:val="superscript"/>
+        </w:rPr>
+        <w:t>2</w:t>
+      </w:r>
+      <w:r>
+        <w:rPr>
+          <w:rFonts w:ascii="Times New Roman" w:hAnsi="Times New Roman"/>
+          <w:b w:val="0"/>
+          <w:i w:val="0"/>
+          <w:sz w:val="20"/>
+        </w:rPr>
+        <w:t xml:space="preserve"> 0.514~0.575 범위를 보이며, 신경망 모형이 트리 계열 대비 일관되게 열위임을 확인했다. 여덟째, 신경망 모형(MLP, BiLSTM-A)의 하이퍼파라미터 탐색 범위가 트리·선형 모형 대비 제한적이었다. MLP의 경우 원본 탐색(6개 조합)에서 Pooled R</w:t>
+      </w:r>
+      <w:r>
+        <w:rPr>
+          <w:rFonts w:ascii="Times New Roman" w:hAnsi="Times New Roman"/>
+          <w:b w:val="0"/>
+          <w:i w:val="0"/>
+          <w:sz w:val="20"/>
+          <w:vertAlign w:val="superscript"/>
+        </w:rPr>
+        <w:t>2</w:t>
+      </w:r>
+      <w:r>
+        <w:rPr>
+          <w:rFonts w:ascii="Times New Roman" w:hAnsi="Times New Roman"/>
+          <w:b w:val="0"/>
+          <w:i w:val="0"/>
+          <w:sz w:val="20"/>
+        </w:rPr>
+        <w:t xml:space="preserve"> 0.549를 기록했으나, 탐색 공간을 24개 조합으로 확장하고 max_iter를 1000으로 늘렸을 때 0.625로 0.075p 향상됐다. 이는 탐색 범위 제약이 신경망 성능을 일부 제한했음을 의미한다. 그러나 확장 탐색 후에도 MLP(0.625)는 Ridge(0.797)·트리 모형(0.75 수준) 대비 열위로, 최하위 결론 자체는 유지된다.</w:t>
       </w:r>
     </w:p>
     <w:p>
@@ -18540,7 +18597,7 @@
           <w:i w:val="0"/>
           <w:sz w:val="20"/>
         </w:rPr>
-        <w:t>, 7(2): 174-196.</w:t>
+        <w:t>, 7(2): 174–196.</w:t>
       </w:r>
     </w:p>
     <w:p>
@@ -18565,7 +18622,7 @@
           <w:i w:val="0"/>
           <w:sz w:val="20"/>
         </w:rPr>
-        <w:t xml:space="preserve">Gu, S., Kelly, B. and Xiu, D. 2020. </w:t>
+        <w:t xml:space="preserve">Gu, S., Kelly, B., Xiu, D. 2020. </w:t>
       </w:r>
       <w:r>
         <w:rPr>
@@ -18583,16 +18640,16 @@
           <w:i/>
           <w:sz w:val="20"/>
         </w:rPr>
-        <w:t>The Review of Financial Studies</w:t>
-      </w:r>
-      <w:r>
-        <w:rPr>
-          <w:rFonts w:ascii="Times New Roman" w:hAnsi="Times New Roman"/>
-          <w:b w:val="0"/>
-          <w:i w:val="0"/>
-          <w:sz w:val="20"/>
-        </w:rPr>
-        <w:t>, 33(5): 2223-2273.</w:t>
+        <w:t>Review of Financial Studies</w:t>
+      </w:r>
+      <w:r>
+        <w:rPr>
+          <w:rFonts w:ascii="Times New Roman" w:hAnsi="Times New Roman"/>
+          <w:b w:val="0"/>
+          <w:i w:val="0"/>
+          <w:sz w:val="20"/>
+        </w:rPr>
+        <w:t>, 33(5): 2223–2273.</w:t>
       </w:r>
     </w:p>
     <w:p>
@@ -18617,16 +18674,16 @@
           <w:i w:val="0"/>
           <w:sz w:val="20"/>
         </w:rPr>
-        <w:t xml:space="preserve">Audrino, F. and Knaus, S. 2016. </w:t>
-      </w:r>
-      <w:r>
-        <w:rPr>
-          <w:rFonts w:ascii="Times New Roman" w:hAnsi="Times New Roman"/>
-          <w:b w:val="0"/>
-          <w:i w:val="0"/>
-          <w:sz w:val="20"/>
-        </w:rPr>
-        <w:t xml:space="preserve">Lassoing the HAR model: a model selection perspective on realized volatility dynamics. </w:t>
+        <w:t xml:space="preserve">Audrino, F., Knaus, S. D. 2016. </w:t>
+      </w:r>
+      <w:r>
+        <w:rPr>
+          <w:rFonts w:ascii="Times New Roman" w:hAnsi="Times New Roman"/>
+          <w:b w:val="0"/>
+          <w:i w:val="0"/>
+          <w:sz w:val="20"/>
+        </w:rPr>
+        <w:t xml:space="preserve">Lassoing the HAR model: A model selection perspective on realized volatility dynamics. </w:t>
       </w:r>
       <w:r>
         <w:rPr>
@@ -18635,16 +18692,16 @@
           <w:i/>
           <w:sz w:val="20"/>
         </w:rPr>
-        <w:t>Journal of Financial Econometrics</w:t>
-      </w:r>
-      <w:r>
-        <w:rPr>
-          <w:rFonts w:ascii="Times New Roman" w:hAnsi="Times New Roman"/>
-          <w:b w:val="0"/>
-          <w:i w:val="0"/>
-          <w:sz w:val="20"/>
-        </w:rPr>
-        <w:t>, 14(2): 392-427.</w:t>
+        <w:t>Econometric Reviews</w:t>
+      </w:r>
+      <w:r>
+        <w:rPr>
+          <w:rFonts w:ascii="Times New Roman" w:hAnsi="Times New Roman"/>
+          <w:b w:val="0"/>
+          <w:i w:val="0"/>
+          <w:sz w:val="20"/>
+        </w:rPr>
+        <w:t>, 35(8–10): 1485–1521.</w:t>
       </w:r>
     </w:p>
     <w:p>
@@ -18669,7 +18726,7 @@
           <w:i w:val="0"/>
           <w:sz w:val="20"/>
         </w:rPr>
-        <w:t xml:space="preserve">Christensen, K., Siggaard, M. and Veliyev, B. 2024. </w:t>
+        <w:t xml:space="preserve">Christensen, K., Siggaard, M., Veliyev, B. 2024. </w:t>
       </w:r>
       <w:r>
         <w:rPr>
@@ -18696,7 +18753,7 @@
           <w:i w:val="0"/>
           <w:sz w:val="20"/>
         </w:rPr>
-        <w:t>, 22(1): 1-35.</w:t>
+        <w:t>, 22(2): 492–531.</w:t>
       </w:r>
     </w:p>
     <w:p>
@@ -18721,16 +18778,16 @@
           <w:i w:val="0"/>
           <w:sz w:val="20"/>
         </w:rPr>
-        <w:t xml:space="preserve">Carr, P. and Wu, L. 2009. </w:t>
-      </w:r>
-      <w:r>
-        <w:rPr>
-          <w:rFonts w:ascii="Times New Roman" w:hAnsi="Times New Roman"/>
-          <w:b w:val="0"/>
-          <w:i w:val="0"/>
-          <w:sz w:val="20"/>
-        </w:rPr>
-        <w:t xml:space="preserve">Variance risk premia. </w:t>
+        <w:t xml:space="preserve">Carr, P., Wu, L. 2009. </w:t>
+      </w:r>
+      <w:r>
+        <w:rPr>
+          <w:rFonts w:ascii="Times New Roman" w:hAnsi="Times New Roman"/>
+          <w:b w:val="0"/>
+          <w:i w:val="0"/>
+          <w:sz w:val="20"/>
+        </w:rPr>
+        <w:t xml:space="preserve">Variance risk premiums. </w:t>
       </w:r>
       <w:r>
         <w:rPr>
@@ -18739,16 +18796,16 @@
           <w:i/>
           <w:sz w:val="20"/>
         </w:rPr>
-        <w:t>The Review of Financial Studies</w:t>
-      </w:r>
-      <w:r>
-        <w:rPr>
-          <w:rFonts w:ascii="Times New Roman" w:hAnsi="Times New Roman"/>
-          <w:b w:val="0"/>
-          <w:i w:val="0"/>
-          <w:sz w:val="20"/>
-        </w:rPr>
-        <w:t>, 22(3): 1311-1341.</w:t>
+        <w:t>Review of Financial Studies</w:t>
+      </w:r>
+      <w:r>
+        <w:rPr>
+          <w:rFonts w:ascii="Times New Roman" w:hAnsi="Times New Roman"/>
+          <w:b w:val="0"/>
+          <w:i w:val="0"/>
+          <w:sz w:val="20"/>
+        </w:rPr>
+        <w:t>, 22(3): 1311–1341.</w:t>
       </w:r>
     </w:p>
     <w:p>
@@ -18773,7 +18830,7 @@
           <w:i w:val="0"/>
           <w:sz w:val="20"/>
         </w:rPr>
-        <w:t xml:space="preserve">Bollerslev, T., Tauchen, G. and Zhou, H. 2009. </w:t>
+        <w:t xml:space="preserve">Bollerslev, T., Tauchen, G., Zhou, H. 2009. </w:t>
       </w:r>
       <w:r>
         <w:rPr>
@@ -18791,16 +18848,16 @@
           <w:i/>
           <w:sz w:val="20"/>
         </w:rPr>
-        <w:t>The Review of Financial Studies</w:t>
-      </w:r>
-      <w:r>
-        <w:rPr>
-          <w:rFonts w:ascii="Times New Roman" w:hAnsi="Times New Roman"/>
-          <w:b w:val="0"/>
-          <w:i w:val="0"/>
-          <w:sz w:val="20"/>
-        </w:rPr>
-        <w:t>, 22(11): 4463-4492.</w:t>
+        <w:t>Review of Financial Studies</w:t>
+      </w:r>
+      <w:r>
+        <w:rPr>
+          <w:rFonts w:ascii="Times New Roman" w:hAnsi="Times New Roman"/>
+          <w:b w:val="0"/>
+          <w:i w:val="0"/>
+          <w:sz w:val="20"/>
+        </w:rPr>
+        <w:t>, 22(11): 4463–4492.</w:t>
       </w:r>
     </w:p>
     <w:p>
@@ -18852,7 +18909,7 @@
           <w:i w:val="0"/>
           <w:sz w:val="20"/>
         </w:rPr>
-        <w:t>, 50(4): 987-1007.</w:t>
+        <w:t>, 50(4): 987–1007.</w:t>
       </w:r>
     </w:p>
     <w:p>
@@ -18904,7 +18961,7 @@
           <w:i w:val="0"/>
           <w:sz w:val="20"/>
         </w:rPr>
-        <w:t>, 31(3): 307-327.</w:t>
+        <w:t>, 31(3): 307–327.</w:t>
       </w:r>
     </w:p>
     <w:p>
@@ -18929,7 +18986,7 @@
           <w:i w:val="0"/>
           <w:sz w:val="20"/>
         </w:rPr>
-        <w:t xml:space="preserve">Andersen, T. G., Bollerslev, T., Diebold, F. X. and Labys, P. 2003. </w:t>
+        <w:t xml:space="preserve">Andersen, T. G., Bollerslev, T., Diebold, F. X., Labys, P. 2003. </w:t>
       </w:r>
       <w:r>
         <w:rPr>
@@ -18956,7 +19013,7 @@
           <w:i w:val="0"/>
           <w:sz w:val="20"/>
         </w:rPr>
-        <w:t>, 71(2): 579-625.</w:t>
+        <w:t>, 71(2): 579–625.</w:t>
       </w:r>
     </w:p>
     <w:p>
@@ -18981,7 +19038,7 @@
           <w:i w:val="0"/>
           <w:sz w:val="20"/>
         </w:rPr>
-        <w:t xml:space="preserve">Bekaert, G. and Hoerova, M. 2014. </w:t>
+        <w:t xml:space="preserve">Bekaert, G., Hoerova, M. 2014. </w:t>
       </w:r>
       <w:r>
         <w:rPr>
@@ -18999,16 +19056,16 @@
           <w:i/>
           <w:sz w:val="20"/>
         </w:rPr>
-        <w:t>ECB Working Paper</w:t>
-      </w:r>
-      <w:r>
-        <w:rPr>
-          <w:rFonts w:ascii="Times New Roman" w:hAnsi="Times New Roman"/>
-          <w:b w:val="0"/>
-          <w:i w:val="0"/>
-          <w:sz w:val="20"/>
-        </w:rPr>
-        <w:t>, No. 1675.</w:t>
+        <w:t>Journal of Econometrics</w:t>
+      </w:r>
+      <w:r>
+        <w:rPr>
+          <w:rFonts w:ascii="Times New Roman" w:hAnsi="Times New Roman"/>
+          <w:b w:val="0"/>
+          <w:i w:val="0"/>
+          <w:sz w:val="20"/>
+        </w:rPr>
+        <w:t>, 183(2): 181–192.</w:t>
       </w:r>
     </w:p>
     <w:p>
@@ -19033,7 +19090,7 @@
           <w:i w:val="0"/>
           <w:sz w:val="20"/>
         </w:rPr>
-        <w:t xml:space="preserve">Drechsler, I. and Yaron, A. 2011. </w:t>
+        <w:t xml:space="preserve">Drechsler, I., Yaron, A. 2011. </w:t>
       </w:r>
       <w:r>
         <w:rPr>
@@ -19051,16 +19108,16 @@
           <w:i/>
           <w:sz w:val="20"/>
         </w:rPr>
-        <w:t>The Review of Financial Studies</w:t>
-      </w:r>
-      <w:r>
-        <w:rPr>
-          <w:rFonts w:ascii="Times New Roman" w:hAnsi="Times New Roman"/>
-          <w:b w:val="0"/>
-          <w:i w:val="0"/>
-          <w:sz w:val="20"/>
-        </w:rPr>
-        <w:t>, 24(1): 1-45.</w:t>
+        <w:t>Review of Financial Studies</w:t>
+      </w:r>
+      <w:r>
+        <w:rPr>
+          <w:rFonts w:ascii="Times New Roman" w:hAnsi="Times New Roman"/>
+          <w:b w:val="0"/>
+          <w:i w:val="0"/>
+          <w:sz w:val="20"/>
+        </w:rPr>
+        <w:t>, 24(1): 1–45.</w:t>
       </w:r>
     </w:p>
     <w:p>
@@ -19085,16 +19142,16 @@
           <w:i w:val="0"/>
           <w:sz w:val="20"/>
         </w:rPr>
-        <w:t xml:space="preserve">Zhang, B., Chen, Y. and Lu, Y. 2021. </w:t>
-      </w:r>
-      <w:r>
-        <w:rPr>
-          <w:rFonts w:ascii="Times New Roman" w:hAnsi="Times New Roman"/>
-          <w:b w:val="0"/>
-          <w:i w:val="0"/>
-          <w:sz w:val="20"/>
-        </w:rPr>
-        <w:t xml:space="preserve">Nonparametric estimation of variance risk premiums. </w:t>
+        <w:t xml:space="preserve">Zhang, S., Chen, S. X., Lu, L. 2021. </w:t>
+      </w:r>
+      <w:r>
+        <w:rPr>
+          <w:rFonts w:ascii="Times New Roman" w:hAnsi="Times New Roman"/>
+          <w:b w:val="0"/>
+          <w:i w:val="0"/>
+          <w:sz w:val="20"/>
+        </w:rPr>
+        <w:t xml:space="preserve">Inference for variance risk premium. </w:t>
       </w:r>
       <w:r>
         <w:rPr>
@@ -19103,16 +19160,16 @@
           <w:i/>
           <w:sz w:val="20"/>
         </w:rPr>
-        <w:t>Journal of Financial Economics</w:t>
-      </w:r>
-      <w:r>
-        <w:rPr>
-          <w:rFonts w:ascii="Times New Roman" w:hAnsi="Times New Roman"/>
-          <w:b w:val="0"/>
-          <w:i w:val="0"/>
-          <w:sz w:val="20"/>
-        </w:rPr>
-        <w:t>, 142(1): 312-328.</w:t>
+        <w:t>China Finance Review International</w:t>
+      </w:r>
+      <w:r>
+        <w:rPr>
+          <w:rFonts w:ascii="Times New Roman" w:hAnsi="Times New Roman"/>
+          <w:b w:val="0"/>
+          <w:i w:val="0"/>
+          <w:sz w:val="20"/>
+        </w:rPr>
+        <w:t>, 11(1): 26–49.</w:t>
       </w:r>
     </w:p>
     <w:p>
@@ -19137,7 +19194,7 @@
           <w:i w:val="0"/>
           <w:sz w:val="20"/>
         </w:rPr>
-        <w:t xml:space="preserve">Carr, P., Wu, L. and Zhang, Z. 2019. </w:t>
+        <w:t xml:space="preserve">Carr, P., Wu, L., Zhang, Z. 2020. </w:t>
       </w:r>
       <w:r>
         <w:rPr>
@@ -19155,7 +19212,16 @@
           <w:i/>
           <w:sz w:val="20"/>
         </w:rPr>
-        <w:t>arXiv preprint.</w:t>
+        <w:t>Journal of Investment Management</w:t>
+      </w:r>
+      <w:r>
+        <w:rPr>
+          <w:rFonts w:ascii="Times New Roman" w:hAnsi="Times New Roman"/>
+          <w:b w:val="0"/>
+          <w:i w:val="0"/>
+          <w:sz w:val="20"/>
+        </w:rPr>
+        <w:t>, 18(2): 1–16.</w:t>
       </w:r>
     </w:p>
     <w:p>
@@ -19180,16 +19246,16 @@
           <w:i w:val="0"/>
           <w:sz w:val="20"/>
         </w:rPr>
-        <w:t xml:space="preserve">Hattori, M., Shim, I. and Sugihara, Y. 2018. </w:t>
-      </w:r>
-      <w:r>
-        <w:rPr>
-          <w:rFonts w:ascii="Times New Roman" w:hAnsi="Times New Roman"/>
-          <w:b w:val="0"/>
-          <w:i w:val="0"/>
-          <w:sz w:val="20"/>
-        </w:rPr>
-        <w:t xml:space="preserve">The US variance risk premium and cross-market spillovers. </w:t>
+        <w:t xml:space="preserve">Hattori, M., Shim, I., Sugihara, Y. 2018. </w:t>
+      </w:r>
+      <w:r>
+        <w:rPr>
+          <w:rFonts w:ascii="Times New Roman" w:hAnsi="Times New Roman"/>
+          <w:b w:val="0"/>
+          <w:i w:val="0"/>
+          <w:sz w:val="20"/>
+        </w:rPr>
+        <w:t xml:space="preserve">Cross-stock market spillovers through variance risk premiums and equity flows. </w:t>
       </w:r>
       <w:r>
         <w:rPr>
@@ -19198,16 +19264,16 @@
           <w:i/>
           <w:sz w:val="20"/>
         </w:rPr>
-        <w:t>BIS Working Paper</w:t>
-      </w:r>
-      <w:r>
-        <w:rPr>
-          <w:rFonts w:ascii="Times New Roman" w:hAnsi="Times New Roman"/>
-          <w:b w:val="0"/>
-          <w:i w:val="0"/>
-          <w:sz w:val="20"/>
-        </w:rPr>
-        <w:t>, No. 713.</w:t>
+        <w:t>BIS Working Papers</w:t>
+      </w:r>
+      <w:r>
+        <w:rPr>
+          <w:rFonts w:ascii="Times New Roman" w:hAnsi="Times New Roman"/>
+          <w:b w:val="0"/>
+          <w:i w:val="0"/>
+          <w:sz w:val="20"/>
+        </w:rPr>
+        <w:t>, No. 702.</w:t>
       </w:r>
     </w:p>
     <w:p>
@@ -19232,16 +19298,16 @@
           <w:i w:val="0"/>
           <w:sz w:val="20"/>
         </w:rPr>
-        <w:t xml:space="preserve">Ornelas, J. R. et al. 2018. </w:t>
-      </w:r>
-      <w:r>
-        <w:rPr>
-          <w:rFonts w:ascii="Times New Roman" w:hAnsi="Times New Roman"/>
-          <w:b w:val="0"/>
-          <w:i w:val="0"/>
-          <w:sz w:val="20"/>
-        </w:rPr>
-        <w:t xml:space="preserve">Volatility risk premia and future commodity returns. </w:t>
+        <w:t xml:space="preserve">Ornelas, J. R. H., Mauad, R. B. 2017. </w:t>
+      </w:r>
+      <w:r>
+        <w:rPr>
+          <w:rFonts w:ascii="Times New Roman" w:hAnsi="Times New Roman"/>
+          <w:b w:val="0"/>
+          <w:i w:val="0"/>
+          <w:sz w:val="20"/>
+        </w:rPr>
+        <w:t xml:space="preserve">Volatility risk premia and future commodities returns. </w:t>
       </w:r>
       <w:r>
         <w:rPr>
@@ -19250,7 +19316,7 @@
           <w:i/>
           <w:sz w:val="20"/>
         </w:rPr>
-        <w:t>BIS Working Paper</w:t>
+        <w:t>BIS Working Papers</w:t>
       </w:r>
       <w:r>
         <w:rPr>
@@ -19284,16 +19350,16 @@
           <w:i w:val="0"/>
           <w:sz w:val="20"/>
         </w:rPr>
-        <w:t xml:space="preserve">Dierckx, T., Davis, M. and Schoutens, W. 2022. </w:t>
-      </w:r>
-      <w:r>
-        <w:rPr>
-          <w:rFonts w:ascii="Times New Roman" w:hAnsi="Times New Roman"/>
-          <w:b w:val="0"/>
-          <w:i w:val="0"/>
-          <w:sz w:val="20"/>
-        </w:rPr>
-        <w:t xml:space="preserve">Machine learning for the FX variance risk premium. </w:t>
+        <w:t xml:space="preserve">Dierckx, T., Davis, J., Schoutens, W. 2022. </w:t>
+      </w:r>
+      <w:r>
+        <w:rPr>
+          <w:rFonts w:ascii="Times New Roman" w:hAnsi="Times New Roman"/>
+          <w:b w:val="0"/>
+          <w:i w:val="0"/>
+          <w:sz w:val="20"/>
+        </w:rPr>
+        <w:t xml:space="preserve">Trading the FX volatility risk premium with machine learning and alternative data. </w:t>
       </w:r>
       <w:r>
         <w:rPr>
@@ -19302,16 +19368,16 @@
           <w:i/>
           <w:sz w:val="20"/>
         </w:rPr>
-        <w:t>Quantitative Finance</w:t>
-      </w:r>
-      <w:r>
-        <w:rPr>
-          <w:rFonts w:ascii="Times New Roman" w:hAnsi="Times New Roman"/>
-          <w:b w:val="0"/>
-          <w:i w:val="0"/>
-          <w:sz w:val="20"/>
-        </w:rPr>
-        <w:t>, 22(1): 129-143.</w:t>
+        <w:t>Journal of Finance and Data Science. doi:</w:t>
+      </w:r>
+      <w:r>
+        <w:rPr>
+          <w:rFonts w:ascii="Times New Roman" w:hAnsi="Times New Roman"/>
+          <w:b w:val="0"/>
+          <w:i w:val="0"/>
+          <w:sz w:val="20"/>
+        </w:rPr>
+        <w:t>10.1016/j.jfds.2022.07.001.</w:t>
       </w:r>
     </w:p>
     <w:p>
@@ -19336,7 +19402,7 @@
           <w:i w:val="0"/>
           <w:sz w:val="20"/>
         </w:rPr>
-        <w:t xml:space="preserve">Heston, S. and Todorov, V. 2024. </w:t>
+        <w:t xml:space="preserve">Heston, S. L., Todorov, V. 2024. </w:t>
       </w:r>
       <w:r>
         <w:rPr>
@@ -19354,7 +19420,7 @@
           <w:i/>
           <w:sz w:val="20"/>
         </w:rPr>
-        <w:t>AEA Conference Paper.</w:t>
+        <w:t>AEA Annual Meeting.</w:t>
       </w:r>
     </w:p>
     <w:p>
@@ -19422,7 +19488,7 @@
           <w:i w:val="0"/>
           <w:sz w:val="20"/>
         </w:rPr>
-        <w:t xml:space="preserve">Diebold, F. X. and Mariano, R. S. 1995. </w:t>
+        <w:t xml:space="preserve">Diebold, F. X., Mariano, R. S. 1995. </w:t>
       </w:r>
       <w:r>
         <w:rPr>
@@ -19440,16 +19506,16 @@
           <w:i/>
           <w:sz w:val="20"/>
         </w:rPr>
-        <w:t>Journal of Business &amp; Economic Statistics</w:t>
-      </w:r>
-      <w:r>
-        <w:rPr>
-          <w:rFonts w:ascii="Times New Roman" w:hAnsi="Times New Roman"/>
-          <w:b w:val="0"/>
-          <w:i w:val="0"/>
-          <w:sz w:val="20"/>
-        </w:rPr>
-        <w:t>, 13(3): 253-263.</w:t>
+        <w:t>Journal of Business and Economic Statistics</w:t>
+      </w:r>
+      <w:r>
+        <w:rPr>
+          <w:rFonts w:ascii="Times New Roman" w:hAnsi="Times New Roman"/>
+          <w:b w:val="0"/>
+          <w:i w:val="0"/>
+          <w:sz w:val="20"/>
+        </w:rPr>
+        <w:t>, 13(3): 253–263.</w:t>
       </w:r>
     </w:p>
     <w:p>
@@ -19474,7 +19540,7 @@
           <w:i w:val="0"/>
           <w:sz w:val="20"/>
         </w:rPr>
-        <w:t xml:space="preserve">Newey, W. K. and West, K. D. 1987. </w:t>
+        <w:t xml:space="preserve">Newey, W. K., West, K. D. 1987. </w:t>
       </w:r>
       <w:r>
         <w:rPr>
@@ -19501,7 +19567,7 @@
           <w:i w:val="0"/>
           <w:sz w:val="20"/>
         </w:rPr>
-        <w:t>, 55(3): 703-708.</w:t>
+        <w:t>, 55(3): 703–708.</w:t>
       </w:r>
     </w:p>
     <w:p>
@@ -19544,16 +19610,16 @@
           <w:i/>
           <w:sz w:val="20"/>
         </w:rPr>
-        <w:t>The Annals of Statistics</w:t>
-      </w:r>
-      <w:r>
-        <w:rPr>
-          <w:rFonts w:ascii="Times New Roman" w:hAnsi="Times New Roman"/>
-          <w:b w:val="0"/>
-          <w:i w:val="0"/>
-          <w:sz w:val="20"/>
-        </w:rPr>
-        <w:t>, 17(3): 1217-1241.</w:t>
+        <w:t>Annals of Statistics</w:t>
+      </w:r>
+      <w:r>
+        <w:rPr>
+          <w:rFonts w:ascii="Times New Roman" w:hAnsi="Times New Roman"/>
+          <w:b w:val="0"/>
+          <w:i w:val="0"/>
+          <w:sz w:val="20"/>
+        </w:rPr>
+        <w:t>, 17(3): 1217–1241.</w:t>
       </w:r>
     </w:p>
     <w:p>
@@ -19578,7 +19644,7 @@
           <w:i w:val="0"/>
           <w:sz w:val="20"/>
         </w:rPr>
-        <w:t xml:space="preserve">Harvey, D. I., Leybourne, S. J. and Newbold, P. 1997. </w:t>
+        <w:t xml:space="preserve">Harvey, D. I., Leybourne, S. J., Newbold, P. 1997. </w:t>
       </w:r>
       <w:r>
         <w:rPr>
@@ -19605,7 +19671,7 @@
           <w:i w:val="0"/>
           <w:sz w:val="20"/>
         </w:rPr>
-        <w:t>, 13(2): 281-291.</w:t>
+        <w:t>, 13(2): 281–291.</w:t>
       </w:r>
     </w:p>
     <w:p>
@@ -19630,7 +19696,7 @@
           <w:i w:val="0"/>
           <w:sz w:val="20"/>
         </w:rPr>
-        <w:t xml:space="preserve">Bates, J. M. and Granger, C. W. J. 1969. </w:t>
+        <w:t xml:space="preserve">Bates, J. M., Granger, C. W. J. 1969. </w:t>
       </w:r>
       <w:r>
         <w:rPr>
@@ -19657,7 +19723,7 @@
           <w:i w:val="0"/>
           <w:sz w:val="20"/>
         </w:rPr>
-        <w:t>, 20(4): 451-468.</w:t>
+        <w:t>, 20(4): 451–468.</w:t>
       </w:r>
     </w:p>
     <w:p>

--- a/master_paper/0421_thesis.docx
+++ b/master_paper/0421_thesis.docx
@@ -5682,7 +5682,7 @@
           <w:rFonts w:ascii="Times New Roman" w:hAnsi="Times New Roman"/>
           <w:b w:val="0"/>
           <w:i w:val="0"/>
-          <w:sz w:val="18"/>
+          <w:sz w:val="22"/>
         </w:rPr>
         <w:t>데이터는 Yahoo Finance API를 통해 수집했다. OHLCV는 각 거래일 t에 대해 시가(Open), 고가(High), 저가(Low), 종가(Close), 거래량(Volume)의 5개 변수를 포함한다. 종가는 로그수익률과 HAR 기반 RV 계산에 사용되며, 시가·고가·저가·종가 정보는 range 기반 변동성 추정량 계산에 활용된다. VIX 기간구조 지표로는 VIX(30일 만기), VIX3M(3개월), VIX9D(9일)를 사용한다.</w:t>
       </w:r>
@@ -5697,7 +5697,7 @@
           <w:rFonts w:ascii="Times New Roman" w:hAnsi="Times New Roman"/>
           <w:b w:val="0"/>
           <w:i w:val="0"/>
-          <w:sz w:val="18"/>
+          <w:sz w:val="22"/>
         </w:rPr>
         <w:t>예측 기간 집합 h ∈ {1, 5, 22, 60, 90, 120, 180, 252}는 각각 일간·주간·월간·분기·반기·연간 수준을 포괄하도록 설계하여 단기부터 장기까지의 예측 구조 변화를 체계적으로 비교할 수 있다. 분석에 사용된 코드 및 데이터는 저자에게 요청 시 제공한다.</w:t>
       </w:r>
@@ -5712,7 +5712,7 @@
           <w:rFonts w:ascii="Times New Roman" w:hAnsi="Times New Roman"/>
           <w:b w:val="0"/>
           <w:i w:val="0"/>
-          <w:sz w:val="18"/>
+          <w:sz w:val="22"/>
         </w:rPr>
         <w:t>표본 기간(2010~2024) 내 11개 ETF의 일별 로그수익률 및 연율화 실현분산(22d 기준)의 기초 통계량은 부록 E에 정리했다. 11개 ETF 중 주식 자산군(Equity)은 상대적으로 높은 변동성 수준과 VIX 민감도를 보이며, 채권(Bond) 자산군은 낮은 변동성과 안정적인 수익률 구조를 나타낸다. 원자재(Commodity) 자산군은 자산별 이질성이 크며, 특히 USO(원유 ETF)는 에너지 시장 특성상 변동성이 높다. 자산군별 예측 성능 차이의 구체적인 양상은 Ⅳ장 2절에서 자산별 R2 비교를 통해 제시한다.</w:t>
       </w:r>
@@ -5948,7 +5948,7 @@
           <w:rFonts w:ascii="Times New Roman" w:hAnsi="Times New Roman"/>
           <w:b w:val="0"/>
           <w:i w:val="0"/>
-          <w:sz w:val="18"/>
+          <w:sz w:val="22"/>
         </w:rPr>
         <w:t>피처는 (i) HAR 기반 과거 시차 변수, (ii) 일별 가격 range 기반 변동성 추정량(HF Proxy), (iii) IV 기간구조 및 VRP 통계(IV Surface), (iv) 거래량 기반 대안 데이터로 구성된 다중 그룹을 사용하며, 총 35개 피처를 활용한다. 각 그룹의 피처 수는 HAR 기반 12개 + HF Proxy 7개 + IV Surface 10개 + Alternative 6개로 구성된다.</w:t>
       </w:r>
@@ -5963,7 +5963,7 @@
           <w:rFonts w:ascii="Times New Roman" w:hAnsi="Times New Roman"/>
           <w:b w:val="0"/>
           <w:i w:val="0"/>
-          <w:sz w:val="18"/>
+          <w:sz w:val="22"/>
         </w:rPr>
         <w:t>HAR 기반 피처는 1·5·10·22거래일 지연 로그 RV, 변동성의 변동성(Vol-of-Vol), 변동성 모멘텀 등으로 구성된다. HF Proxy 피처는 Parkinson, Garman-Klass, Rogers-Satchell 등 range 기반 변동성 추정량으로, 고빈도 데이터의 정보를 일별 가격 범위로 근사한다. IV Surface 피처는 VIX 수준·변화율·기간구조 기울기, VIX3M, VIX9D, 과거 VRP 이동평균 등으로 구성된다. Alternative 피처는 Amihud 비유동성, 거래량 비율, 가격-거래량 상관, Kyle Lambda 등 시장 미시구조 기반 변수를 포함한다. 전체 피처 목록 및 정의는 부록 A에 수록했다.</w:t>
       </w:r>
@@ -5978,7 +5978,7 @@
           <w:rFonts w:ascii="Times New Roman" w:hAnsi="Times New Roman"/>
           <w:b w:val="0"/>
           <w:i w:val="0"/>
-          <w:sz w:val="18"/>
+          <w:sz w:val="22"/>
         </w:rPr>
         <w:t>IV Surface 그룹에는 IV_VRP와 IV_VRP_ma22가 포함되는데, 이는 과거 시점에서 관측된 VRP(IV - 과거RV)로서 미래 RV와 독립적이다. 구체적으로 IV_VRP = (VIXt/100)2 − RVSPY,[t-22,t-1]로 정의되며, 여기서 RVSPY,[t-22,t-1]는 t-1까지의 직전 22거래일 SPY 실현분산이다. 이 변수는 예측 대상인 전방 RV와 시점이 겹치지 않아 타깃 누출(target leakage)이 발생하지 않는다. 초기 설계에서는 GARCH(1,1) 기반 피처 2개를 포함한 37개 피처를 검토하였으나, GARCH 피처가 Ridge의 내부 검증 기반 정규화 강도 선택을 왜곡하여 22거래일 Pooled R2를 약 0.006 하락시키는 것이 확인되어 최종 피처세트에서 제외했다.</w:t>
       </w:r>
@@ -5993,7 +5993,7 @@
           <w:rFonts w:ascii="Times New Roman" w:hAnsi="Times New Roman"/>
           <w:b w:val="0"/>
           <w:i w:val="0"/>
-          <w:sz w:val="18"/>
+          <w:sz w:val="22"/>
         </w:rPr>
         <w:t>피처 간 스케일 차이를 줄이기 위해 Z-score 표준화(평균 0, 표준편차 1)를 적용했으며, 스케일링 파라미터(평균·표준편차)는 학습 구간에서만 추정하고 이를 테스트 구간에 적용함으로써 정보 누출이 발생하지 않도록 했다. 데이터 전처리 및 피처 생성의 전체 의사코드는 부록 D를 참조한다.</w:t>
       </w:r>
@@ -6320,7 +6320,7 @@
           <w:rFonts w:ascii="Times New Roman" w:hAnsi="Times New Roman"/>
           <w:b w:val="0"/>
           <w:i w:val="0"/>
-          <w:sz w:val="18"/>
+          <w:sz w:val="22"/>
         </w:rPr>
         <w:t>전체 모형별 하이퍼파라미터 탐색 범위 상세는 부록 B를 참조한다.</w:t>
       </w:r>
@@ -6335,7 +6335,7 @@
           <w:rFonts w:ascii="Times New Roman" w:hAnsi="Times New Roman"/>
           <w:b w:val="0"/>
           <w:i w:val="0"/>
-          <w:sz w:val="18"/>
+          <w:sz w:val="22"/>
         </w:rPr>
         <w:t>모든 모형의 최종 하이퍼파라미터는 내부 검증셋 R2 최대화를 기준으로 선정하며, 자산군별로 독립적으로 탐색한다. 무작위성이 존재하는 모델(MLP, BiLSTM-A, Random Forest, XGBoost, LightGBM)은 단일 시드(seed = 42)를 고정하여 재현 가능성을 확보했다.</w:t>
       </w:r>
@@ -6573,7 +6573,7 @@
           <w:rFonts w:ascii="Times New Roman" w:hAnsi="Times New Roman"/>
           <w:b w:val="0"/>
           <w:i w:val="0"/>
-          <w:sz w:val="18"/>
+          <w:sz w:val="22"/>
         </w:rPr>
         <w:t>22거래일 기준으로 Pooled R2는 0.8041인 반면 R2_Within은 0.3831로, 두 지표의 차이가 0.421이다. 이 차이는 장기로 갈수록 확대되어 252d에서는 1.574에 이른다. 1~22거래일 구간에서는 R2_Within이 0.034~0.383 범위의 양수로 시계열 예측력이 존재하나, 60거래일 이상에서는 R2_Within이 0.166 이하로 하락하고 90d부터 음수로 전환된다.</w:t>
       </w:r>
@@ -6588,7 +6588,7 @@
           <w:rFonts w:ascii="Times New Roman" w:hAnsi="Times New Roman"/>
           <w:b w:val="0"/>
           <w:i w:val="0"/>
-          <w:sz w:val="18"/>
+          <w:sz w:val="22"/>
         </w:rPr>
         <w:t>R2_Within이 음수라는 것은 모형의 예측값이 각 자산별 표본 평균보다 시계열 방향 예측 정확도가 낮음을 의미한다. 즉, 90거래일 이상의 장기 구간에서 WEns를 포함한 모든 모형은 시계열 변동성 타이밍 예측 면에서는 사실상 한계에 이르며, 높은 Pooled R2는 주로 '어느 자산이 평균적으로 더 변동성이 높은가'를 반영하는 횡단면 수준 차이의 설명력에서 비롯된다. 따라서 장기 예측 결과는 개별 자산의 시계열 변동성 타이밍 예측력이 아닌, 자산군 간 평균 변동성 수준 차이의 예측 가능성으로 해석해야 하며, Pooled R2를 해석할 때는 이 분해를 반드시 함께 고려해야 한다.</w:t>
       </w:r>
@@ -6603,7 +6603,7 @@
           <w:rFonts w:ascii="Times New Roman" w:hAnsi="Times New Roman"/>
           <w:b w:val="0"/>
           <w:i w:val="0"/>
-          <w:sz w:val="18"/>
+          <w:sz w:val="22"/>
         </w:rPr>
         <w:t>그림 4는 예측 기간별 WEns의 Pooled R2와 R2_Within을 함께 나타낸 것으로, 장기 기간으로 갈수록 두 지표의 괴리가 확대되는 양상을 보여준다.</w:t>
       </w:r>
@@ -6618,7 +6618,7 @@
           <w:rFonts w:ascii="Times New Roman" w:hAnsi="Times New Roman"/>
           <w:b w:val="0"/>
           <w:i w:val="0"/>
-          <w:sz w:val="18"/>
+          <w:sz w:val="22"/>
         </w:rPr>
         <w:t>[이미지 삽입 위치]</w:t>
       </w:r>
@@ -6710,7 +6710,7 @@
           <w:rFonts w:ascii="Times New Roman" w:hAnsi="Times New Roman"/>
           <w:b w:val="0"/>
           <w:i w:val="0"/>
-          <w:sz w:val="18"/>
+          <w:sz w:val="22"/>
         </w:rPr>
         <w:t>한편 Median R2 기준으로는 ElasticNet이 0.2619, Ridge가 0.2583으로 WEns의 0.2457보다 소폭 높게 나타났다. 즉, WEns는 Pooled R2 기준 최상위이나 Median R2 기준으로는 ElasticNet·Ridge에 미치지 못한다. 따라서 RQ2의 "WEns가 개별 모형 대비 통계적으로 유의한 성능 우위를 가지는가"에 대한 답은 지표에 따라 구분해야 한다. 전통적 벤치마크(HAR-3, NaiveRV, GARCH) 대비로는 Pooled R2 및 DM 검정 모두에서 명확한 우위가 확인된다. 반면 동일 피처·동일 검증 절차로 학습된 정규화 선형 모델(ElasticNet, Ridge) 대비로는 Pooled R2 기준 소폭 우위(+0.0018~+0.0035p)가 통계적으로 유의하지만, Median R2 기준에서는 ElasticNet과 Ridge가 소폭 앞서 단일 지표로 최고 모델을 결론 내리기 어렵다. 본 연구는 Pooled R2를 주 지표로 설정하였으므로 WEns를 최고 성능 모델로 보고하되, Median R2 관점의 한계를 함께 명시한다. WEns와 Ridge의 Pooled R2 차이는 0.0015p로 수치상 작으나, DM 검정(+5.395, p&lt;0.001)에서 통계적으로 유의하며, 고변동성 구간(VIX 상위 10%)에서 WEns의 개선폭이 +0.163으로 확대되어 위기 국면에서의 실용적 우위를 일부 뒷받침한다.</w:t>
       </w:r>
@@ -6771,7 +6771,7 @@
           <w:rFonts w:ascii="Times New Roman" w:hAnsi="Times New Roman"/>
           <w:b w:val="0"/>
           <w:i w:val="0"/>
-          <w:sz w:val="18"/>
+          <w:sz w:val="22"/>
         </w:rPr>
         <w:t>90일 이상 기간에서 중위 R2가 음수로 전환되는 현상은 자산군 간 이질성에서 비롯된다. 채권(TLT 0.123, IEF 0.152, AGG 0.159)과 SLV(0.003)의 22d R2가 주식(SPY 0.569, QQQ 0.454) 대비 현저히 낮아, 단일 풀링 모델의 중위 R2를 음수 방향으로 끌어내린다. 이는 채권 자산군의 변동성 구조가 주식과 다른 체제를 따르며, VIX 기반 IV proxy가 채권 자산의 변동성 기대를 충분히 포착하지 못하는 한계를 반영한다.</w:t>
       </w:r>
@@ -6832,7 +6832,7 @@
           <w:rFonts w:ascii="Times New Roman" w:hAnsi="Times New Roman"/>
           <w:b w:val="0"/>
           <w:i w:val="0"/>
-          <w:sz w:val="18"/>
+          <w:sz w:val="22"/>
         </w:rPr>
         <w:t>HAR 기본 3개 피처의 Pooled R2가 0.757인 상태에서 출발하여(Ridge 기준; OLS 기반 HAR-3 벤치마크는 표 6의 0.7659 참조), HAR+Range의 8피처 조합이 0.790으로 상승하고, 35개 전체 피처를 사용한 Full 모델이 0.8026에 이르렀다. Range 5피처만으로도 0.775에 달해 단기 변동성 패턴 포착에 효과적임을 보였으며, IV Surface 10피처 단독으로는 0.210에 그쳐 과거 RV 정보 없이는 예측력이 현저히 제한됨을 확인했다.</w:t>
       </w:r>
@@ -6847,7 +6847,7 @@
           <w:rFonts w:ascii="Times New Roman" w:hAnsi="Times New Roman"/>
           <w:b w:val="0"/>
           <w:i w:val="0"/>
-          <w:sz w:val="18"/>
+          <w:sz w:val="22"/>
         </w:rPr>
         <w:t>WEns 기반 그룹 제거 실험 결과는 표 9에 제시한다.</w:t>
       </w:r>
@@ -6877,7 +6877,7 @@
           <w:rFonts w:ascii="Times New Roman" w:hAnsi="Times New Roman"/>
           <w:b w:val="0"/>
           <w:i w:val="0"/>
-          <w:sz w:val="18"/>
+          <w:sz w:val="22"/>
         </w:rPr>
         <w:t>WEns 기준으로, Pooled R2가 0.8036인 상태에서 IV Surface 변수군의 증분 기여도는 +0.0164로 가장 컸고, HF Proxy는 +0.0153, Alternative Data는 +0.0016이었다. (주: 표 9의 Full R2 0.8036은 그룹 제거 실험에서 재학습된 WEns의 값으로, 표 6의 전체 비교 기준 0.8041과 미세하게 다를 수 있다.) IV Surface(ΔR2=+0.0164)가 HF Proxy(+0.0153)보다 0.0011 큰 기여를 보였다. 이는 자산의 과거 실현 변동성 정보와 옵션시장이 반영하는 미래 기대 정보가 서로 다른 경로로 예측력에 기여할 수 있음을 보여준다. 한편 Alternative 피처군(ΔR2=+0.0016)은 증분 기여도가 거의 0에 가까워, Amihud 비유동성·Kyle Lambda 등 시장 미시구조 변수가 RV 예측에서는 독립적인 정보를 제공하지 못함을 보여준다. 이는 해당 변수들의 정보가 이미 HAR 기반 또는 HF Proxy 피처에 상당 부분 반영되어 있거나, 일별 데이터 기반 근사 계산의 한계로 신호 품질이 낮기 때문으로 해석된다.</w:t>
       </w:r>
@@ -6892,7 +6892,7 @@
           <w:rFonts w:ascii="Times New Roman" w:hAnsi="Times New Roman"/>
           <w:b w:val="0"/>
           <w:i w:val="0"/>
-          <w:sz w:val="18"/>
+          <w:sz w:val="22"/>
         </w:rPr>
         <w:t>단일 방법의 편향을 줄이기 위해 Ridge 정규화 계수, XGBoost gain, permutation importance의 3개 방법에서 도출한 피처 중요도의 평균 순위를 합의 순위로 산출했다. 22거래일 기간에서는 RogersSatchell_22, LogRV_lag1, Parkinson5, GarmanKlass_22, Range_Close_Ratio가 상위권을 차지했다.</w:t>
       </w:r>
@@ -6907,7 +6907,7 @@
           <w:rFonts w:ascii="Times New Roman" w:hAnsi="Times New Roman"/>
           <w:b w:val="0"/>
           <w:i w:val="0"/>
-          <w:sz w:val="18"/>
+          <w:sz w:val="22"/>
         </w:rPr>
         <w:t>그림 5는 22거래일 기간의 피처 중요도 합의 순위 상위 10개를 나타낸 것으로, HF Proxy 계열 피처가 상위권에 집중됨을 확인할 수 있다.</w:t>
       </w:r>
@@ -6922,7 +6922,7 @@
           <w:rFonts w:ascii="Times New Roman" w:hAnsi="Times New Roman"/>
           <w:b w:val="0"/>
           <w:i w:val="0"/>
-          <w:sz w:val="18"/>
+          <w:sz w:val="22"/>
         </w:rPr>
         <w:t>[이미지 삽입 위치]</w:t>
       </w:r>
@@ -7014,7 +7014,7 @@
           <w:rFonts w:ascii="Times New Roman" w:hAnsi="Times New Roman"/>
           <w:b w:val="0"/>
           <w:i w:val="0"/>
-          <w:sz w:val="18"/>
+          <w:sz w:val="22"/>
         </w:rPr>
         <w:t>모든 예측 기간에서 p값이 0.001 미만으로 나타나, 서로 다른 구조의 모델들이 중요하게 보는 변수 순위가 통계적으로 유의하게 일치함을 확인했다. 22일 기간에서 W=0.822로 가장 높은 합의도를 보였으며, 이는 중기 예측 구간에서 모델 구조와 무관하게 공통적으로 유효한 정보 변수가 존재함을 보여준다. 기간별 피처 중요도 합의 순위 상세는 부록 C-1을 참조한다.</w:t>
       </w:r>
@@ -7137,7 +7137,7 @@
           <w:rFonts w:ascii="Times New Roman" w:hAnsi="Times New Roman"/>
           <w:b w:val="0"/>
           <w:i w:val="0"/>
-          <w:sz w:val="18"/>
+          <w:sz w:val="22"/>
         </w:rPr>
         <w:t>VIX 하위 50% 구간에서는 R2가 0.739에서 0.781로, VIX 50~90% 구간에서는 0.698에서 0.722로 상승했다. 반면 VIX 상위 10% 구간에서는 0.602에서 0.765로 개선 폭이 가장 크게 나타났다. VIX 상위 10% 구간에서 WEns의 개선폭(+0.163)은 하위 50% 구간(+0.042)과 50~90% 구간(+0.024)보다 각각 3.9배, 6.8배 크다. 기간별 피처 중요도를 비교하면 핵심 변수군이 예측 기간에 따라 이동하는 패턴을 보였으며, 60일 이상의 중장기 구간에서 IV_VRP_ma22의 중요성이 상승하여 장기 예측에서 옵션시장 내재 정보의 역할이 커짐을 확인했다.</w:t>
       </w:r>
@@ -7294,7 +7294,7 @@
           <w:rFonts w:ascii="Times New Roman" w:hAnsi="Times New Roman"/>
           <w:b w:val="0"/>
           <w:i w:val="0"/>
-          <w:sz w:val="18"/>
+          <w:sz w:val="22"/>
         </w:rPr>
         <w:t>LASSO(35피처)는 8개 기간 전체에서 LASSO-HAR(3피처)를 넘어서며, 성능 격차는 +0.001(1d)에서 +0.137(120d) 범위에 분포한다. 22d 기준 격차는 +0.068이며, 90d 이상 장기 구간에서 격차가 0.056~0.137로 확대된다.</w:t>
       </w:r>
@@ -7309,7 +7309,7 @@
           <w:rFonts w:ascii="Times New Roman" w:hAnsi="Times New Roman"/>
           <w:b w:val="0"/>
           <w:i w:val="0"/>
-          <w:sz w:val="18"/>
+          <w:sz w:val="22"/>
         </w:rPr>
         <w:t>WEns 앙상블에 대해 수행한 다중 분할 안정성, alpha 민감도, 5-fold 시계열 교차검증, 데이터 누출 테스트, permutation importance, DM 검정 결과는 전반적으로 일관된 패턴을 보였다. 본 절의 강건성 실험은 각 변경 사항을 개별적으로 적용하고 나머지 설정은 메인 실험과 동일하게 유지하는 방식으로 수행했다. 강건성 실험에서 공통으로 사용된 기준값 0.782는 표 6의 22d 단일 기간 결과(0.8041)와 다르다. 이 값은 각 강건성 조건(GVZ/OVX 교체, 전방 채움 제거 등) 하에서 메인 실험과 동일한 학습-테스트 분할 및 하이퍼파라미터로 WEns를 재학습하였을 때의 기준 Pooled R2이며, 실험 간 비교 가능성을 위해 공통 기준으로 설정했다. 각 강건성 실험의 해석은 절대값이 아닌 기준값 대비 변화량(Δ)에 초점을 맞춘다. Commodity IV 대체(GVZ/OVX) 실험에서는 VIX를 GLD에는 GVZ, USO에는 OVX로 교체하였을 때 통합 Pooled R2가 0.782에서 0.774로 0.008p 하락했다. 잔차 진단에서 비정규성, 자기상관, ARCH 효과가 관찰되었으나, HAC 기반 검정과 블록 부트스트랩을 통해 통계적 비교의 왜곡 가능성을 완화했다. 전방 채움 제거 실험에서는 통합 Pooled R2가 0.782에서 0.795로, 중위 R2가 0.123에서 0.182로 소폭 상승하여, 결측 처리 방식이 성능을 보수적 방향으로 작용하였음을 확인했다.</w:t>
       </w:r>
@@ -7324,7 +7324,7 @@
           <w:rFonts w:ascii="Times New Roman" w:hAnsi="Times New Roman"/>
           <w:b w:val="0"/>
           <w:i w:val="0"/>
-          <w:sz w:val="18"/>
+          <w:sz w:val="22"/>
         </w:rPr>
         <w:t>VIX 만기 불일치 관련하여, 본 연구는 30일 만기 옵션을 기반으로 산출된 VIX를 모든 예측 기간에 동일하게 적용하였으므로, h가 30일을 초과하는 경우 IV의 만기와 예측 기간 사이에 불일치가 존재한다. 각 기간에 적합한 만기의 IV를 활용하는 방향은 향후 연구 과제로 남긴다.</w:t>
       </w:r>
@@ -7401,7 +7401,7 @@
           <w:rFonts w:ascii="Times New Roman" w:hAnsi="Times New Roman"/>
           <w:b w:val="0"/>
           <w:i w:val="0"/>
-          <w:sz w:val="18"/>
+          <w:sz w:val="22"/>
         </w:rPr>
         <w:t>(비고: VRP = (VIXt/100)2 − RV̂i,t(22d). 테스트 기간 2021-12-03~2024-11-27. Equity·Bond·Commodity 각 자산군 내 전체 관측치 풀링. Bond VRP 양수 비율이 높은 것은 VIX(주식 기반 IV proxy)가 채권 변동성을 과대추정하는 만기 불일치 효과를 반영한다.)</w:t>
       </w:r>
@@ -7416,7 +7416,7 @@
           <w:rFonts w:ascii="Times New Roman" w:hAnsi="Times New Roman"/>
           <w:b w:val="0"/>
           <w:i w:val="0"/>
-          <w:sz w:val="18"/>
+          <w:sz w:val="22"/>
         </w:rPr>
         <w:t>1~22거래일 단기 구간에서 VRP의 평균은 주식 자산군을 중심으로 양수를 유지하는데, 이는 시장 참여자들이 단기 변동성 위험에 대해 프리미엄을 지불한다는 기존 문헌56의 결과와 방향이 일치한다. 반면 60거래일 이상의 장기 구간에서는 VIX가 30일 만기를 기준으로 산출된 값임을 감안할 때 만기 불일치로 인해 VRP의 해석에 주의가 필요하다. 자산별로는 원자재 자산군의 VRP 양수 비율이 31.5%로 가장 낮게 나타나고, 주식 ETF(SPY, QQQ)에서는 71.5%로 상대적으로 높다. 채권의 92.7%는 순수한 위험 프리미엄보다는 주식 기반 VIX가 채권 변동성을 과대추정하는 방법론적 효과를 반영한다(표 13 비고 참조).</w:t>
       </w:r>
@@ -7431,7 +7431,7 @@
           <w:rFonts w:ascii="Times New Roman" w:hAnsi="Times New Roman"/>
           <w:b w:val="0"/>
           <w:i w:val="0"/>
-          <w:sz w:val="18"/>
+          <w:sz w:val="22"/>
         </w:rPr>
         <w:t>자산군별 VRP 수준에는 이질성이 관찰된다. 주식 자산군(Equity)에서는 VIX가 S&amp;P 500 옵션 기반으로 산출되므로 주식 자산의 IV와 내부적 일관성이 높고, VRP가 변동성 위험 프리미엄을 보다 직접적으로 반영한다. 반면 채권(Bond) 및 원자재(Commodity) 자산에서는 VIX2를 공통 IV proxy로 적용하므로, 해당 자산군의 실제 내재변동성과 VIX 사이의 괴리가 VRP 측정에 영향을 미칠 수 있다. 이는 자산군별 전용 변동성 지수(예: GVZ, OVX)를 활용하는 방향이 보다 정밀한 VRP 측정에 유리함을 보여주며, 이 점은 5절 3)항의 강건성 실험에서도 확인되었다.</w:t>
       </w:r>
@@ -8929,7 +8929,7 @@
           <w:rFonts w:ascii="Times New Roman" w:hAnsi="Times New Roman"/>
           <w:b w:val="0"/>
           <w:i w:val="0"/>
-          <w:sz w:val="18"/>
+          <w:sz w:val="22"/>
         </w:rPr>
         <w:t>(비고 1: Group 열의 "Cross"는 HAR 기반 그룹 내 크로스-자산 피처(#9, #12)를 구분하기 위한 서브레이블이며, 본문의 4개 그룹 분류(HAR 기반·HF Proxy·IV Surface·Alternative)에서는 HAR 기반에 포함된다. HAR 기반 피처 총 12개 = HAR 10개 + Cross 2개.)</w:t>
       </w:r>
@@ -8944,7 +8944,7 @@
           <w:rFonts w:ascii="Times New Roman" w:hAnsi="Times New Roman"/>
           <w:b w:val="0"/>
           <w:i w:val="0"/>
-          <w:sz w:val="18"/>
+          <w:sz w:val="22"/>
         </w:rPr>
         <w:t>(비고 2: 초기 설계에 포함되었던 GARCH_Daily, GARCH_Weekly 2개 피처는 Ridge 내부 검증 왜곡 문제로 최종 피처세트에서 제외하였다.)</w:t>
       </w:r>
@@ -8989,7 +8989,7 @@
           <w:rFonts w:ascii="Times New Roman" w:hAnsi="Times New Roman"/>
           <w:b w:val="0"/>
           <w:i w:val="0"/>
-          <w:sz w:val="18"/>
+          <w:sz w:val="22"/>
         </w:rPr>
         <w:t>부록 C. 추가 성능표 (기간별 피처 중요도 합의, DM 검정 결과)</w:t>
       </w:r>
@@ -9034,7 +9034,7 @@
           <w:rFonts w:ascii="Times New Roman" w:hAnsi="Times New Roman"/>
           <w:b w:val="0"/>
           <w:i w:val="0"/>
-          <w:sz w:val="18"/>
+          <w:sz w:val="22"/>
         </w:rPr>
         <w:t>부록 D. 데이터 전처리 및 학습 알고리즘 의사코드</w:t>
       </w:r>
@@ -9049,7 +9049,7 @@
           <w:rFonts w:ascii="Times New Roman" w:hAnsi="Times New Roman"/>
           <w:b w:val="0"/>
           <w:i w:val="0"/>
-          <w:sz w:val="18"/>
+          <w:sz w:val="22"/>
         </w:rPr>
         <w:t>알고리즘 D-1. 데이터 전처리 및 피처 생성</w:t>
       </w:r>
@@ -9064,7 +9064,7 @@
           <w:rFonts w:ascii="Times New Roman" w:hAnsi="Times New Roman"/>
           <w:b w:val="0"/>
           <w:i w:val="0"/>
-          <w:sz w:val="18"/>
+          <w:sz w:val="22"/>
         </w:rPr>
         <w:t>입력: OHLCV 일별 데이터 (11 ETFs, 2010-2024), VIX/VIX3M/VIX9D</w:t>
       </w:r>
@@ -9079,7 +9079,7 @@
           <w:rFonts w:ascii="Times New Roman" w:hAnsi="Times New Roman"/>
           <w:b w:val="0"/>
           <w:i w:val="0"/>
-          <w:sz w:val="18"/>
+          <w:sz w:val="22"/>
         </w:rPr>
         <w:t>출력: 피처 행렬 X, 타깃 벡터 y (자산 × 날짜 패널)</w:t>
       </w:r>
@@ -9709,7 +9709,7 @@
           <w:rFonts w:ascii="Times New Roman" w:hAnsi="Times New Roman"/>
           <w:b w:val="0"/>
           <w:i w:val="0"/>
-          <w:sz w:val="18"/>
+          <w:sz w:val="22"/>
         </w:rPr>
         <w:t>(비고: RV(ann) = (252/h) × Σr2t+k, h=22. Mean Ret은 일별 로그수익률 평균, Std Ret은 표준편차 (모두 % 단위).)</w:t>
       </w:r>
